--- a/改稿规格_2026-10-24.docx
+++ b/改稿规格_2026-10-24.docx
@@ -23,10 +23,7 @@
         <w:t xml:space="preserve">来源</w:t>
       </w:r>
       <w:r>
-        <w:t xml:space="preserve">：外部评审（GPT6astra）对四篇初稿的《大修》审稿意见全文 ⇒</w:t>
-      </w:r>
-      <w:r>
-        <w:t xml:space="preserve"> </w:t>
+        <w:t xml:space="preserve">：外部评审（GPT6astra）对四篇初稿的《大修》审稿意见全文，</w:t>
       </w:r>
       <w:r>
         <w:rPr>
@@ -126,13 +123,13 @@
         </w:pict>
       </w:r>
     </w:p>
-    <w:bookmarkStart w:id="21" w:name="全局硬纪律所有-producer-必须先读六条"/>
+    <w:bookmarkStart w:id="21" w:name="全局硬要求所有-producer-必须先读六条"/>
     <w:p>
       <w:pPr>
         <w:pStyle w:val="Heading2"/>
       </w:pPr>
       <w:r>
-        <w:t xml:space="preserve">★ 0 · 全局硬纪律（所有 producer 必须先读，六条）</w:t>
+        <w:t xml:space="preserve">0 · 全局硬要求（所有 producer 必须先读，六条）</w:t>
       </w:r>
     </w:p>
     <w:tbl>
@@ -171,7 +168,7 @@
               <w:jc w:val="left"/>
             </w:pPr>
             <w:r>
-              <w:t xml:space="preserve">纪律</w:t>
+              <w:t xml:space="preserve">要求</w:t>
             </w:r>
           </w:p>
         </w:tc>
@@ -231,7 +228,7 @@
               <w:t xml:space="preserve"> </w:t>
             </w:r>
             <w:r>
-              <w:t xml:space="preserve">本轮只允许 5 类动作：① 重排已有读数 ② 改措辞强度 ③ 加限定 ④ 显式登记"未做" ⑤ 加方法学元说明。</w:t>
+              <w:t xml:space="preserve">这一轮只允许 5 类动作：① 重排已有读数 ② 改措辞强度 ③ 加限定 ④ 显式登记"未做" ⑤ 加方法学元说明。</w:t>
             </w:r>
             <w:r>
               <w:rPr>
@@ -368,7 +365,7 @@
               <w:t xml:space="preserve"> </w:t>
             </w:r>
             <w:r>
-              <w:t xml:space="preserve">删掉会掩盖未做的工作，反而违反本项目纪律。</w:t>
+              <w:t xml:space="preserve">删掉会掩盖未做的工作，反而违反本项目要求。</w:t>
             </w:r>
           </w:p>
         </w:tc>
@@ -555,7 +552,7 @@
               <w:jc w:val="left"/>
             </w:pPr>
             <w:r>
-              <w:t xml:space="preserve">已有纪律</w:t>
+              <w:t xml:space="preserve">已有要求</w:t>
             </w:r>
           </w:p>
         </w:tc>
@@ -688,7 +685,7 @@
               <w:t xml:space="preserve"> </w:t>
             </w:r>
             <w:r>
-              <w:t xml:space="preserve">凡要写某个读数、某段代码、某份预注册的位置 ⇒ 先</w:t>
+              <w:t xml:space="preserve">凡要写某个读数、某段代码、某份预注册的位置，先</w:t>
             </w:r>
             <w:r>
               <w:t xml:space="preserve"> </w:t>
@@ -725,7 +722,7 @@
               <w:jc w:val="left"/>
             </w:pPr>
             <w:r>
-              <w:t xml:space="preserve">本项目最贵的一条纪律</w:t>
+              <w:t xml:space="preserve">本项目最贵的一条要求</w:t>
             </w:r>
           </w:p>
         </w:tc>
@@ -779,7 +776,7 @@
         <w:pStyle w:val="Heading3"/>
       </w:pPr>
       <w:r>
-        <w:t xml:space="preserve">★ 0.1 本次改稿的</w:t>
+        <w:t xml:space="preserve">0.1 本次改稿的</w:t>
       </w:r>
       <w:r>
         <w:rPr>
@@ -801,7 +798,7 @@
           <w:bCs/>
           <w:b/>
         </w:rPr>
-        <w:t xml:space="preserve">审稿人指出的问题，绝大多数是「论文自己在别处已经写过的纪律，正文没执行」。</w:t>
+        <w:t xml:space="preserve">审稿人指出的问题，绝大多数是「论文自己在别处已经写过的要求，正文没执行」。</w:t>
       </w:r>
       <w:r>
         <w:t xml:space="preserve"> </w:t>
@@ -819,7 +816,7 @@
         <w:t xml:space="preserve"> </w:t>
       </w:r>
       <w:r>
-        <w:t xml:space="preserve">合订本 §1.3 写着「报不可分辨必须报检出力地板」，D 篇摘要却写「9/9 打平 ⇒ 可判定地不成立」。</w:t>
+        <w:t xml:space="preserve">合订本 §1.3 写着「报不可分辨必须报检出力地板」，D 篇摘要却写「9/9 打平，可判定地不成立」。</w:t>
       </w:r>
     </w:p>
     <w:p>
@@ -827,30 +824,24 @@
         <w:pStyle w:val="BlockText"/>
       </w:pPr>
       <w:r>
-        <w:t xml:space="preserve">⇒</w:t>
-      </w:r>
-      <w:r>
-        <w:t xml:space="preserve"> </w:t>
-      </w:r>
-      <w:r>
-        <w:rPr>
-          <w:bCs/>
-          <w:b/>
-        </w:rPr>
-        <w:t xml:space="preserve">改稿的落点不是"承认我们错了"，而是"让正文执行论文自己已有的纪律"。</w:t>
-      </w:r>
-      <w:r>
-        <w:t xml:space="preserve"> </w:t>
-      </w:r>
-      <w:r>
-        <w:t xml:space="preserve">⇒ 因此每条改稿在报告里都要标出：</w:t>
-      </w:r>
-      <w:r>
-        <w:rPr>
-          <w:bCs/>
-          <w:b/>
-        </w:rPr>
-        <w:t xml:space="preserve">它执行的是哪一条已有纪律（或哪一条审稿意见）</w:t>
+        <w:rPr>
+          <w:bCs/>
+          <w:b/>
+        </w:rPr>
+        <w:t xml:space="preserve">改稿的落点不是"承认我们错了"，而是"让正文执行论文自己已有的要求"。</w:t>
+      </w:r>
+      <w:r>
+        <w:t xml:space="preserve"> </w:t>
+      </w:r>
+      <w:r>
+        <w:t xml:space="preserve">因此每条改稿在报告里都要标出：</w:t>
+      </w:r>
+      <w:r>
+        <w:rPr>
+          <w:bCs/>
+          <w:b/>
+        </w:rPr>
+        <w:t xml:space="preserve">它执行的是哪一条已有要求（或哪一条审稿意见）</w:t>
       </w:r>
       <w:r>
         <w:t xml:space="preserve">。</w:t>
@@ -859,7 +850,7 @@
         <w:t xml:space="preserve"> </w:t>
       </w:r>
       <w:r>
-        <w:t xml:space="preserve">⇒ 这也意味着：</w:t>
+        <w:t xml:space="preserve">这也意味着：</w:t>
       </w:r>
       <w:r>
         <w:rPr>
@@ -915,7 +906,7 @@
         <w:pStyle w:val="Heading3"/>
       </w:pPr>
       <w:r>
-        <w:t xml:space="preserve">★ L1-1 · 闭合定义：拆成「相对覆盖不足」与「过早停止探索」【审稿 §三.1】</w:t>
+        <w:t xml:space="preserve">L1-1 · 闭合定义：拆成「相对覆盖不足」与「过早停止探索」【审稿 §三.1】</w:t>
       </w:r>
     </w:p>
     <w:p>
@@ -1034,7 +1025,7 @@
     <w:p>
       <w:pPr>
         <w:numPr>
-          <w:ilvl w:val="1"/>
+          <w:ilvl w:val="0"/>
           <w:numId w:val="1002"/>
         </w:numPr>
         <w:pStyle w:val="Compact"/>
@@ -1047,7 +1038,7 @@
         <w:t xml:space="preserve">§3.1 定义 1 之后新增独立限定段</w:t>
       </w:r>
       <w:r>
-        <w:t xml:space="preserve">（标题如「★ 定义 1 测的是什么、不测什么」）：明确 —— 定义 1 判定的是</w:t>
+        <w:t xml:space="preserve">（标题如「 定义 1 测的是什么、不测什么」）：明确 —— 定义 1 判定的是</w:t>
       </w:r>
       <w:r>
         <w:rPr>
@@ -1067,10 +1058,7 @@
         <w:t xml:space="preserve">「过早停止探索」需要额外的停止条件或预算—收益曲线，本文未测</w:t>
       </w:r>
       <w:r>
-        <w:t xml:space="preserve">；并说明本文 K≤4 的边际增益为正（+10.4 / +16.1）⇒</w:t>
-      </w:r>
-      <w:r>
-        <w:t xml:space="preserve"> </w:t>
+        <w:t xml:space="preserve">；并说明本文 K≤4 的边际增益为正（+10.4 / +16.1），</w:t>
       </w:r>
       <w:r>
         <w:rPr>
@@ -1086,7 +1074,7 @@
     <w:p>
       <w:pPr>
         <w:numPr>
-          <w:ilvl w:val="1"/>
+          <w:ilvl w:val="0"/>
           <w:numId w:val="1002"/>
         </w:numPr>
         <w:pStyle w:val="Compact"/>
@@ -1105,7 +1093,7 @@
     <w:p>
       <w:pPr>
         <w:numPr>
-          <w:ilvl w:val="1"/>
+          <w:ilvl w:val="0"/>
           <w:numId w:val="1002"/>
         </w:numPr>
         <w:pStyle w:val="Compact"/>
@@ -1124,12 +1112,6 @@
         <w:t xml:space="preserve"> </w:t>
       </w:r>
       <w:r>
-        <w:t xml:space="preserve">★</w:t>
-      </w:r>
-      <w:r>
-        <w:t xml:space="preserve"> </w:t>
-      </w:r>
-      <w:r>
         <w:rPr>
           <w:bCs/>
           <w:b/>
@@ -1185,7 +1167,7 @@
     <w:p>
       <w:pPr>
         <w:numPr>
-          <w:ilvl w:val="2"/>
+          <w:ilvl w:val="0"/>
           <w:numId w:val="1003"/>
         </w:numPr>
         <w:pStyle w:val="Compact"/>
@@ -1203,13 +1185,13 @@
     <w:p>
       <w:pPr>
         <w:numPr>
-          <w:ilvl w:val="2"/>
+          <w:ilvl w:val="0"/>
           <w:numId w:val="1003"/>
         </w:numPr>
         <w:pStyle w:val="Compact"/>
       </w:pPr>
       <w:r>
-        <w:t xml:space="preserve">★ 硬要求：标题中</w:t>
+        <w:t xml:space="preserve">硬要求：标题中</w:t>
       </w:r>
       <w:r>
         <w:rPr>
@@ -1225,13 +1207,13 @@
     <w:p>
       <w:pPr>
         <w:numPr>
-          <w:ilvl w:val="2"/>
+          <w:ilvl w:val="0"/>
           <w:numId w:val="1003"/>
         </w:numPr>
         <w:pStyle w:val="Compact"/>
       </w:pPr>
       <w:r>
-        <w:t xml:space="preserve">★ 在报告里标注：</w:t>
+        <w:t xml:space="preserve">在报告里标注：</w:t>
       </w:r>
       <w:r>
         <w:rPr>
@@ -1244,18 +1226,12 @@
     <w:p>
       <w:pPr>
         <w:numPr>
-          <w:ilvl w:val="2"/>
+          <w:ilvl w:val="0"/>
           <w:numId w:val="1003"/>
         </w:numPr>
         <w:pStyle w:val="Compact"/>
       </w:pPr>
       <w:r>
-        <w:t xml:space="preserve">★</w:t>
-      </w:r>
-      <w:r>
-        <w:t xml:space="preserve"> </w:t>
-      </w:r>
-      <w:r>
         <w:rPr>
           <w:bCs/>
           <w:b/>
@@ -1263,7 +1239,7 @@
         <w:t xml:space="preserve">注意</w:t>
       </w:r>
       <w:r>
-        <w:t xml:space="preserve">：骨架 §1.3 里有同一句硬矛盾的来源（"三轴全部测了，第 1 层就成了一个完整的分层论证"）⇒ 见 L1-6，</w:t>
+        <w:t xml:space="preserve">：骨架 §1.3 里有同一句硬矛盾的来源（"三轴全部测了，第 1 层就成了一个完整的分层论证"），见 L1-6，</w:t>
       </w:r>
       <w:r>
         <w:rPr>
@@ -1279,8 +1255,8 @@
     <w:p>
       <w:pPr>
         <w:numPr>
-          <w:ilvl w:val="1"/>
-          <w:numId w:val="1002"/>
+          <w:ilvl w:val="0"/>
+          <w:numId w:val="1004"/>
         </w:numPr>
         <w:pStyle w:val="Compact"/>
       </w:pPr>
@@ -1302,7 +1278,7 @@
       <w:pPr>
         <w:numPr>
           <w:ilvl w:val="0"/>
-          <w:numId w:val="1001"/>
+          <w:numId w:val="1005"/>
         </w:numPr>
         <w:pStyle w:val="Compact"/>
       </w:pPr>
@@ -1320,8 +1296,8 @@
     <w:p>
       <w:pPr>
         <w:numPr>
-          <w:ilvl w:val="1"/>
-          <w:numId w:val="1004"/>
+          <w:ilvl w:val="0"/>
+          <w:numId w:val="1005"/>
         </w:numPr>
         <w:pStyle w:val="Compact"/>
       </w:pPr>
@@ -1332,8 +1308,8 @@
     <w:p>
       <w:pPr>
         <w:numPr>
-          <w:ilvl w:val="1"/>
-          <w:numId w:val="1004"/>
+          <w:ilvl w:val="0"/>
+          <w:numId w:val="1005"/>
         </w:numPr>
         <w:pStyle w:val="Compact"/>
       </w:pPr>
@@ -1344,8 +1320,8 @@
     <w:p>
       <w:pPr>
         <w:numPr>
-          <w:ilvl w:val="1"/>
-          <w:numId w:val="1004"/>
+          <w:ilvl w:val="0"/>
+          <w:numId w:val="1005"/>
         </w:numPr>
         <w:pStyle w:val="Compact"/>
       </w:pPr>
@@ -1356,8 +1332,8 @@
     <w:p>
       <w:pPr>
         <w:numPr>
-          <w:ilvl w:val="1"/>
-          <w:numId w:val="1004"/>
+          <w:ilvl w:val="0"/>
+          <w:numId w:val="1005"/>
         </w:numPr>
         <w:pStyle w:val="Compact"/>
       </w:pPr>
@@ -1366,20 +1342,20 @@
       </w:r>
     </w:p>
     <w:bookmarkEnd w:id="22"/>
-    <w:bookmarkStart w:id="23" w:name="l1-2-α-的统计解释ci-含-1-不得当作增长律审稿-三.2"/>
+    <w:bookmarkStart w:id="23" w:name="l1-2-α-的统计解释ci-含-1不得当作增长律审稿-三.2"/>
     <w:p>
       <w:pPr>
         <w:pStyle w:val="Heading3"/>
       </w:pPr>
       <w:r>
-        <w:t xml:space="preserve">★ L1-2 · α 的统计解释：CI 含 1 ⇒ 不得当作增长律【审稿 §三.2】</w:t>
-      </w:r>
-    </w:p>
-    <w:p>
-      <w:pPr>
-        <w:numPr>
-          <w:ilvl w:val="0"/>
-          <w:numId w:val="1005"/>
+        <w:t xml:space="preserve">L1-2 · α 的统计解释：CI 含 1，不得当作增长律【审稿 §三.2】</w:t>
+      </w:r>
+    </w:p>
+    <w:p>
+      <w:pPr>
+        <w:numPr>
+          <w:ilvl w:val="0"/>
+          <w:numId w:val="1006"/>
         </w:numPr>
         <w:pStyle w:val="Compact"/>
       </w:pPr>
@@ -1398,7 +1374,7 @@
       <w:pPr>
         <w:numPr>
           <w:ilvl w:val="0"/>
-          <w:numId w:val="1005"/>
+          <w:numId w:val="1006"/>
         </w:numPr>
         <w:pStyle w:val="Compact"/>
       </w:pPr>
@@ -1420,14 +1396,14 @@
         <w:t xml:space="preserve">两个 CI 都含 1</w:t>
       </w:r>
       <w:r>
-        <w:t xml:space="preserve">；但 §5.2 把点估计写成了"按 ≈K^0.9 增长"⇒ 把一个带区间的点估计当成了增长律。</w:t>
-      </w:r>
-    </w:p>
-    <w:p>
-      <w:pPr>
-        <w:numPr>
-          <w:ilvl w:val="0"/>
-          <w:numId w:val="1005"/>
+        <w:t xml:space="preserve">；但 §5.2 把点估计写成了"按 ≈K^0.9 增长"，把一个带区间的点估计当成了增长律。</w:t>
+      </w:r>
+    </w:p>
+    <w:p>
+      <w:pPr>
+        <w:numPr>
+          <w:ilvl w:val="0"/>
+          <w:numId w:val="1006"/>
         </w:numPr>
         <w:pStyle w:val="Compact"/>
       </w:pPr>
@@ -1439,10 +1415,7 @@
         <w:t xml:space="preserve">审稿意见</w:t>
       </w:r>
       <w:r>
-        <w:t xml:space="preserve">：CI 含 1 ⇒</w:t>
-      </w:r>
-      <w:r>
-        <w:t xml:space="preserve"> </w:t>
+        <w:t xml:space="preserve">：CI 含 1，</w:t>
       </w:r>
       <w:r>
         <w:rPr>
@@ -1452,7 +1425,7 @@
         <w:t xml:space="preserve">数据并未明确证明增长率低于线性增长</w:t>
       </w:r>
       <w:r>
-        <w:t xml:space="preserve">；K 只覆盖 3–4 ⇒ 无法判断更大预算下是否出现平台。</w:t>
+        <w:t xml:space="preserve">；K 只覆盖 3–4，无法判断更大预算下是否出现平台。</w:t>
       </w:r>
       <w:r>
         <w:rPr>
@@ -1466,7 +1439,7 @@
       <w:pPr>
         <w:numPr>
           <w:ilvl w:val="0"/>
-          <w:numId w:val="1005"/>
+          <w:numId w:val="1006"/>
         </w:numPr>
         <w:pStyle w:val="Compact"/>
       </w:pPr>
@@ -1484,8 +1457,8 @@
     <w:p>
       <w:pPr>
         <w:numPr>
-          <w:ilvl w:val="1"/>
-          <w:numId w:val="1006"/>
+          <w:ilvl w:val="0"/>
+          <w:numId w:val="1007"/>
         </w:numPr>
         <w:pStyle w:val="Compact"/>
       </w:pPr>
@@ -1519,8 +1492,8 @@
     <w:p>
       <w:pPr>
         <w:numPr>
-          <w:ilvl w:val="1"/>
-          <w:numId w:val="1006"/>
+          <w:ilvl w:val="0"/>
+          <w:numId w:val="1007"/>
         </w:numPr>
         <w:pStyle w:val="Compact"/>
       </w:pPr>
@@ -1532,7 +1505,7 @@
           <w:bCs/>
           <w:b/>
         </w:rPr>
-        <w:t xml:space="preserve">两个 95%CI 均包含 1 ⇒ 数据未证明次线性增长</w:t>
+        <w:t xml:space="preserve">两个 95%CI 均包含 1，数据未证明次线性增长</w:t>
       </w:r>
       <w:r>
         <w:t xml:space="preserve">；α 是</w:t>
@@ -1551,17 +1524,17 @@
     <w:p>
       <w:pPr>
         <w:numPr>
-          <w:ilvl w:val="1"/>
-          <w:numId w:val="1006"/>
-        </w:numPr>
-        <w:pStyle w:val="Compact"/>
-      </w:pPr>
-      <w:r>
-        <w:rPr>
-          <w:bCs/>
-          <w:b/>
-        </w:rPr>
-        <w:t xml:space="preserve">§3.4 新增子节「★ α 的估计方法、拟合点与不确定性」</w:t>
+          <w:ilvl w:val="0"/>
+          <w:numId w:val="1007"/>
+        </w:numPr>
+        <w:pStyle w:val="Compact"/>
+      </w:pPr>
+      <w:r>
+        <w:rPr>
+          <w:bCs/>
+          <w:b/>
+        </w:rPr>
+        <w:t xml:space="preserve">§3.4 新增子节「 α 的估计方法、拟合点与不确定性」</w:t>
       </w:r>
       <w:r>
         <w:t xml:space="preserve">，必须含四要素：</w:t>
@@ -1570,8 +1543,8 @@
     <w:p>
       <w:pPr>
         <w:numPr>
-          <w:ilvl w:val="2"/>
-          <w:numId w:val="1007"/>
+          <w:ilvl w:val="0"/>
+          <w:numId w:val="1008"/>
         </w:numPr>
         <w:pStyle w:val="Compact"/>
       </w:pPr>
@@ -1591,8 +1564,8 @@
     <w:p>
       <w:pPr>
         <w:numPr>
-          <w:ilvl w:val="2"/>
-          <w:numId w:val="1007"/>
+          <w:ilvl w:val="0"/>
+          <w:numId w:val="1008"/>
         </w:numPr>
         <w:pStyle w:val="Compact"/>
       </w:pPr>
@@ -1610,8 +1583,8 @@
     <w:p>
       <w:pPr>
         <w:numPr>
-          <w:ilvl w:val="2"/>
-          <w:numId w:val="1007"/>
+          <w:ilvl w:val="0"/>
+          <w:numId w:val="1008"/>
         </w:numPr>
         <w:pStyle w:val="Compact"/>
       </w:pPr>
@@ -1636,8 +1609,8 @@
     <w:p>
       <w:pPr>
         <w:numPr>
-          <w:ilvl w:val="2"/>
-          <w:numId w:val="1007"/>
+          <w:ilvl w:val="0"/>
+          <w:numId w:val="1008"/>
         </w:numPr>
         <w:pStyle w:val="Compact"/>
       </w:pPr>
@@ -1655,12 +1628,6 @@
         <w:t xml:space="preserve"> </w:t>
       </w:r>
       <w:r>
-        <w:t xml:space="preserve">⚠️</w:t>
-      </w:r>
-      <w:r>
-        <w:t xml:space="preserve"> </w:t>
-      </w:r>
-      <w:r>
         <w:rPr>
           <w:bCs/>
           <w:b/>
@@ -1747,8 +1714,8 @@
     <w:p>
       <w:pPr>
         <w:numPr>
-          <w:ilvl w:val="1"/>
-          <w:numId w:val="1006"/>
+          <w:ilvl w:val="0"/>
+          <w:numId w:val="1009"/>
         </w:numPr>
         <w:pStyle w:val="Compact"/>
       </w:pPr>
@@ -1769,7 +1736,7 @@
       <w:pPr>
         <w:numPr>
           <w:ilvl w:val="0"/>
-          <w:numId w:val="1005"/>
+          <w:numId w:val="1010"/>
         </w:numPr>
         <w:pStyle w:val="Compact"/>
       </w:pPr>
@@ -1787,8 +1754,8 @@
     <w:p>
       <w:pPr>
         <w:numPr>
-          <w:ilvl w:val="1"/>
-          <w:numId w:val="1008"/>
+          <w:ilvl w:val="0"/>
+          <w:numId w:val="1010"/>
         </w:numPr>
         <w:pStyle w:val="Compact"/>
       </w:pPr>
@@ -1829,8 +1796,8 @@
     <w:p>
       <w:pPr>
         <w:numPr>
-          <w:ilvl w:val="1"/>
-          <w:numId w:val="1008"/>
+          <w:ilvl w:val="0"/>
+          <w:numId w:val="1010"/>
         </w:numPr>
         <w:pStyle w:val="Compact"/>
       </w:pPr>
@@ -1841,8 +1808,8 @@
     <w:p>
       <w:pPr>
         <w:numPr>
-          <w:ilvl w:val="1"/>
-          <w:numId w:val="1008"/>
+          <w:ilvl w:val="0"/>
+          <w:numId w:val="1010"/>
         </w:numPr>
         <w:pStyle w:val="Compact"/>
       </w:pPr>
@@ -1873,8 +1840,8 @@
     <w:p>
       <w:pPr>
         <w:numPr>
-          <w:ilvl w:val="1"/>
-          <w:numId w:val="1008"/>
+          <w:ilvl w:val="0"/>
+          <w:numId w:val="1010"/>
         </w:numPr>
         <w:pStyle w:val="Compact"/>
       </w:pPr>
@@ -1902,14 +1869,14 @@
         <w:pStyle w:val="Heading3"/>
       </w:pPr>
       <w:r>
-        <w:t xml:space="preserve">★ L1-3 · 有效信息维度：循环风险显式化 + 最低验证登记【审稿 §三.3】</w:t>
-      </w:r>
-    </w:p>
-    <w:p>
-      <w:pPr>
-        <w:numPr>
-          <w:ilvl w:val="0"/>
-          <w:numId w:val="1009"/>
+        <w:t xml:space="preserve">L1-3 · 有效信息维度：循环风险显式化 + 最低验证登记【审稿 §三.3】</w:t>
+      </w:r>
+    </w:p>
+    <w:p>
+      <w:pPr>
+        <w:numPr>
+          <w:ilvl w:val="0"/>
+          <w:numId w:val="1011"/>
         </w:numPr>
         <w:pStyle w:val="Compact"/>
       </w:pPr>
@@ -1928,7 +1895,7 @@
       <w:pPr>
         <w:numPr>
           <w:ilvl w:val="0"/>
-          <w:numId w:val="1009"/>
+          <w:numId w:val="1011"/>
         </w:numPr>
         <w:pStyle w:val="Compact"/>
       </w:pPr>
@@ -1966,7 +1933,7 @@
       <w:pPr>
         <w:numPr>
           <w:ilvl w:val="0"/>
-          <w:numId w:val="1009"/>
+          <w:numId w:val="1011"/>
         </w:numPr>
         <w:pStyle w:val="Compact"/>
       </w:pPr>
@@ -1995,7 +1962,7 @@
       <w:pPr>
         <w:numPr>
           <w:ilvl w:val="0"/>
-          <w:numId w:val="1009"/>
+          <w:numId w:val="1011"/>
         </w:numPr>
         <w:pStyle w:val="Compact"/>
       </w:pPr>
@@ -2013,13 +1980,13 @@
     <w:p>
       <w:pPr>
         <w:numPr>
-          <w:ilvl w:val="1"/>
-          <w:numId w:val="1010"/>
-        </w:numPr>
-        <w:pStyle w:val="Compact"/>
-      </w:pPr>
-      <w:r>
-        <w:t xml:space="preserve">§3.5 增设小节「★ 循环性与它没有被验证的部分」：把三步循环</w:t>
+          <w:ilvl w:val="0"/>
+          <w:numId w:val="1012"/>
+        </w:numPr>
+        <w:pStyle w:val="Compact"/>
+      </w:pPr>
+      <w:r>
+        <w:t xml:space="preserve">§3.5 增设小节「 循环性与它没有被验证的部分」：把三步循环</w:t>
       </w:r>
       <w:r>
         <w:rPr>
@@ -2035,8 +2002,8 @@
     <w:p>
       <w:pPr>
         <w:numPr>
-          <w:ilvl w:val="1"/>
-          <w:numId w:val="1010"/>
+          <w:ilvl w:val="0"/>
+          <w:numId w:val="1012"/>
         </w:numPr>
         <w:pStyle w:val="Compact"/>
       </w:pPr>
@@ -2079,8 +2046,8 @@
     <w:p>
       <w:pPr>
         <w:numPr>
-          <w:ilvl w:val="1"/>
-          <w:numId w:val="1010"/>
+          <w:ilvl w:val="0"/>
+          <w:numId w:val="1012"/>
         </w:numPr>
         <w:pStyle w:val="Compact"/>
       </w:pPr>
@@ -2105,10 +2072,7 @@
         <w:t xml:space="preserve"> </w:t>
       </w:r>
       <w:r>
-        <w:t xml:space="preserve">—— 写明"该指标存在已知循环风险且未做正负对照验证 ⇒</w:t>
-      </w:r>
-      <w:r>
-        <w:t xml:space="preserve"> </w:t>
+        <w:t xml:space="preserve">—— 写明"该指标存在已知循环风险且未做正负对照验证，</w:t>
       </w:r>
       <w:r>
         <w:rPr>
@@ -2124,8 +2088,8 @@
     <w:p>
       <w:pPr>
         <w:numPr>
-          <w:ilvl w:val="1"/>
-          <w:numId w:val="1010"/>
+          <w:ilvl w:val="0"/>
+          <w:numId w:val="1012"/>
         </w:numPr>
         <w:pStyle w:val="Compact"/>
       </w:pPr>
@@ -2156,7 +2120,7 @@
       <w:pPr>
         <w:numPr>
           <w:ilvl w:val="0"/>
-          <w:numId w:val="1009"/>
+          <w:numId w:val="1013"/>
         </w:numPr>
         <w:pStyle w:val="Compact"/>
       </w:pPr>
@@ -2174,8 +2138,8 @@
     <w:p>
       <w:pPr>
         <w:numPr>
-          <w:ilvl w:val="1"/>
-          <w:numId w:val="1011"/>
+          <w:ilvl w:val="0"/>
+          <w:numId w:val="1013"/>
         </w:numPr>
         <w:pStyle w:val="Compact"/>
       </w:pPr>
@@ -2186,8 +2150,8 @@
     <w:p>
       <w:pPr>
         <w:numPr>
-          <w:ilvl w:val="1"/>
-          <w:numId w:val="1011"/>
+          <w:ilvl w:val="0"/>
+          <w:numId w:val="1013"/>
         </w:numPr>
         <w:pStyle w:val="Compact"/>
       </w:pPr>
@@ -2213,8 +2177,8 @@
     <w:p>
       <w:pPr>
         <w:numPr>
-          <w:ilvl w:val="1"/>
-          <w:numId w:val="1011"/>
+          <w:ilvl w:val="0"/>
+          <w:numId w:val="1013"/>
         </w:numPr>
         <w:pStyle w:val="Compact"/>
       </w:pPr>
@@ -2229,7 +2193,7 @@
         <w:pStyle w:val="Heading3"/>
       </w:pPr>
       <w:r>
-        <w:t xml:space="preserve">★★ L1-4 · 架构层：把「已被实测为无效」改成「未检出差异」（</w:t>
+        <w:t xml:space="preserve">L1-4 · 架构层：把「已被实测为无效」改成「未检出差异」（</w:t>
       </w:r>
       <w:r>
         <w:rPr>
@@ -2246,7 +2210,7 @@
       <w:pPr>
         <w:numPr>
           <w:ilvl w:val="0"/>
-          <w:numId w:val="1012"/>
+          <w:numId w:val="1014"/>
         </w:numPr>
         <w:pStyle w:val="Compact"/>
       </w:pPr>
@@ -2334,7 +2298,7 @@
       <w:pPr>
         <w:numPr>
           <w:ilvl w:val="0"/>
-          <w:numId w:val="1012"/>
+          <w:numId w:val="1014"/>
         </w:numPr>
         <w:pStyle w:val="Compact"/>
       </w:pPr>
@@ -2353,14 +2317,14 @@
           <w:bCs/>
           <w:b/>
         </w:rPr>
-        <w:t xml:space="preserve">论文自己在合订本 §1.3 写着「不可分辨 ≠ 无效应」，正文却连写三处"无效/强"。⇒ 自我矛盾，审稿人当场抓住。</w:t>
-      </w:r>
-    </w:p>
-    <w:p>
-      <w:pPr>
-        <w:numPr>
-          <w:ilvl w:val="0"/>
-          <w:numId w:val="1012"/>
+        <w:t xml:space="preserve">论文自己在合订本 §1.3 写着「不可分辨 ≠ 无效应」，正文却连写三处"无效/强"。自我矛盾，审稿人当场抓住。</w:t>
+      </w:r>
+    </w:p>
+    <w:p>
+      <w:pPr>
+        <w:numPr>
+          <w:ilvl w:val="0"/>
+          <w:numId w:val="1014"/>
         </w:numPr>
         <w:pStyle w:val="Compact"/>
       </w:pPr>
@@ -2402,7 +2366,7 @@
       <w:pPr>
         <w:numPr>
           <w:ilvl w:val="0"/>
-          <w:numId w:val="1012"/>
+          <w:numId w:val="1014"/>
         </w:numPr>
         <w:pStyle w:val="Compact"/>
       </w:pPr>
@@ -2420,8 +2384,8 @@
     <w:p>
       <w:pPr>
         <w:numPr>
-          <w:ilvl w:val="1"/>
-          <w:numId w:val="1013"/>
+          <w:ilvl w:val="0"/>
+          <w:numId w:val="1015"/>
         </w:numPr>
         <w:pStyle w:val="Compact"/>
       </w:pPr>
@@ -2462,8 +2426,8 @@
     <w:p>
       <w:pPr>
         <w:numPr>
-          <w:ilvl w:val="1"/>
-          <w:numId w:val="1013"/>
+          <w:ilvl w:val="0"/>
+          <w:numId w:val="1015"/>
         </w:numPr>
         <w:pStyle w:val="Compact"/>
       </w:pPr>
@@ -2517,8 +2481,8 @@
     <w:p>
       <w:pPr>
         <w:numPr>
-          <w:ilvl w:val="1"/>
-          <w:numId w:val="1013"/>
+          <w:ilvl w:val="0"/>
+          <w:numId w:val="1015"/>
         </w:numPr>
         <w:pStyle w:val="Compact"/>
       </w:pPr>
@@ -2546,8 +2510,8 @@
     <w:p>
       <w:pPr>
         <w:numPr>
-          <w:ilvl w:val="1"/>
-          <w:numId w:val="1013"/>
+          <w:ilvl w:val="0"/>
+          <w:numId w:val="1015"/>
         </w:numPr>
         <w:pStyle w:val="Compact"/>
       </w:pPr>
@@ -2575,8 +2539,8 @@
     <w:p>
       <w:pPr>
         <w:numPr>
-          <w:ilvl w:val="1"/>
-          <w:numId w:val="1013"/>
+          <w:ilvl w:val="0"/>
+          <w:numId w:val="1015"/>
         </w:numPr>
         <w:pStyle w:val="Compact"/>
       </w:pPr>
@@ -2594,8 +2558,8 @@
     <w:p>
       <w:pPr>
         <w:numPr>
-          <w:ilvl w:val="1"/>
-          <w:numId w:val="1013"/>
+          <w:ilvl w:val="0"/>
+          <w:numId w:val="1015"/>
         </w:numPr>
         <w:pStyle w:val="Compact"/>
       </w:pPr>
@@ -2624,7 +2588,7 @@
       <w:pPr>
         <w:numPr>
           <w:ilvl w:val="0"/>
-          <w:numId w:val="1012"/>
+          <w:numId w:val="1016"/>
         </w:numPr>
         <w:pStyle w:val="Compact"/>
       </w:pPr>
@@ -2642,8 +2606,8 @@
     <w:p>
       <w:pPr>
         <w:numPr>
-          <w:ilvl w:val="1"/>
-          <w:numId w:val="1014"/>
+          <w:ilvl w:val="0"/>
+          <w:numId w:val="1016"/>
         </w:numPr>
         <w:pStyle w:val="Compact"/>
       </w:pPr>
@@ -2703,8 +2667,8 @@
     <w:p>
       <w:pPr>
         <w:numPr>
-          <w:ilvl w:val="1"/>
-          <w:numId w:val="1014"/>
+          <w:ilvl w:val="0"/>
+          <w:numId w:val="1016"/>
         </w:numPr>
         <w:pStyle w:val="Compact"/>
       </w:pPr>
@@ -2715,8 +2679,8 @@
     <w:p>
       <w:pPr>
         <w:numPr>
-          <w:ilvl w:val="1"/>
-          <w:numId w:val="1014"/>
+          <w:ilvl w:val="0"/>
+          <w:numId w:val="1016"/>
         </w:numPr>
         <w:pStyle w:val="Compact"/>
       </w:pPr>
@@ -2727,8 +2691,8 @@
     <w:p>
       <w:pPr>
         <w:numPr>
-          <w:ilvl w:val="1"/>
-          <w:numId w:val="1014"/>
+          <w:ilvl w:val="0"/>
+          <w:numId w:val="1016"/>
         </w:numPr>
         <w:pStyle w:val="Compact"/>
       </w:pPr>
@@ -2739,8 +2703,8 @@
     <w:p>
       <w:pPr>
         <w:numPr>
-          <w:ilvl w:val="1"/>
-          <w:numId w:val="1014"/>
+          <w:ilvl w:val="0"/>
+          <w:numId w:val="1016"/>
         </w:numPr>
         <w:pStyle w:val="Compact"/>
       </w:pPr>
@@ -2755,14 +2719,14 @@
         <w:pStyle w:val="Heading3"/>
       </w:pPr>
       <w:r>
-        <w:t xml:space="preserve">★ L1-5 · 两个 α 为什么看起来矛盾（表 10 的 0.6 vs 摘要的 0.89–0.94）【审稿 §三.4 末段】</w:t>
-      </w:r>
-    </w:p>
-    <w:p>
-      <w:pPr>
-        <w:numPr>
-          <w:ilvl w:val="0"/>
-          <w:numId w:val="1015"/>
+        <w:t xml:space="preserve">L1-5 · 两个 α 为什么看起来矛盾（表 10 的 0.6 vs 摘要的 0.89–0.94）【审稿 §三.4 末段】</w:t>
+      </w:r>
+    </w:p>
+    <w:p>
+      <w:pPr>
+        <w:numPr>
+          <w:ilvl w:val="0"/>
+          <w:numId w:val="1017"/>
         </w:numPr>
         <w:pStyle w:val="Compact"/>
       </w:pPr>
@@ -2801,16 +2765,16 @@
       <w:pPr>
         <w:numPr>
           <w:ilvl w:val="0"/>
-          <w:numId w:val="1015"/>
-        </w:numPr>
-        <w:pStyle w:val="Compact"/>
-      </w:pPr>
-      <w:r>
-        <w:rPr>
-          <w:bCs/>
-          <w:b/>
-        </w:rPr>
-        <w:t xml:space="preserve">现状（★ 已回源核实）</w:t>
+          <w:numId w:val="1017"/>
+        </w:numPr>
+        <w:pStyle w:val="Compact"/>
+      </w:pPr>
+      <w:r>
+        <w:rPr>
+          <w:bCs/>
+          <w:b/>
+        </w:rPr>
+        <w:t xml:space="preserve">现状（已回源核实）</w:t>
       </w:r>
       <w:r>
         <w:t xml:space="preserve">：这两个 α</w:t>
@@ -2880,17 +2844,14 @@
         <w:t xml:space="preserve">但正文从未说明这一点</w:t>
       </w:r>
       <w:r>
-        <w:t xml:space="preserve"> </w:t>
-      </w:r>
-      <w:r>
-        <w:t xml:space="preserve">⇒ 读者只能看见矛盾。</w:t>
-      </w:r>
-    </w:p>
-    <w:p>
-      <w:pPr>
-        <w:numPr>
-          <w:ilvl w:val="0"/>
-          <w:numId w:val="1015"/>
+        <w:t xml:space="preserve">，读者只能看见矛盾。</w:t>
+      </w:r>
+    </w:p>
+    <w:p>
+      <w:pPr>
+        <w:numPr>
+          <w:ilvl w:val="0"/>
+          <w:numId w:val="1017"/>
         </w:numPr>
         <w:pStyle w:val="Compact"/>
       </w:pPr>
@@ -2919,7 +2880,7 @@
       <w:pPr>
         <w:numPr>
           <w:ilvl w:val="0"/>
-          <w:numId w:val="1015"/>
+          <w:numId w:val="1017"/>
         </w:numPr>
         <w:pStyle w:val="Compact"/>
       </w:pPr>
@@ -2944,14 +2905,14 @@
         <w:t xml:space="preserve">§5.3 表正下方</w:t>
       </w:r>
       <w:r>
-        <w:t xml:space="preserve">加独立说明段「★ 两个 α 为什么会看起来矛盾」：</w:t>
-      </w:r>
-    </w:p>
-    <w:p>
-      <w:pPr>
-        <w:numPr>
-          <w:ilvl w:val="1"/>
-          <w:numId w:val="1016"/>
+        <w:t xml:space="preserve">加独立说明段「 两个 α 为什么会看起来矛盾」：</w:t>
+      </w:r>
+    </w:p>
+    <w:p>
+      <w:pPr>
+        <w:numPr>
+          <w:ilvl w:val="0"/>
+          <w:numId w:val="1018"/>
         </w:numPr>
         <w:pStyle w:val="Compact"/>
       </w:pPr>
@@ -2966,10 +2927,7 @@
         <w:t xml:space="preserve">自变量不同</w:t>
       </w:r>
       <w:r>
-        <w:t xml:space="preserve">：α(T) 跨温度（固定 K 变 T）｜α(K) 跨采样数（固定 T 变 K）⇒</w:t>
-      </w:r>
-      <w:r>
-        <w:t xml:space="preserve"> </w:t>
+        <w:t xml:space="preserve">：α(T) 跨温度（固定 K 变 T）｜α(K) 跨采样数（固定 T 变 K），</w:t>
       </w:r>
       <w:r>
         <w:rPr>
@@ -2985,8 +2943,8 @@
     <w:p>
       <w:pPr>
         <w:numPr>
-          <w:ilvl w:val="1"/>
-          <w:numId w:val="1016"/>
+          <w:ilvl w:val="0"/>
+          <w:numId w:val="1018"/>
         </w:numPr>
         <w:pStyle w:val="Compact"/>
       </w:pPr>
@@ -2997,8 +2955,8 @@
     <w:p>
       <w:pPr>
         <w:numPr>
-          <w:ilvl w:val="1"/>
-          <w:numId w:val="1016"/>
+          <w:ilvl w:val="0"/>
+          <w:numId w:val="1018"/>
         </w:numPr>
         <w:pStyle w:val="Compact"/>
       </w:pPr>
@@ -3022,7 +2980,7 @@
         <w:t xml:space="preserve"> </w:t>
       </w:r>
       <w:r>
-        <w:t xml:space="preserve">里的哪个文件 / 哪个 sha / 哪批题）⇒ 在文里写明"</w:t>
+        <w:t xml:space="preserve">里的哪个文件 / 哪个 sha / 哪批题），在文里写明"</w:t>
       </w:r>
       <w:r>
         <w:rPr>
@@ -3038,16 +2996,13 @@
     <w:p>
       <w:pPr>
         <w:numPr>
-          <w:ilvl w:val="1"/>
-          <w:numId w:val="1016"/>
-        </w:numPr>
-        <w:pStyle w:val="Compact"/>
-      </w:pPr>
-      <w:r>
-        <w:t xml:space="preserve">⚠️ 若回源核不到（两批原始记录未随稿归档）⇒</w:t>
-      </w:r>
-      <w:r>
-        <w:t xml:space="preserve"> </w:t>
+          <w:ilvl w:val="0"/>
+          <w:numId w:val="1018"/>
+        </w:numPr>
+        <w:pStyle w:val="Compact"/>
+      </w:pPr>
+      <w:r>
+        <w:t xml:space="preserve">若回源核不到（两批原始记录未随稿归档），</w:t>
       </w:r>
       <w:r>
         <w:rPr>
@@ -3077,7 +3032,7 @@
       <w:pPr>
         <w:numPr>
           <w:ilvl w:val="0"/>
-          <w:numId w:val="1015"/>
+          <w:numId w:val="1019"/>
         </w:numPr>
         <w:pStyle w:val="Compact"/>
       </w:pPr>
@@ -3095,8 +3050,8 @@
     <w:p>
       <w:pPr>
         <w:numPr>
-          <w:ilvl w:val="1"/>
-          <w:numId w:val="1017"/>
+          <w:ilvl w:val="0"/>
+          <w:numId w:val="1019"/>
         </w:numPr>
         <w:pStyle w:val="Compact"/>
       </w:pPr>
@@ -3107,8 +3062,8 @@
     <w:p>
       <w:pPr>
         <w:numPr>
-          <w:ilvl w:val="1"/>
-          <w:numId w:val="1017"/>
+          <w:ilvl w:val="0"/>
+          <w:numId w:val="1019"/>
         </w:numPr>
         <w:pStyle w:val="Compact"/>
       </w:pPr>
@@ -3126,8 +3081,8 @@
     <w:p>
       <w:pPr>
         <w:numPr>
-          <w:ilvl w:val="1"/>
-          <w:numId w:val="1017"/>
+          <w:ilvl w:val="0"/>
+          <w:numId w:val="1019"/>
         </w:numPr>
         <w:pStyle w:val="Compact"/>
       </w:pPr>
@@ -3152,14 +3107,14 @@
         <w:pStyle w:val="Heading3"/>
       </w:pPr>
       <w:r>
-        <w:t xml:space="preserve">★ L1-6 · 三层分离未完成：删掉「三轴都测了」【审稿 §三.4】</w:t>
-      </w:r>
-    </w:p>
-    <w:p>
-      <w:pPr>
-        <w:numPr>
-          <w:ilvl w:val="0"/>
-          <w:numId w:val="1018"/>
+        <w:t xml:space="preserve">L1-6 · 三层分离未完成：删掉「三轴都测了」【审稿 §三.4】</w:t>
+      </w:r>
+    </w:p>
+    <w:p>
+      <w:pPr>
+        <w:numPr>
+          <w:ilvl w:val="0"/>
+          <w:numId w:val="1020"/>
         </w:numPr>
         <w:pStyle w:val="Compact"/>
       </w:pPr>
@@ -3200,16 +3155,16 @@
       <w:pPr>
         <w:numPr>
           <w:ilvl w:val="0"/>
-          <w:numId w:val="1018"/>
-        </w:numPr>
-        <w:pStyle w:val="Compact"/>
-      </w:pPr>
-      <w:r>
-        <w:rPr>
-          <w:bCs/>
-          <w:b/>
-        </w:rPr>
-        <w:t xml:space="preserve">现状（★ 已回源核实）</w:t>
+          <w:numId w:val="1020"/>
+        </w:numPr>
+        <w:pStyle w:val="Compact"/>
+      </w:pPr>
+      <w:r>
+        <w:rPr>
+          <w:bCs/>
+          <w:b/>
+        </w:rPr>
+        <w:t xml:space="preserve">现状（已回源核实）</w:t>
       </w:r>
       <w:r>
         <w:t xml:space="preserve">：</w:t>
@@ -3232,7 +3187,7 @@
       <w:pPr>
         <w:numPr>
           <w:ilvl w:val="0"/>
-          <w:numId w:val="1018"/>
+          <w:numId w:val="1020"/>
         </w:numPr>
         <w:pStyle w:val="Compact"/>
       </w:pPr>
@@ -3261,7 +3216,7 @@
       <w:pPr>
         <w:numPr>
           <w:ilvl w:val="0"/>
-          <w:numId w:val="1018"/>
+          <w:numId w:val="1020"/>
         </w:numPr>
         <w:pStyle w:val="Compact"/>
       </w:pPr>
@@ -3279,8 +3234,8 @@
     <w:p>
       <w:pPr>
         <w:numPr>
-          <w:ilvl w:val="1"/>
-          <w:numId w:val="1019"/>
+          <w:ilvl w:val="0"/>
+          <w:numId w:val="1021"/>
         </w:numPr>
         <w:pStyle w:val="Compact"/>
       </w:pPr>
@@ -3328,8 +3283,8 @@
     <w:p>
       <w:pPr>
         <w:numPr>
-          <w:ilvl w:val="1"/>
-          <w:numId w:val="1019"/>
+          <w:ilvl w:val="0"/>
+          <w:numId w:val="1021"/>
         </w:numPr>
         <w:pStyle w:val="Compact"/>
       </w:pPr>
@@ -3357,8 +3312,8 @@
     <w:p>
       <w:pPr>
         <w:numPr>
-          <w:ilvl w:val="1"/>
-          <w:numId w:val="1019"/>
+          <w:ilvl w:val="0"/>
+          <w:numId w:val="1021"/>
         </w:numPr>
         <w:pStyle w:val="Compact"/>
       </w:pPr>
@@ -3386,8 +3341,8 @@
     <w:p>
       <w:pPr>
         <w:numPr>
-          <w:ilvl w:val="1"/>
-          <w:numId w:val="1019"/>
+          <w:ilvl w:val="0"/>
+          <w:numId w:val="1021"/>
         </w:numPr>
         <w:pStyle w:val="Compact"/>
       </w:pPr>
@@ -3409,7 +3364,7 @@
       <w:pPr>
         <w:numPr>
           <w:ilvl w:val="0"/>
-          <w:numId w:val="1018"/>
+          <w:numId w:val="1022"/>
         </w:numPr>
         <w:pStyle w:val="Compact"/>
       </w:pPr>
@@ -3427,8 +3382,8 @@
     <w:p>
       <w:pPr>
         <w:numPr>
-          <w:ilvl w:val="1"/>
-          <w:numId w:val="1020"/>
+          <w:ilvl w:val="0"/>
+          <w:numId w:val="1022"/>
         </w:numPr>
         <w:pStyle w:val="Compact"/>
       </w:pPr>
@@ -3464,8 +3419,8 @@
     <w:p>
       <w:pPr>
         <w:numPr>
-          <w:ilvl w:val="1"/>
-          <w:numId w:val="1020"/>
+          <w:ilvl w:val="0"/>
+          <w:numId w:val="1022"/>
         </w:numPr>
         <w:pStyle w:val="Compact"/>
       </w:pPr>
@@ -3476,8 +3431,8 @@
     <w:p>
       <w:pPr>
         <w:numPr>
-          <w:ilvl w:val="1"/>
-          <w:numId w:val="1020"/>
+          <w:ilvl w:val="0"/>
+          <w:numId w:val="1022"/>
         </w:numPr>
         <w:pStyle w:val="Compact"/>
       </w:pPr>
@@ -3518,14 +3473,14 @@
         <w:pStyle w:val="Heading3"/>
       </w:pPr>
       <w:r>
-        <w:t xml:space="preserve">★★ C-1 · 标题 / 摘要 / 正文的类别数三方不一致（6 vs 10 vs 13）【审稿 §四.3】</w:t>
-      </w:r>
-    </w:p>
-    <w:p>
-      <w:pPr>
-        <w:numPr>
-          <w:ilvl w:val="0"/>
-          <w:numId w:val="1021"/>
+        <w:t xml:space="preserve">C-1 · 标题 / 摘要 / 正文的类别数三方不一致（6 vs 10 vs 13）【审稿 §四.3】</w:t>
+      </w:r>
+    </w:p>
+    <w:p>
+      <w:pPr>
+        <w:numPr>
+          <w:ilvl w:val="0"/>
+          <w:numId w:val="1023"/>
         </w:numPr>
         <w:pStyle w:val="Compact"/>
       </w:pPr>
@@ -3573,16 +3528,16 @@
       <w:pPr>
         <w:numPr>
           <w:ilvl w:val="0"/>
-          <w:numId w:val="1021"/>
-        </w:numPr>
-        <w:pStyle w:val="Compact"/>
-      </w:pPr>
-      <w:r>
-        <w:rPr>
-          <w:bCs/>
-          <w:b/>
-        </w:rPr>
-        <w:t xml:space="preserve">现状（★ 已回源核实）</w:t>
+          <w:numId w:val="1023"/>
+        </w:numPr>
+        <w:pStyle w:val="Compact"/>
+      </w:pPr>
+      <w:r>
+        <w:rPr>
+          <w:bCs/>
+          <w:b/>
+        </w:rPr>
+        <w:t xml:space="preserve">现状（已回源核实）</w:t>
       </w:r>
       <w:r>
         <w:t xml:space="preserve">：</w:t>
@@ -3605,7 +3560,7 @@
       <w:pPr>
         <w:numPr>
           <w:ilvl w:val="0"/>
-          <w:numId w:val="1021"/>
+          <w:numId w:val="1023"/>
         </w:numPr>
         <w:pStyle w:val="Compact"/>
       </w:pPr>
@@ -3634,7 +3589,7 @@
       <w:pPr>
         <w:numPr>
           <w:ilvl w:val="0"/>
-          <w:numId w:val="1021"/>
+          <w:numId w:val="1023"/>
         </w:numPr>
         <w:pStyle w:val="Compact"/>
       </w:pPr>
@@ -3646,10 +3601,7 @@
         <w:t xml:space="preserve">改法</w:t>
       </w:r>
       <w:r>
-        <w:t xml:space="preserve">：★</w:t>
-      </w:r>
-      <w:r>
-        <w:t xml:space="preserve"> </w:t>
+        <w:t xml:space="preserve">：</w:t>
       </w:r>
       <w:r>
         <w:rPr>
@@ -3665,8 +3617,8 @@
     <w:p>
       <w:pPr>
         <w:numPr>
-          <w:ilvl w:val="1"/>
-          <w:numId w:val="1022"/>
+          <w:ilvl w:val="0"/>
+          <w:numId w:val="1023"/>
         </w:numPr>
         <w:pStyle w:val="Compact"/>
       </w:pPr>
@@ -3709,8 +3661,8 @@
     <w:p>
       <w:pPr>
         <w:numPr>
-          <w:ilvl w:val="1"/>
-          <w:numId w:val="1022"/>
+          <w:ilvl w:val="0"/>
+          <w:numId w:val="1023"/>
         </w:numPr>
         <w:pStyle w:val="Compact"/>
       </w:pPr>
@@ -3728,17 +3680,11 @@
     <w:p>
       <w:pPr>
         <w:numPr>
-          <w:ilvl w:val="1"/>
-          <w:numId w:val="1022"/>
-        </w:numPr>
-        <w:pStyle w:val="Compact"/>
-      </w:pPr>
-      <w:r>
-        <w:t xml:space="preserve">★</w:t>
-      </w:r>
-      <w:r>
-        <w:t xml:space="preserve"> </w:t>
-      </w:r>
+          <w:ilvl w:val="0"/>
+          <w:numId w:val="1023"/>
+        </w:numPr>
+        <w:pStyle w:val="Compact"/>
+      </w:pPr>
       <w:r>
         <w:rPr>
           <w:bCs/>
@@ -3764,7 +3710,7 @@
       <w:pPr>
         <w:numPr>
           <w:ilvl w:val="0"/>
-          <w:numId w:val="1021"/>
+          <w:numId w:val="1023"/>
         </w:numPr>
         <w:pStyle w:val="Compact"/>
       </w:pPr>
@@ -3782,7 +3728,7 @@
     <w:p>
       <w:pPr>
         <w:numPr>
-          <w:ilvl w:val="1"/>
+          <w:ilvl w:val="0"/>
           <w:numId w:val="1023"/>
         </w:numPr>
         <w:pStyle w:val="Compact"/>
@@ -3801,7 +3747,7 @@
     <w:p>
       <w:pPr>
         <w:numPr>
-          <w:ilvl w:val="1"/>
+          <w:ilvl w:val="0"/>
           <w:numId w:val="1023"/>
         </w:numPr>
         <w:pStyle w:val="Compact"/>
@@ -3820,7 +3766,7 @@
     <w:p>
       <w:pPr>
         <w:numPr>
-          <w:ilvl w:val="1"/>
+          <w:ilvl w:val="0"/>
           <w:numId w:val="1023"/>
         </w:numPr>
         <w:pStyle w:val="Compact"/>
@@ -3836,7 +3782,7 @@
         <w:pStyle w:val="Heading3"/>
       </w:pPr>
       <w:r>
-        <w:t xml:space="preserve">★ C-2 · 「唯一系统性地挡住」过于绝对【审稿 §四.2】</w:t>
+        <w:t xml:space="preserve">C-2 · 「唯一系统性地挡住」过于绝对【审稿 §四.2】</w:t>
       </w:r>
     </w:p>
     <w:p>
@@ -3914,10 +3860,7 @@
         <w:t xml:space="preserve">现状</w:t>
       </w:r>
       <w:r>
-        <w:t xml:space="preserve">：论文 §7 局限第 2 条已自认"本文是规程论文，没有主实验；规程的价值只有在'用它能减少多少误报'被量化后才可证"⇒</w:t>
-      </w:r>
-      <w:r>
-        <w:t xml:space="preserve"> </w:t>
+        <w:t xml:space="preserve">：论文 §7 局限第 2 条已自认"本文是规程论文，没有主实验；规程的价值只有在'用它能减少多少误报'被量化后才可证"，</w:t>
       </w:r>
       <w:r>
         <w:rPr>
@@ -3953,10 +3896,7 @@
         <w:t xml:space="preserve">可能互补</w:t>
       </w:r>
       <w:r>
-        <w:t xml:space="preserve">；稿件自己承认规程尚未跨方法量化验证 ⇒</w:t>
-      </w:r>
-      <w:r>
-        <w:t xml:space="preserve"> </w:t>
+        <w:t xml:space="preserve">；稿件自己承认规程尚未跨方法量化验证，</w:t>
       </w:r>
       <w:r>
         <w:rPr>
@@ -3988,7 +3928,7 @@
     <w:p>
       <w:pPr>
         <w:numPr>
-          <w:ilvl w:val="1"/>
+          <w:ilvl w:val="0"/>
           <w:numId w:val="1025"/>
         </w:numPr>
         <w:pStyle w:val="Compact"/>
@@ -4030,7 +3970,7 @@
     <w:p>
       <w:pPr>
         <w:numPr>
-          <w:ilvl w:val="1"/>
+          <w:ilvl w:val="0"/>
           <w:numId w:val="1025"/>
         </w:numPr>
         <w:pStyle w:val="Compact"/>
@@ -4059,7 +3999,7 @@
     <w:p>
       <w:pPr>
         <w:numPr>
-          <w:ilvl w:val="1"/>
+          <w:ilvl w:val="0"/>
           <w:numId w:val="1025"/>
         </w:numPr>
         <w:pStyle w:val="Compact"/>
@@ -4088,7 +4028,7 @@
     <w:p>
       <w:pPr>
         <w:numPr>
-          <w:ilvl w:val="1"/>
+          <w:ilvl w:val="0"/>
           <w:numId w:val="1025"/>
         </w:numPr>
         <w:pStyle w:val="Compact"/>
@@ -4111,7 +4051,7 @@
       <w:pPr>
         <w:numPr>
           <w:ilvl w:val="0"/>
-          <w:numId w:val="1024"/>
+          <w:numId w:val="1026"/>
         </w:numPr>
         <w:pStyle w:val="Compact"/>
       </w:pPr>
@@ -4129,7 +4069,7 @@
     <w:p>
       <w:pPr>
         <w:numPr>
-          <w:ilvl w:val="1"/>
+          <w:ilvl w:val="0"/>
           <w:numId w:val="1026"/>
         </w:numPr>
         <w:pStyle w:val="Compact"/>
@@ -4181,7 +4121,7 @@
     <w:p>
       <w:pPr>
         <w:numPr>
-          <w:ilvl w:val="1"/>
+          <w:ilvl w:val="0"/>
           <w:numId w:val="1026"/>
         </w:numPr>
         <w:pStyle w:val="Compact"/>
@@ -4193,7 +4133,7 @@
     <w:p>
       <w:pPr>
         <w:numPr>
-          <w:ilvl w:val="1"/>
+          <w:ilvl w:val="0"/>
           <w:numId w:val="1026"/>
         </w:numPr>
         <w:pStyle w:val="Compact"/>
@@ -4209,7 +4149,7 @@
         <w:pStyle w:val="Heading3"/>
       </w:pPr>
       <w:r>
-        <w:t xml:space="preserve">★★ C-3 · 十三类 ≠ 十三类已验证的通用机制：证据等级必须固定【审稿 §四.1】</w:t>
+        <w:t xml:space="preserve">C-3 · 十三类 ≠ 十三类已验证的通用机制：证据等级必须固定【审稿 §四.1】</w:t>
       </w:r>
     </w:p>
     <w:p>
@@ -4341,10 +4281,7 @@
         <w:t xml:space="preserve">现状</w:t>
       </w:r>
       <w:r>
-        <w:t xml:space="preserve">：★</w:t>
-      </w:r>
-      <w:r>
-        <w:t xml:space="preserve"> </w:t>
+        <w:t xml:space="preserve">：</w:t>
       </w:r>
       <w:r>
         <w:rPr>
@@ -4442,7 +4379,7 @@
     <w:p>
       <w:pPr>
         <w:numPr>
-          <w:ilvl w:val="1"/>
+          <w:ilvl w:val="0"/>
           <w:numId w:val="1028"/>
         </w:numPr>
         <w:pStyle w:val="Compact"/>
@@ -4455,20 +4392,17 @@
         <w:t xml:space="preserve">新增《证据等级表》</w:t>
       </w:r>
       <w:r>
-        <w:t xml:space="preserve">（放 §1.3 之后，如新 §1.4）：（★</w:t>
-      </w:r>
-      <w:r>
-        <w:t xml:space="preserve"> </w:t>
-      </w:r>
-      <w:r>
-        <w:rPr>
-          <w:bCs/>
-          <w:b/>
-        </w:rPr>
-        <w:t xml:space="preserve">注记（★ 2026-10-25 交付态实踩）</w:t>
-      </w:r>
-      <w:r>
-        <w:t xml:space="preserve">：★ 表格在列表项里</w:t>
+        <w:t xml:space="preserve">（放 §1.3 之后，如新 §1.4）：（</w:t>
+      </w:r>
+      <w:r>
+        <w:rPr>
+          <w:bCs/>
+          <w:b/>
+        </w:rPr>
+        <w:t xml:space="preserve">注记（2026-10-25 交付态实踩）</w:t>
+      </w:r>
+      <w:r>
+        <w:t xml:space="preserve">：表格在列表项里</w:t>
       </w:r>
       <w:r>
         <w:rPr>
@@ -4478,7 +4412,7 @@
         <w:t xml:space="preserve">缩进不得 ≥4 空格</w:t>
       </w:r>
       <w:r>
-        <w:t xml:space="preserve">，★ 否则</w:t>
+        <w:t xml:space="preserve">，否则</w:t>
       </w:r>
       <w:r>
         <w:t xml:space="preserve"> </w:t>
@@ -4491,10 +4425,7 @@
         <w:t xml:space="preserve">pandoc 会当代码块、整张表从 docx 里消失</w:t>
       </w:r>
       <w:r>
-        <w:t xml:space="preserve"> </w:t>
-      </w:r>
-      <w:r>
-        <w:t xml:space="preserve">⇒ ★ 2 空格即可，★ 本条已按此修）</w:t>
+        <w:t xml:space="preserve">，2 空格即可，本条已按此修）</w:t>
       </w:r>
     </w:p>
     <w:tbl>
@@ -4516,10 +4447,6 @@
           <w:tcPr/>
           <w:p>
             <w:pPr>
-              <w:numPr>
-                <w:ilvl w:val="0"/>
-                <w:numId w:val="1000"/>
-              </w:numPr>
               <w:pStyle w:val="Compact"/>
               <w:jc w:val="left"/>
             </w:pPr>
@@ -4532,10 +4459,6 @@
           <w:tcPr/>
           <w:p>
             <w:pPr>
-              <w:numPr>
-                <w:ilvl w:val="0"/>
-                <w:numId w:val="1000"/>
-              </w:numPr>
               <w:pStyle w:val="Compact"/>
               <w:jc w:val="left"/>
             </w:pPr>
@@ -4548,10 +4471,6 @@
           <w:tcPr/>
           <w:p>
             <w:pPr>
-              <w:numPr>
-                <w:ilvl w:val="0"/>
-                <w:numId w:val="1000"/>
-              </w:numPr>
               <w:pStyle w:val="Compact"/>
               <w:jc w:val="left"/>
             </w:pPr>
@@ -4566,10 +4485,6 @@
           <w:tcPr/>
           <w:p>
             <w:pPr>
-              <w:numPr>
-                <w:ilvl w:val="0"/>
-                <w:numId w:val="1000"/>
-              </w:numPr>
               <w:pStyle w:val="Compact"/>
               <w:jc w:val="left"/>
             </w:pPr>
@@ -4586,10 +4501,6 @@
           <w:tcPr/>
           <w:p>
             <w:pPr>
-              <w:numPr>
-                <w:ilvl w:val="0"/>
-                <w:numId w:val="1000"/>
-              </w:numPr>
               <w:pStyle w:val="Compact"/>
               <w:jc w:val="left"/>
             </w:pPr>
@@ -4602,10 +4513,6 @@
           <w:tcPr/>
           <w:p>
             <w:pPr>
-              <w:numPr>
-                <w:ilvl w:val="0"/>
-                <w:numId w:val="1000"/>
-              </w:numPr>
               <w:pStyle w:val="Compact"/>
               <w:jc w:val="left"/>
             </w:pPr>
@@ -4620,10 +4527,6 @@
           <w:tcPr/>
           <w:p>
             <w:pPr>
-              <w:numPr>
-                <w:ilvl w:val="0"/>
-                <w:numId w:val="1000"/>
-              </w:numPr>
               <w:pStyle w:val="Compact"/>
               <w:jc w:val="left"/>
             </w:pPr>
@@ -4640,10 +4543,6 @@
           <w:tcPr/>
           <w:p>
             <w:pPr>
-              <w:numPr>
-                <w:ilvl w:val="0"/>
-                <w:numId w:val="1000"/>
-              </w:numPr>
               <w:pStyle w:val="Compact"/>
               <w:jc w:val="left"/>
             </w:pPr>
@@ -4656,10 +4555,6 @@
           <w:tcPr/>
           <w:p>
             <w:pPr>
-              <w:numPr>
-                <w:ilvl w:val="0"/>
-                <w:numId w:val="1000"/>
-              </w:numPr>
               <w:pStyle w:val="Compact"/>
               <w:jc w:val="left"/>
             </w:pPr>
@@ -4683,10 +4578,6 @@
           <w:tcPr/>
           <w:p>
             <w:pPr>
-              <w:numPr>
-                <w:ilvl w:val="0"/>
-                <w:numId w:val="1000"/>
-              </w:numPr>
               <w:pStyle w:val="Compact"/>
               <w:jc w:val="left"/>
             </w:pPr>
@@ -4703,10 +4594,6 @@
           <w:tcPr/>
           <w:p>
             <w:pPr>
-              <w:numPr>
-                <w:ilvl w:val="0"/>
-                <w:numId w:val="1000"/>
-              </w:numPr>
               <w:pStyle w:val="Compact"/>
               <w:jc w:val="left"/>
             </w:pPr>
@@ -4719,10 +4606,6 @@
           <w:tcPr/>
           <w:p>
             <w:pPr>
-              <w:numPr>
-                <w:ilvl w:val="0"/>
-                <w:numId w:val="1000"/>
-              </w:numPr>
               <w:pStyle w:val="Compact"/>
               <w:jc w:val="left"/>
             </w:pPr>
@@ -4745,7 +4628,7 @@
     <w:p>
       <w:pPr>
         <w:numPr>
-          <w:ilvl w:val="1"/>
+          <w:ilvl w:val="0"/>
           <w:numId w:val="1029"/>
         </w:numPr>
         <w:pStyle w:val="Compact"/>
@@ -4774,7 +4657,7 @@
     <w:p>
       <w:pPr>
         <w:numPr>
-          <w:ilvl w:val="1"/>
+          <w:ilvl w:val="0"/>
           <w:numId w:val="1029"/>
         </w:numPr>
         <w:pStyle w:val="Compact"/>
@@ -4813,7 +4696,7 @@
     <w:p>
       <w:pPr>
         <w:numPr>
-          <w:ilvl w:val="1"/>
+          <w:ilvl w:val="0"/>
           <w:numId w:val="1029"/>
         </w:numPr>
         <w:pStyle w:val="Compact"/>
@@ -4826,7 +4709,7 @@
       <w:pPr>
         <w:numPr>
           <w:ilvl w:val="0"/>
-          <w:numId w:val="1027"/>
+          <w:numId w:val="1030"/>
         </w:numPr>
         <w:pStyle w:val="Compact"/>
       </w:pPr>
@@ -4844,7 +4727,7 @@
     <w:p>
       <w:pPr>
         <w:numPr>
-          <w:ilvl w:val="1"/>
+          <w:ilvl w:val="0"/>
           <w:numId w:val="1030"/>
         </w:numPr>
         <w:pStyle w:val="Compact"/>
@@ -4856,7 +4739,7 @@
     <w:p>
       <w:pPr>
         <w:numPr>
-          <w:ilvl w:val="1"/>
+          <w:ilvl w:val="0"/>
           <w:numId w:val="1030"/>
         </w:numPr>
         <w:pStyle w:val="Compact"/>
@@ -4878,7 +4761,7 @@
     <w:p>
       <w:pPr>
         <w:numPr>
-          <w:ilvl w:val="1"/>
+          <w:ilvl w:val="0"/>
           <w:numId w:val="1030"/>
         </w:numPr>
         <w:pStyle w:val="Compact"/>
@@ -4894,7 +4777,7 @@
         <w:pStyle w:val="Heading3"/>
       </w:pPr>
       <w:r>
-        <w:t xml:space="preserve">★ C-4 · 待完成标记：分区，而不是删除【审稿 §七.问题三】</w:t>
+        <w:t xml:space="preserve">C-4 · 待完成标记：分区，而不是删除【审稿 §七.问题三】</w:t>
       </w:r>
     </w:p>
     <w:p>
@@ -4992,7 +4875,7 @@
           <w:bCs/>
           <w:b/>
         </w:rPr>
-        <w:t xml:space="preserve">改法（★ 关键：不许删标记，G2）</w:t>
+        <w:t xml:space="preserve">改法（关键：不许删标记，G2）</w:t>
       </w:r>
       <w:r>
         <w:t xml:space="preserve">：</w:t>
@@ -5001,7 +4884,7 @@
     <w:p>
       <w:pPr>
         <w:numPr>
-          <w:ilvl w:val="1"/>
+          <w:ilvl w:val="0"/>
           <w:numId w:val="1032"/>
         </w:numPr>
         <w:pStyle w:val="Compact"/>
@@ -5042,7 +4925,7 @@
     <w:p>
       <w:pPr>
         <w:numPr>
-          <w:ilvl w:val="2"/>
+          <w:ilvl w:val="0"/>
           <w:numId w:val="1033"/>
         </w:numPr>
         <w:pStyle w:val="Compact"/>
@@ -5096,7 +4979,7 @@
     <w:p>
       <w:pPr>
         <w:numPr>
-          <w:ilvl w:val="2"/>
+          <w:ilvl w:val="0"/>
           <w:numId w:val="1033"/>
         </w:numPr>
         <w:pStyle w:val="Compact"/>
@@ -5128,8 +5011,8 @@
     <w:p>
       <w:pPr>
         <w:numPr>
-          <w:ilvl w:val="1"/>
-          <w:numId w:val="1032"/>
+          <w:ilvl w:val="0"/>
+          <w:numId w:val="1034"/>
         </w:numPr>
         <w:pStyle w:val="Compact"/>
       </w:pPr>
@@ -5202,8 +5085,8 @@
     <w:p>
       <w:pPr>
         <w:numPr>
-          <w:ilvl w:val="1"/>
-          <w:numId w:val="1032"/>
+          <w:ilvl w:val="0"/>
+          <w:numId w:val="1034"/>
         </w:numPr>
         <w:pStyle w:val="Compact"/>
       </w:pPr>
@@ -5231,8 +5114,8 @@
     <w:p>
       <w:pPr>
         <w:numPr>
-          <w:ilvl w:val="1"/>
-          <w:numId w:val="1032"/>
+          <w:ilvl w:val="0"/>
+          <w:numId w:val="1034"/>
         </w:numPr>
         <w:pStyle w:val="Compact"/>
       </w:pPr>
@@ -5254,7 +5137,7 @@
       <w:pPr>
         <w:numPr>
           <w:ilvl w:val="0"/>
-          <w:numId w:val="1031"/>
+          <w:numId w:val="1035"/>
         </w:numPr>
         <w:pStyle w:val="Compact"/>
       </w:pPr>
@@ -5272,8 +5155,8 @@
     <w:p>
       <w:pPr>
         <w:numPr>
-          <w:ilvl w:val="1"/>
-          <w:numId w:val="1034"/>
+          <w:ilvl w:val="0"/>
+          <w:numId w:val="1035"/>
         </w:numPr>
         <w:pStyle w:val="Compact"/>
       </w:pPr>
@@ -5303,8 +5186,8 @@
     <w:p>
       <w:pPr>
         <w:numPr>
-          <w:ilvl w:val="1"/>
-          <w:numId w:val="1034"/>
+          <w:ilvl w:val="0"/>
+          <w:numId w:val="1035"/>
         </w:numPr>
         <w:pStyle w:val="Compact"/>
       </w:pPr>
@@ -5315,8 +5198,8 @@
     <w:p>
       <w:pPr>
         <w:numPr>
-          <w:ilvl w:val="1"/>
-          <w:numId w:val="1034"/>
+          <w:ilvl w:val="0"/>
+          <w:numId w:val="1035"/>
         </w:numPr>
         <w:pStyle w:val="Compact"/>
       </w:pPr>
@@ -5357,14 +5240,14 @@
         <w:pStyle w:val="Heading3"/>
       </w:pPr>
       <w:r>
-        <w:t xml:space="preserve">★★ A-1 · 「系统性地产生假阳性」过宽【审稿 §五】</w:t>
-      </w:r>
-    </w:p>
-    <w:p>
-      <w:pPr>
-        <w:numPr>
-          <w:ilvl w:val="0"/>
-          <w:numId w:val="1035"/>
+        <w:t xml:space="preserve">A-1 · 「系统性地产生假阳性」过宽【审稿 §五】</w:t>
+      </w:r>
+    </w:p>
+    <w:p>
+      <w:pPr>
+        <w:numPr>
+          <w:ilvl w:val="0"/>
+          <w:numId w:val="1036"/>
         </w:numPr>
         <w:pStyle w:val="Compact"/>
       </w:pPr>
@@ -5403,7 +5286,7 @@
       <w:pPr>
         <w:numPr>
           <w:ilvl w:val="0"/>
-          <w:numId w:val="1035"/>
+          <w:numId w:val="1036"/>
         </w:numPr>
         <w:pStyle w:val="Compact"/>
       </w:pPr>
@@ -5425,17 +5308,14 @@
         <w:t xml:space="preserve">摘要仍是宽表述</w:t>
       </w:r>
       <w:r>
-        <w:t xml:space="preserve"> </w:t>
-      </w:r>
-      <w:r>
-        <w:t xml:space="preserve">⇒ 审稿人读到的第一句就是宽的。</w:t>
-      </w:r>
-    </w:p>
-    <w:p>
-      <w:pPr>
-        <w:numPr>
-          <w:ilvl w:val="0"/>
-          <w:numId w:val="1035"/>
+        <w:t xml:space="preserve">，审稿人读到的第一句就是宽的。</w:t>
+      </w:r>
+    </w:p>
+    <w:p>
+      <w:pPr>
+        <w:numPr>
+          <w:ilvl w:val="0"/>
+          <w:numId w:val="1036"/>
         </w:numPr>
         <w:pStyle w:val="Compact"/>
       </w:pPr>
@@ -5471,7 +5351,7 @@
       <w:pPr>
         <w:numPr>
           <w:ilvl w:val="0"/>
-          <w:numId w:val="1035"/>
+          <w:numId w:val="1036"/>
         </w:numPr>
         <w:pStyle w:val="Compact"/>
       </w:pPr>
@@ -5489,8 +5369,8 @@
     <w:p>
       <w:pPr>
         <w:numPr>
-          <w:ilvl w:val="1"/>
-          <w:numId w:val="1036"/>
+          <w:ilvl w:val="0"/>
+          <w:numId w:val="1037"/>
         </w:numPr>
         <w:pStyle w:val="Compact"/>
       </w:pPr>
@@ -5574,8 +5454,8 @@
     <w:p>
       <w:pPr>
         <w:numPr>
-          <w:ilvl w:val="1"/>
-          <w:numId w:val="1036"/>
+          <w:ilvl w:val="0"/>
+          <w:numId w:val="1037"/>
         </w:numPr>
         <w:pStyle w:val="Compact"/>
       </w:pPr>
@@ -5593,17 +5473,11 @@
     <w:p>
       <w:pPr>
         <w:numPr>
-          <w:ilvl w:val="1"/>
-          <w:numId w:val="1036"/>
-        </w:numPr>
-        <w:pStyle w:val="Compact"/>
-      </w:pPr>
-      <w:r>
-        <w:t xml:space="preserve">★</w:t>
-      </w:r>
-      <w:r>
-        <w:t xml:space="preserve"> </w:t>
-      </w:r>
+          <w:ilvl w:val="0"/>
+          <w:numId w:val="1037"/>
+        </w:numPr>
+        <w:pStyle w:val="Compact"/>
+      </w:pPr>
       <w:r>
         <w:rPr>
           <w:bCs/>
@@ -5612,10 +5486,7 @@
         <w:t xml:space="preserve">§5.9 是本文对外的唯一结论句</w:t>
       </w:r>
       <w:r>
-        <w:t xml:space="preserve"> </w:t>
-      </w:r>
-      <w:r>
-        <w:t xml:space="preserve">⇒ 改完后</w:t>
+        <w:t xml:space="preserve">，改完后</w:t>
       </w:r>
       <w:r>
         <w:rPr>
@@ -5632,7 +5503,7 @@
       <w:pPr>
         <w:numPr>
           <w:ilvl w:val="0"/>
-          <w:numId w:val="1035"/>
+          <w:numId w:val="1038"/>
         </w:numPr>
         <w:pStyle w:val="Compact"/>
       </w:pPr>
@@ -5650,8 +5521,8 @@
     <w:p>
       <w:pPr>
         <w:numPr>
-          <w:ilvl w:val="1"/>
-          <w:numId w:val="1037"/>
+          <w:ilvl w:val="0"/>
+          <w:numId w:val="1038"/>
         </w:numPr>
         <w:pStyle w:val="Compact"/>
       </w:pPr>
@@ -5662,8 +5533,8 @@
     <w:p>
       <w:pPr>
         <w:numPr>
-          <w:ilvl w:val="1"/>
-          <w:numId w:val="1037"/>
+          <w:ilvl w:val="0"/>
+          <w:numId w:val="1038"/>
         </w:numPr>
         <w:pStyle w:val="Compact"/>
       </w:pPr>
@@ -5684,8 +5555,8 @@
     <w:p>
       <w:pPr>
         <w:numPr>
-          <w:ilvl w:val="1"/>
-          <w:numId w:val="1037"/>
+          <w:ilvl w:val="0"/>
+          <w:numId w:val="1038"/>
         </w:numPr>
         <w:pStyle w:val="Compact"/>
       </w:pPr>
@@ -5700,14 +5571,14 @@
         <w:pStyle w:val="Heading3"/>
       </w:pPr>
       <w:r>
-        <w:t xml:space="preserve">★★ A-2 · 「架构层净收益为负」必须加条件【审稿 §八.第三优先级】</w:t>
-      </w:r>
-    </w:p>
-    <w:p>
-      <w:pPr>
-        <w:numPr>
-          <w:ilvl w:val="0"/>
-          <w:numId w:val="1038"/>
+        <w:t xml:space="preserve">A-2 · 「架构层净收益为负」必须加条件【审稿 §八.第三优先级】</w:t>
+      </w:r>
+    </w:p>
+    <w:p>
+      <w:pPr>
+        <w:numPr>
+          <w:ilvl w:val="0"/>
+          <w:numId w:val="1039"/>
         </w:numPr>
         <w:pStyle w:val="Compact"/>
       </w:pPr>
@@ -5771,7 +5642,7 @@
       <w:pPr>
         <w:numPr>
           <w:ilvl w:val="0"/>
-          <w:numId w:val="1038"/>
+          <w:numId w:val="1039"/>
         </w:numPr>
         <w:pStyle w:val="Compact"/>
       </w:pPr>
@@ -5783,10 +5654,7 @@
         <w:t xml:space="preserve">现状</w:t>
       </w:r>
       <w:r>
-        <w:t xml:space="preserve">：★</w:t>
-      </w:r>
-      <w:r>
-        <w:t xml:space="preserve"> </w:t>
+        <w:t xml:space="preserve">：</w:t>
       </w:r>
       <w:r>
         <w:rPr>
@@ -5796,7 +5664,7 @@
         <w:t xml:space="preserve">论文自己已写明</w:t>
       </w:r>
       <w:r>
-        <w:t xml:space="preserve">净增益必须是「新增 − 丢失」，本轮</w:t>
+        <w:t xml:space="preserve">净增益必须是「新增 − 丢失」，这一轮</w:t>
       </w:r>
       <w:r>
         <w:rPr>
@@ -5826,7 +5694,7 @@
       <w:pPr>
         <w:numPr>
           <w:ilvl w:val="0"/>
-          <w:numId w:val="1038"/>
+          <w:numId w:val="1039"/>
         </w:numPr>
         <w:pStyle w:val="Compact"/>
       </w:pPr>
@@ -5855,7 +5723,7 @@
       <w:pPr>
         <w:numPr>
           <w:ilvl w:val="0"/>
-          <w:numId w:val="1038"/>
+          <w:numId w:val="1039"/>
         </w:numPr>
         <w:pStyle w:val="Compact"/>
       </w:pPr>
@@ -5873,8 +5741,8 @@
     <w:p>
       <w:pPr>
         <w:numPr>
-          <w:ilvl w:val="1"/>
-          <w:numId w:val="1039"/>
+          <w:ilvl w:val="0"/>
+          <w:numId w:val="1040"/>
         </w:numPr>
         <w:pStyle w:val="Compact"/>
       </w:pPr>
@@ -5896,7 +5764,7 @@
         <w:t xml:space="preserve">在只测了『新增』侧、且在【推导唯一】任务域上的</w:t>
       </w:r>
       <w:r>
-        <w:t xml:space="preserve">，一次直调的每份有效产出（2.65）高于本轮所测工作流臂（dual_select 2.10、dual_fuse 1.36）"＋ 指向 §7 局限 11 的"</w:t>
+        <w:t xml:space="preserve">，一次直调的每份有效产出（2.65）高于这一轮所测工作流臂（dual_select 2.10、dual_fuse 1.36）"＋ 指向 §7 局限 11 的"</w:t>
       </w:r>
       <w:r>
         <w:rPr>
@@ -5912,8 +5780,8 @@
     <w:p>
       <w:pPr>
         <w:numPr>
-          <w:ilvl w:val="1"/>
-          <w:numId w:val="1039"/>
+          <w:ilvl w:val="0"/>
+          <w:numId w:val="1040"/>
         </w:numPr>
         <w:pStyle w:val="Compact"/>
       </w:pPr>
@@ -5957,8 +5825,8 @@
     <w:p>
       <w:pPr>
         <w:numPr>
-          <w:ilvl w:val="1"/>
-          <w:numId w:val="1039"/>
+          <w:ilvl w:val="0"/>
+          <w:numId w:val="1040"/>
         </w:numPr>
         <w:pStyle w:val="Compact"/>
       </w:pPr>
@@ -5977,7 +5845,7 @@
           <w:bCs/>
           <w:b/>
         </w:rPr>
-        <w:t xml:space="preserve">净增益口径未完成 ⇒ 本条只描述本批、本域、本口径的读数方向，不作一般结论。</w:t>
+        <w:t xml:space="preserve">净增益口径未完成，本条只描述本批、本域、本口径的读数方向，不作一般结论。</w:t>
       </w:r>
       <w:r>
         <w:t xml:space="preserve">"</w:t>
@@ -5986,8 +5854,8 @@
     <w:p>
       <w:pPr>
         <w:numPr>
-          <w:ilvl w:val="1"/>
-          <w:numId w:val="1039"/>
+          <w:ilvl w:val="0"/>
+          <w:numId w:val="1040"/>
         </w:numPr>
         <w:pStyle w:val="Compact"/>
       </w:pPr>
@@ -6012,7 +5880,7 @@
       <w:pPr>
         <w:numPr>
           <w:ilvl w:val="0"/>
-          <w:numId w:val="1038"/>
+          <w:numId w:val="1041"/>
         </w:numPr>
         <w:pStyle w:val="Compact"/>
       </w:pPr>
@@ -6030,8 +5898,8 @@
     <w:p>
       <w:pPr>
         <w:numPr>
-          <w:ilvl w:val="1"/>
-          <w:numId w:val="1040"/>
+          <w:ilvl w:val="0"/>
+          <w:numId w:val="1041"/>
         </w:numPr>
         <w:pStyle w:val="Compact"/>
       </w:pPr>
@@ -6042,8 +5910,8 @@
     <w:p>
       <w:pPr>
         <w:numPr>
-          <w:ilvl w:val="1"/>
-          <w:numId w:val="1040"/>
+          <w:ilvl w:val="0"/>
+          <w:numId w:val="1041"/>
         </w:numPr>
         <w:pStyle w:val="Compact"/>
       </w:pPr>
@@ -6054,8 +5922,8 @@
     <w:p>
       <w:pPr>
         <w:numPr>
-          <w:ilvl w:val="1"/>
-          <w:numId w:val="1040"/>
+          <w:ilvl w:val="0"/>
+          <w:numId w:val="1041"/>
         </w:numPr>
         <w:pStyle w:val="Compact"/>
       </w:pPr>
@@ -6070,14 +5938,14 @@
         <w:pStyle w:val="Heading3"/>
       </w:pPr>
       <w:r>
-        <w:t xml:space="preserve">★ A-3 · R1 缺四项补充【审稿 §五 · 四项】</w:t>
-      </w:r>
-    </w:p>
-    <w:p>
-      <w:pPr>
-        <w:numPr>
-          <w:ilvl w:val="0"/>
-          <w:numId w:val="1041"/>
+        <w:t xml:space="preserve">A-3 · R1 缺四项补充【审稿 §五 · 四项】</w:t>
+      </w:r>
+    </w:p>
+    <w:p>
+      <w:pPr>
+        <w:numPr>
+          <w:ilvl w:val="0"/>
+          <w:numId w:val="1042"/>
         </w:numPr>
         <w:pStyle w:val="Compact"/>
       </w:pPr>
@@ -6096,7 +5964,7 @@
       <w:pPr>
         <w:numPr>
           <w:ilvl w:val="0"/>
-          <w:numId w:val="1041"/>
+          <w:numId w:val="1042"/>
         </w:numPr>
         <w:pStyle w:val="Compact"/>
       </w:pPr>
@@ -6118,14 +5986,14 @@
         <w:t xml:space="preserve">新增一个四行小节/表</w:t>
       </w:r>
       <w:r>
-        <w:t xml:space="preserve">（标题如「★ R1 的四个必要交代」），逐项回答审稿人问的四件事：</w:t>
-      </w:r>
-    </w:p>
-    <w:p>
-      <w:pPr>
-        <w:numPr>
-          <w:ilvl w:val="1"/>
-          <w:numId w:val="1042"/>
+        <w:t xml:space="preserve">（标题如「 R1 的四个必要交代」），逐项回答审稿人问的四件事：</w:t>
+      </w:r>
+    </w:p>
+    <w:p>
+      <w:pPr>
+        <w:numPr>
+          <w:ilvl w:val="0"/>
+          <w:numId w:val="1043"/>
         </w:numPr>
         <w:pStyle w:val="Compact"/>
       </w:pPr>
@@ -6140,10 +6008,7 @@
         <w:t xml:space="preserve"> </w:t>
       </w:r>
       <w:r>
-        <w:t xml:space="preserve">—— 18 个规格里如何选出冠军、比较了几次、是否存在"反复试验后挑选"、选择是否在预注册内。⚠️</w:t>
-      </w:r>
-      <w:r>
-        <w:t xml:space="preserve"> </w:t>
+        <w:t xml:space="preserve">—— 18 个规格里如何选出冠军、比较了几次、是否存在"反复试验后挑选"、选择是否在预注册内。</w:t>
       </w:r>
       <w:r>
         <w:rPr>
@@ -6200,8 +6065,8 @@
     <w:p>
       <w:pPr>
         <w:numPr>
-          <w:ilvl w:val="1"/>
-          <w:numId w:val="1042"/>
+          <w:ilvl w:val="0"/>
+          <w:numId w:val="1043"/>
         </w:numPr>
         <w:pStyle w:val="Compact"/>
       </w:pPr>
@@ -6232,8 +6097,8 @@
     <w:p>
       <w:pPr>
         <w:numPr>
-          <w:ilvl w:val="1"/>
-          <w:numId w:val="1042"/>
+          <w:ilvl w:val="0"/>
+          <w:numId w:val="1043"/>
         </w:numPr>
         <w:pStyle w:val="Compact"/>
       </w:pPr>
@@ -6274,8 +6139,8 @@
     <w:p>
       <w:pPr>
         <w:numPr>
-          <w:ilvl w:val="1"/>
-          <w:numId w:val="1042"/>
+          <w:ilvl w:val="0"/>
+          <w:numId w:val="1043"/>
         </w:numPr>
         <w:pStyle w:val="Compact"/>
       </w:pPr>
@@ -6303,7 +6168,7 @@
         <w:t xml:space="preserve">27 条带 ground truth 的样本</w:t>
       </w:r>
       <w:r>
-        <w:t xml:space="preserve">上验证 ⇒ 必须写明这是</w:t>
+        <w:t xml:space="preserve">上验证，必须写明这是</w:t>
       </w:r>
       <w:r>
         <w:rPr>
@@ -6333,14 +6198,14 @@
         <w:t xml:space="preserve">对真实但不在依据包中的主张会如何处理</w:t>
       </w:r>
       <w:r>
-        <w:t xml:space="preserve">"（读依据：核验器是"支持/矛盾/未提及"三分类 ⇒ 答清楚"未提及"如何处理）。</w:t>
-      </w:r>
-    </w:p>
-    <w:p>
-      <w:pPr>
-        <w:numPr>
-          <w:ilvl w:val="0"/>
-          <w:numId w:val="1041"/>
+        <w:t xml:space="preserve">"（读依据：核验器是"支持/矛盾/未提及"三分类，答清楚"未提及"如何处理）。</w:t>
+      </w:r>
+    </w:p>
+    <w:p>
+      <w:pPr>
+        <w:numPr>
+          <w:ilvl w:val="0"/>
+          <w:numId w:val="1044"/>
         </w:numPr>
         <w:pStyle w:val="Compact"/>
       </w:pPr>
@@ -6358,8 +6223,8 @@
     <w:p>
       <w:pPr>
         <w:numPr>
-          <w:ilvl w:val="1"/>
-          <w:numId w:val="1043"/>
+          <w:ilvl w:val="0"/>
+          <w:numId w:val="1044"/>
         </w:numPr>
         <w:pStyle w:val="Compact"/>
       </w:pPr>
@@ -6370,8 +6235,8 @@
     <w:p>
       <w:pPr>
         <w:numPr>
-          <w:ilvl w:val="1"/>
-          <w:numId w:val="1043"/>
+          <w:ilvl w:val="0"/>
+          <w:numId w:val="1044"/>
         </w:numPr>
         <w:pStyle w:val="Compact"/>
       </w:pPr>
@@ -6392,8 +6257,8 @@
     <w:p>
       <w:pPr>
         <w:numPr>
-          <w:ilvl w:val="1"/>
-          <w:numId w:val="1043"/>
+          <w:ilvl w:val="0"/>
+          <w:numId w:val="1044"/>
         </w:numPr>
         <w:pStyle w:val="Compact"/>
       </w:pPr>
@@ -6424,14 +6289,14 @@
         <w:pStyle w:val="Heading3"/>
       </w:pPr>
       <w:r>
-        <w:t xml:space="preserve">★ A-4 · 分母漂移：把总纲/合订本已知的限定带进单稿正文【审稿 §八.第三优先级】</w:t>
-      </w:r>
-    </w:p>
-    <w:p>
-      <w:pPr>
-        <w:numPr>
-          <w:ilvl w:val="0"/>
-          <w:numId w:val="1044"/>
+        <w:t xml:space="preserve">A-4 · 分母漂移：把总纲/合订本已知的限定带进单稿正文【审稿 §八.第三优先级】</w:t>
+      </w:r>
+    </w:p>
+    <w:p>
+      <w:pPr>
+        <w:numPr>
+          <w:ilvl w:val="0"/>
+          <w:numId w:val="1045"/>
         </w:numPr>
         <w:pStyle w:val="Compact"/>
       </w:pPr>
@@ -6450,16 +6315,16 @@
       <w:pPr>
         <w:numPr>
           <w:ilvl w:val="0"/>
-          <w:numId w:val="1044"/>
-        </w:numPr>
-        <w:pStyle w:val="Compact"/>
-      </w:pPr>
-      <w:r>
-        <w:rPr>
-          <w:bCs/>
-          <w:b/>
-        </w:rPr>
-        <w:t xml:space="preserve">现状（★ 已回源核实）</w:t>
+          <w:numId w:val="1045"/>
+        </w:numPr>
+        <w:pStyle w:val="Compact"/>
+      </w:pPr>
+      <w:r>
+        <w:rPr>
+          <w:bCs/>
+          <w:b/>
+        </w:rPr>
+        <w:t xml:space="preserve">现状（已回源核实）</w:t>
       </w:r>
       <w:r>
         <w:t xml:space="preserve">：</w:t>
@@ -6505,7 +6370,7 @@
         <w:t xml:space="preserve"> </w:t>
       </w:r>
       <w:r>
-        <w:t xml:space="preserve">静默下架 ⇒ 5 支臂实测为 4 支 ⇒ R2/R3/R4 需按 4 支重算」，且合订本还记着「历史对照值</w:t>
+        <w:t xml:space="preserve">静默下架，5 支臂实测为 4 支，R2/R3/R4 需按 4 支重算」，且合订本还记着「历史对照值</w:t>
       </w:r>
       <w:r>
         <w:t xml:space="preserve"> </w:t>
@@ -6530,10 +6395,7 @@
         <w:t xml:space="preserve">但单稿正文里没有把它带进 R2/R3/R4 的表注与摘要</w:t>
       </w:r>
       <w:r>
-        <w:t xml:space="preserve"> </w:t>
-      </w:r>
-      <w:r>
-        <w:t xml:space="preserve">⇒ 审稿人是</w:t>
+        <w:t xml:space="preserve">，审稿人是</w:t>
       </w:r>
       <w:r>
         <w:rPr>
@@ -6550,7 +6412,7 @@
       <w:pPr>
         <w:numPr>
           <w:ilvl w:val="0"/>
-          <w:numId w:val="1044"/>
+          <w:numId w:val="1045"/>
         </w:numPr>
         <w:pStyle w:val="Compact"/>
       </w:pPr>
@@ -6569,7 +6431,7 @@
       <w:pPr>
         <w:numPr>
           <w:ilvl w:val="0"/>
-          <w:numId w:val="1044"/>
+          <w:numId w:val="1045"/>
         </w:numPr>
         <w:pStyle w:val="Compact"/>
       </w:pPr>
@@ -6587,8 +6449,8 @@
     <w:p>
       <w:pPr>
         <w:numPr>
-          <w:ilvl w:val="1"/>
-          <w:numId w:val="1045"/>
+          <w:ilvl w:val="0"/>
+          <w:numId w:val="1046"/>
         </w:numPr>
         <w:pStyle w:val="Compact"/>
       </w:pPr>
@@ -6630,10 +6492,7 @@
         <w:t xml:space="preserve">未按 4 支重算</w:t>
       </w:r>
       <w:r>
-        <w:t xml:space="preserve">的口径 ⇒</w:t>
-      </w:r>
-      <w:r>
-        <w:t xml:space="preserve"> </w:t>
+        <w:t xml:space="preserve">的口径，</w:t>
       </w:r>
       <w:r>
         <w:rPr>
@@ -6649,8 +6508,8 @@
     <w:p>
       <w:pPr>
         <w:numPr>
-          <w:ilvl w:val="1"/>
-          <w:numId w:val="1045"/>
+          <w:ilvl w:val="0"/>
+          <w:numId w:val="1046"/>
         </w:numPr>
         <w:pStyle w:val="Compact"/>
       </w:pPr>
@@ -6662,10 +6521,7 @@
         <w:t xml:space="preserve">摘要</w:t>
       </w:r>
       <w:r>
-        <w:t xml:space="preserve">若保留 dual 臂绝对数字（2.65 / 2.10 / 1.36、10.5×）⇒</w:t>
-      </w:r>
-      <w:r>
-        <w:t xml:space="preserve"> </w:t>
+        <w:t xml:space="preserve">若保留 dual 臂绝对数字（2.65 / 2.10 / 1.36、10.5×），</w:t>
       </w:r>
       <w:r>
         <w:rPr>
@@ -6691,8 +6547,8 @@
     <w:p>
       <w:pPr>
         <w:numPr>
-          <w:ilvl w:val="1"/>
-          <w:numId w:val="1045"/>
+          <w:ilvl w:val="0"/>
+          <w:numId w:val="1046"/>
         </w:numPr>
         <w:pStyle w:val="Compact"/>
       </w:pPr>
@@ -6704,10 +6560,7 @@
         <w:t xml:space="preserve">§7 局限</w:t>
       </w:r>
       <w:r>
-        <w:t xml:space="preserve">新增（或并入）一条：分母漂移影响哪些读数、影响方向未知 ⇒</w:t>
-      </w:r>
-      <w:r>
-        <w:t xml:space="preserve"> </w:t>
+        <w:t xml:space="preserve">新增（或并入）一条：分母漂移影响哪些读数、影响方向未知，</w:t>
       </w:r>
       <w:r>
         <w:rPr>
@@ -6724,7 +6577,7 @@
       <w:pPr>
         <w:numPr>
           <w:ilvl w:val="0"/>
-          <w:numId w:val="1044"/>
+          <w:numId w:val="1047"/>
         </w:numPr>
         <w:pStyle w:val="Compact"/>
       </w:pPr>
@@ -6742,8 +6595,8 @@
     <w:p>
       <w:pPr>
         <w:numPr>
-          <w:ilvl w:val="1"/>
-          <w:numId w:val="1046"/>
+          <w:ilvl w:val="0"/>
+          <w:numId w:val="1047"/>
         </w:numPr>
         <w:pStyle w:val="Compact"/>
       </w:pPr>
@@ -6754,8 +6607,8 @@
     <w:p>
       <w:pPr>
         <w:numPr>
-          <w:ilvl w:val="1"/>
-          <w:numId w:val="1046"/>
+          <w:ilvl w:val="0"/>
+          <w:numId w:val="1047"/>
         </w:numPr>
         <w:pStyle w:val="Compact"/>
       </w:pPr>
@@ -6766,8 +6619,8 @@
     <w:p>
       <w:pPr>
         <w:numPr>
-          <w:ilvl w:val="1"/>
-          <w:numId w:val="1046"/>
+          <w:ilvl w:val="0"/>
+          <w:numId w:val="1047"/>
         </w:numPr>
         <w:pStyle w:val="Compact"/>
       </w:pPr>
@@ -6782,14 +6635,14 @@
         <w:pStyle w:val="Heading3"/>
       </w:pPr>
       <w:r>
-        <w:t xml:space="preserve">★ A-5 · 保留已做对的两处 + 摘要补上"交互结构级未测"【审稿 §五 末段】</w:t>
-      </w:r>
-    </w:p>
-    <w:p>
-      <w:pPr>
-        <w:numPr>
-          <w:ilvl w:val="0"/>
-          <w:numId w:val="1047"/>
+        <w:t xml:space="preserve">A-5 · 保留已做对的两处 + 摘要补上"交互结构级未测"【审稿 §五 末段】</w:t>
+      </w:r>
+    </w:p>
+    <w:p>
+      <w:pPr>
+        <w:numPr>
+          <w:ilvl w:val="0"/>
+          <w:numId w:val="1048"/>
         </w:numPr>
         <w:pStyle w:val="Compact"/>
       </w:pPr>
@@ -6817,32 +6670,32 @@
     <w:p>
       <w:pPr>
         <w:numPr>
-          <w:ilvl w:val="1"/>
+          <w:ilvl w:val="0"/>
           <w:numId w:val="1048"/>
         </w:numPr>
         <w:pStyle w:val="Compact"/>
       </w:pPr>
       <w:r>
-        <w:t xml:space="preserve">§5.9 结论句"结论不是『架构没用』"（670 行）✅</w:t>
-      </w:r>
-    </w:p>
-    <w:p>
-      <w:pPr>
-        <w:numPr>
-          <w:ilvl w:val="1"/>
+        <w:t xml:space="preserve">§5.9 结论句"结论不是『架构没用』"（670 行）</w:t>
+      </w:r>
+    </w:p>
+    <w:p>
+      <w:pPr>
+        <w:numPr>
+          <w:ilvl w:val="0"/>
           <w:numId w:val="1048"/>
         </w:numPr>
         <w:pStyle w:val="Compact"/>
       </w:pPr>
       <w:r>
-        <w:t xml:space="preserve">§7 局限 17「本文只测了 prompt 级，交互结构级完全未测（缺口 G1）」（783 行）✅</w:t>
-      </w:r>
-    </w:p>
-    <w:p>
-      <w:pPr>
-        <w:numPr>
-          <w:ilvl w:val="0"/>
-          <w:numId w:val="1047"/>
+        <w:t xml:space="preserve">§7 局限 17「本文只测了 prompt 级，交互结构级完全未测（缺口 G1）」（783 行）</w:t>
+      </w:r>
+    </w:p>
+    <w:p>
+      <w:pPr>
+        <w:numPr>
+          <w:ilvl w:val="0"/>
+          <w:numId w:val="1048"/>
         </w:numPr>
         <w:pStyle w:val="Compact"/>
       </w:pPr>
@@ -6860,18 +6713,12 @@
     <w:p>
       <w:pPr>
         <w:numPr>
-          <w:ilvl w:val="1"/>
+          <w:ilvl w:val="0"/>
           <w:numId w:val="1049"/>
         </w:numPr>
         <w:pStyle w:val="Compact"/>
       </w:pPr>
       <w:r>
-        <w:t xml:space="preserve">★</w:t>
-      </w:r>
-      <w:r>
-        <w:t xml:space="preserve"> </w:t>
-      </w:r>
-      <w:r>
         <w:rPr>
           <w:bCs/>
           <w:b/>
@@ -6885,7 +6732,7 @@
     <w:p>
       <w:pPr>
         <w:numPr>
-          <w:ilvl w:val="1"/>
+          <w:ilvl w:val="0"/>
           <w:numId w:val="1049"/>
         </w:numPr>
         <w:pStyle w:val="Compact"/>
@@ -6914,16 +6761,13 @@
     <w:p>
       <w:pPr>
         <w:numPr>
-          <w:ilvl w:val="1"/>
+          <w:ilvl w:val="0"/>
           <w:numId w:val="1049"/>
         </w:numPr>
         <w:pStyle w:val="Compact"/>
       </w:pPr>
       <w:r>
-        <w:t xml:space="preserve">审稿人第五节明确点了"避免从『某些工作流变体更差』直接跳到『多 Agent 架构整体无效』" ⇒</w:t>
-      </w:r>
-      <w:r>
-        <w:t xml:space="preserve"> </w:t>
+        <w:t xml:space="preserve">审稿人第五节明确点了"避免从『某些工作流变体更差』直接跳到『多 Agent 架构整体无效』"，</w:t>
       </w:r>
       <w:r>
         <w:rPr>
@@ -6940,7 +6784,7 @@
       <w:pPr>
         <w:numPr>
           <w:ilvl w:val="0"/>
-          <w:numId w:val="1047"/>
+          <w:numId w:val="1050"/>
         </w:numPr>
         <w:pStyle w:val="Compact"/>
       </w:pPr>
@@ -6958,7 +6802,7 @@
     <w:p>
       <w:pPr>
         <w:numPr>
-          <w:ilvl w:val="1"/>
+          <w:ilvl w:val="0"/>
           <w:numId w:val="1050"/>
         </w:numPr>
         <w:pStyle w:val="Compact"/>
@@ -6970,7 +6814,7 @@
     <w:p>
       <w:pPr>
         <w:numPr>
-          <w:ilvl w:val="1"/>
+          <w:ilvl w:val="0"/>
           <w:numId w:val="1050"/>
         </w:numPr>
         <w:pStyle w:val="Compact"/>
@@ -7019,13 +6863,13 @@
         <w:t xml:space="preserve">，630 行）</w:t>
       </w:r>
     </w:p>
-    <w:bookmarkStart w:id="40" w:name="d-1-99-打平-可判定地不成立是等效性跳跃审稿-六"/>
+    <w:bookmarkStart w:id="40" w:name="d-1-99-打平可判定地不成立是等效性跳跃审稿-六"/>
     <w:p>
       <w:pPr>
         <w:pStyle w:val="Heading3"/>
       </w:pPr>
       <w:r>
-        <w:t xml:space="preserve">★★ D-1 · 「9/9 打平 ⇒ 可判定地不成立」是等效性跳跃【审稿 §六】</w:t>
+        <w:t xml:space="preserve">D-1 · 「9/9 打平，可判定地不成立」是等效性跳跃【审稿 §六】</w:t>
       </w:r>
     </w:p>
     <w:p>
@@ -7067,10 +6911,7 @@
         <w:t xml:space="preserve">9/9 完全打平</w:t>
       </w:r>
       <w:r>
-        <w:t xml:space="preserve">…n=9 ≥ 6 ⇒</w:t>
-      </w:r>
-      <w:r>
-        <w:t xml:space="preserve"> </w:t>
+        <w:t xml:space="preserve">…n=9 ≥ 6，</w:t>
       </w:r>
       <w:r>
         <w:rPr>
@@ -7106,7 +6947,7 @@
           <w:bCs/>
           <w:b/>
         </w:rPr>
-        <w:t xml:space="preserve">现状（★ 内部矛盾已回源核实）</w:t>
+        <w:t xml:space="preserve">现状（内部矛盾已回源核实）</w:t>
       </w:r>
       <w:r>
         <w:t xml:space="preserve">：</w:t>
@@ -7116,7 +6957,7 @@
           <w:bCs/>
           <w:b/>
         </w:rPr>
-        <w:t xml:space="preserve">合订本 §1.3 写着「报『不可分辨』必须同时报检出力地板」、「『无效应』与『无检出力』必须分开」；D 篇正文却写"可判定地不成立"。又是正文没执行自己的纪律。</w:t>
+        <w:t xml:space="preserve">合订本 §1.3 写着「报『不可分辨』必须同时报检出力地板」、「『无效应』与『无检出力』必须分开」；D 篇正文却写"可判定地不成立"。又是正文没执行自己的要求。</w:t>
       </w:r>
     </w:p>
     <w:p>
@@ -7180,7 +7021,7 @@
     <w:p>
       <w:pPr>
         <w:numPr>
-          <w:ilvl w:val="1"/>
+          <w:ilvl w:val="0"/>
           <w:numId w:val="1052"/>
         </w:numPr>
         <w:pStyle w:val="Compact"/>
@@ -7203,10 +7044,7 @@
         <w:t xml:space="preserve">在干净臂上，状态化打分与通用打分 9/9 完全打平</w:t>
       </w:r>
       <w:r>
-        <w:t xml:space="preserve">（gap 均值 0.0，align 均为 0.3148）⇒</w:t>
-      </w:r>
-      <w:r>
-        <w:t xml:space="preserve"> </w:t>
+        <w:t xml:space="preserve">（gap 均值 0.0，align 均为 0.3148），</w:t>
       </w:r>
       <w:r>
         <w:rPr>
@@ -7226,10 +7064,7 @@
         <w:t xml:space="preserve">但本批未预注册最小实际效应量（MES），故不能排除中小效应的存在</w:t>
       </w:r>
       <w:r>
-        <w:t xml:space="preserve"> </w:t>
-      </w:r>
-      <w:r>
-        <w:t xml:space="preserve">⇒ 正确表述是『</w:t>
+        <w:t xml:space="preserve">，正确表述是『</w:t>
       </w:r>
       <w:r>
         <w:rPr>
@@ -7245,7 +7080,7 @@
     <w:p>
       <w:pPr>
         <w:numPr>
-          <w:ilvl w:val="1"/>
+          <w:ilvl w:val="0"/>
           <w:numId w:val="1052"/>
         </w:numPr>
         <w:pStyle w:val="Compact"/>
@@ -7285,7 +7120,7 @@
           <w:bCs/>
           <w:b/>
         </w:rPr>
-        <w:t xml:space="preserve">但未预注册 MES ⇒ 不能声称已排除中小效应</w:t>
+        <w:t xml:space="preserve">但未预注册 MES，不能声称已排除中小效应</w:t>
       </w:r>
       <w:r>
         <w:t xml:space="preserve">"。</w:t>
@@ -7294,7 +7129,7 @@
     <w:p>
       <w:pPr>
         <w:numPr>
-          <w:ilvl w:val="1"/>
+          <w:ilvl w:val="0"/>
           <w:numId w:val="1052"/>
         </w:numPr>
         <w:pStyle w:val="Compact"/>
@@ -7320,7 +7155,7 @@
         <w:t xml:space="preserve"> </w:t>
       </w:r>
       <w:r>
-        <w:t xml:space="preserve">MES ⇒ 读数只能支持『未检出』；要支持『可判定地不成立』，</w:t>
+        <w:t xml:space="preserve">MES，读数只能支持『未检出』；要支持『可判定地不成立』，</w:t>
       </w:r>
       <w:r>
         <w:rPr>
@@ -7382,7 +7217,7 @@
       <w:pPr>
         <w:numPr>
           <w:ilvl w:val="0"/>
-          <w:numId w:val="1051"/>
+          <w:numId w:val="1053"/>
         </w:numPr>
         <w:pStyle w:val="Compact"/>
       </w:pPr>
@@ -7400,7 +7235,7 @@
     <w:p>
       <w:pPr>
         <w:numPr>
-          <w:ilvl w:val="1"/>
+          <w:ilvl w:val="0"/>
           <w:numId w:val="1053"/>
         </w:numPr>
         <w:pStyle w:val="Compact"/>
@@ -7437,7 +7272,7 @@
     <w:p>
       <w:pPr>
         <w:numPr>
-          <w:ilvl w:val="1"/>
+          <w:ilvl w:val="0"/>
           <w:numId w:val="1053"/>
         </w:numPr>
         <w:pStyle w:val="Compact"/>
@@ -7449,7 +7284,7 @@
     <w:p>
       <w:pPr>
         <w:numPr>
-          <w:ilvl w:val="1"/>
+          <w:ilvl w:val="0"/>
           <w:numId w:val="1053"/>
         </w:numPr>
         <w:pStyle w:val="Compact"/>
@@ -7465,7 +7300,7 @@
         <w:pStyle w:val="Heading3"/>
       </w:pPr>
       <w:r>
-        <w:t xml:space="preserve">★★ D-2 · 「结构性两难」不能写成已证明的普遍定理【审稿 §六】</w:t>
+        <w:t xml:space="preserve">D-2 · 「结构性两难」不能写成已证明的普遍定理【审稿 §六】</w:t>
       </w:r>
     </w:p>
     <w:p>
@@ -7534,7 +7369,7 @@
         <w:t xml:space="preserve">§1.4 贡献 5</w:t>
       </w:r>
       <w:r>
-        <w:t xml:space="preserve">（71 行，"★ 状态化选择的结构性两难（要么无效、要么恒真）"）</w:t>
+        <w:t xml:space="preserve">（71 行，" 状态化选择的结构性两难（要么无效、要么恒真）"）</w:t>
       </w:r>
     </w:p>
     <w:p>
@@ -7601,7 +7436,7 @@
     <w:p>
       <w:pPr>
         <w:numPr>
-          <w:ilvl w:val="1"/>
+          <w:ilvl w:val="0"/>
           <w:numId w:val="1055"/>
         </w:numPr>
         <w:pStyle w:val="Compact"/>
@@ -7630,7 +7465,7 @@
     <w:p>
       <w:pPr>
         <w:numPr>
-          <w:ilvl w:val="1"/>
+          <w:ilvl w:val="0"/>
           <w:numId w:val="1055"/>
         </w:numPr>
         <w:pStyle w:val="Compact"/>
@@ -7643,7 +7478,7 @@
         <w:t xml:space="preserve">摘要 ④</w:t>
       </w:r>
       <w:r>
-        <w:t xml:space="preserve">改为："⇒ 我们据此提出一个</w:t>
+        <w:t xml:space="preserve">改为："，我们据此提出一个</w:t>
       </w:r>
       <w:r>
         <w:rPr>
@@ -7679,7 +7514,7 @@
     <w:p>
       <w:pPr>
         <w:numPr>
-          <w:ilvl w:val="1"/>
+          <w:ilvl w:val="0"/>
           <w:numId w:val="1055"/>
         </w:numPr>
         <w:pStyle w:val="Compact"/>
@@ -7731,7 +7566,7 @@
     <w:p>
       <w:pPr>
         <w:numPr>
-          <w:ilvl w:val="1"/>
+          <w:ilvl w:val="0"/>
           <w:numId w:val="1055"/>
         </w:numPr>
         <w:pStyle w:val="Compact"/>
@@ -7760,7 +7595,7 @@
     <w:p>
       <w:pPr>
         <w:numPr>
-          <w:ilvl w:val="1"/>
+          <w:ilvl w:val="0"/>
           <w:numId w:val="1055"/>
         </w:numPr>
         <w:pStyle w:val="Compact"/>
@@ -7783,7 +7618,7 @@
       <w:pPr>
         <w:numPr>
           <w:ilvl w:val="0"/>
-          <w:numId w:val="1054"/>
+          <w:numId w:val="1056"/>
         </w:numPr>
         <w:pStyle w:val="Compact"/>
       </w:pPr>
@@ -7801,7 +7636,7 @@
     <w:p>
       <w:pPr>
         <w:numPr>
-          <w:ilvl w:val="1"/>
+          <w:ilvl w:val="0"/>
           <w:numId w:val="1056"/>
         </w:numPr>
         <w:pStyle w:val="Compact"/>
@@ -7813,7 +7648,7 @@
     <w:p>
       <w:pPr>
         <w:numPr>
-          <w:ilvl w:val="1"/>
+          <w:ilvl w:val="0"/>
           <w:numId w:val="1056"/>
         </w:numPr>
         <w:pStyle w:val="Compact"/>
@@ -7825,7 +7660,7 @@
     <w:p>
       <w:pPr>
         <w:numPr>
-          <w:ilvl w:val="1"/>
+          <w:ilvl w:val="0"/>
           <w:numId w:val="1056"/>
         </w:numPr>
         <w:pStyle w:val="Compact"/>
@@ -7841,7 +7676,7 @@
         <w:pStyle w:val="Heading3"/>
       </w:pPr>
       <w:r>
-        <w:t xml:space="preserve">★ D-3 · 几何 vs 判官冲突的</w:t>
+        <w:t xml:space="preserve">D-3 · 几何 vs 判官冲突的</w:t>
       </w:r>
       <w:r>
         <w:rPr>
@@ -7889,7 +7724,7 @@
         <w:t xml:space="preserve">现状</w:t>
       </w:r>
       <w:r>
-        <w:t xml:space="preserve">：§6.3 已经写"⚠️ 上一节的结论</w:t>
+        <w:t xml:space="preserve">：§6.3 已经写" 上一节的结论</w:t>
       </w:r>
       <w:r>
         <w:rPr>
@@ -7899,10 +7734,7 @@
         <w:t xml:space="preserve">完全依赖几何读数</w:t>
       </w:r>
       <w:r>
-        <w:t xml:space="preserve">"、§6.4 已写"多题证据依赖同源判官，这是本文最大的效度缺口"⇒</w:t>
-      </w:r>
-      <w:r>
-        <w:t xml:space="preserve"> </w:t>
+        <w:t xml:space="preserve">"、§6.4 已写"多题证据依赖同源判官，这是本文最大的效度缺口"，</w:t>
       </w:r>
       <w:r>
         <w:rPr>
@@ -7986,7 +7818,7 @@
     <w:p>
       <w:pPr>
         <w:numPr>
-          <w:ilvl w:val="1"/>
+          <w:ilvl w:val="0"/>
           <w:numId w:val="1058"/>
         </w:numPr>
         <w:pStyle w:val="Compact"/>
@@ -8028,7 +7860,7 @@
     <w:p>
       <w:pPr>
         <w:numPr>
-          <w:ilvl w:val="1"/>
+          <w:ilvl w:val="0"/>
           <w:numId w:val="1058"/>
         </w:numPr>
         <w:pStyle w:val="Compact"/>
@@ -8054,10 +7886,7 @@
         <w:t xml:space="preserve">必然成立</w:t>
       </w:r>
       <w:r>
-        <w:t xml:space="preserve">" ⇒</w:t>
-      </w:r>
-      <w:r>
-        <w:t xml:space="preserve"> </w:t>
+        <w:t xml:space="preserve">"，</w:t>
       </w:r>
       <w:r>
         <w:rPr>
@@ -8067,13 +7896,7 @@
         <w:t xml:space="preserve">三者不是同一构念的三个读数</w:t>
       </w:r>
       <w:r>
-        <w:t xml:space="preserve"> </w:t>
-      </w:r>
-      <w:r>
-        <w:t xml:space="preserve">⇒</w:t>
-      </w:r>
-      <w:r>
-        <w:t xml:space="preserve"> </w:t>
+        <w:t xml:space="preserve">，</w:t>
       </w:r>
       <w:r>
         <w:rPr>
@@ -8089,7 +7912,7 @@
     <w:p>
       <w:pPr>
         <w:numPr>
-          <w:ilvl w:val="1"/>
+          <w:ilvl w:val="0"/>
           <w:numId w:val="1058"/>
         </w:numPr>
         <w:pStyle w:val="Compact"/>
@@ -8099,7 +7922,7 @@
           <w:bCs/>
           <w:b/>
         </w:rPr>
-        <w:t xml:space="preserve">新增小节「★ 冲突的正确读法」</w:t>
+        <w:t xml:space="preserve">新增小节「 冲突的正确读法」</w:t>
       </w:r>
       <w:r>
         <w:t xml:space="preserve">：当两个读数方向相反时，</w:t>
@@ -8112,14 +7935,14 @@
         <w:t xml:space="preserve">不能取平均、不能取更强的一方</w:t>
       </w:r>
       <w:r>
-        <w:t xml:space="preserve">，只能得出"该构念尚未被这两个测量方法一致地测到"；并说明这与本项目的"不可分辨"纪律同族。</w:t>
-      </w:r>
-    </w:p>
-    <w:p>
-      <w:pPr>
-        <w:numPr>
-          <w:ilvl w:val="0"/>
-          <w:numId w:val="1057"/>
+        <w:t xml:space="preserve">，只能得出"该构念尚未被这两个测量方法一致地测到"；并说明这与本项目的"不可分辨"要求同族。</w:t>
+      </w:r>
+    </w:p>
+    <w:p>
+      <w:pPr>
+        <w:numPr>
+          <w:ilvl w:val="0"/>
+          <w:numId w:val="1059"/>
         </w:numPr>
         <w:pStyle w:val="Compact"/>
       </w:pPr>
@@ -8137,7 +7960,7 @@
     <w:p>
       <w:pPr>
         <w:numPr>
-          <w:ilvl w:val="1"/>
+          <w:ilvl w:val="0"/>
           <w:numId w:val="1059"/>
         </w:numPr>
         <w:pStyle w:val="Compact"/>
@@ -8149,7 +7972,7 @@
     <w:p>
       <w:pPr>
         <w:numPr>
-          <w:ilvl w:val="1"/>
+          <w:ilvl w:val="0"/>
           <w:numId w:val="1059"/>
         </w:numPr>
         <w:pStyle w:val="Compact"/>
@@ -8161,7 +7984,7 @@
     <w:p>
       <w:pPr>
         <w:numPr>
-          <w:ilvl w:val="1"/>
+          <w:ilvl w:val="0"/>
           <w:numId w:val="1059"/>
         </w:numPr>
         <w:pStyle w:val="Compact"/>
@@ -8181,13 +8004,13 @@
       </w:r>
     </w:p>
     <w:bookmarkEnd w:id="42"/>
-    <w:bookmarkStart w:id="43" w:name="d-4-跨厂商判官覆盖有限-摘要必须按-6.4-表内的-修正-自查发现审稿人未点"/>
+    <w:bookmarkStart w:id="43" w:name="d-4-跨厂商判官覆盖有限摘要必须按-6.4-表内的-修正-自查发现审稿人未点"/>
     <w:p>
       <w:pPr>
         <w:pStyle w:val="Heading3"/>
       </w:pPr>
       <w:r>
-        <w:t xml:space="preserve">★ D-4 · 跨厂商判官覆盖有限 ⇒ 摘要必须按 §6.4 表内的 ⚠️ 修正【★ 自查发现，审稿人未点】</w:t>
+        <w:t xml:space="preserve">D-4 · 跨厂商判官覆盖有限，摘要必须按 §6.4 表内的 修正【 自查发现，审稿人未点】</w:t>
       </w:r>
     </w:p>
     <w:p>
@@ -8242,7 +8065,7 @@
           <w:bCs/>
           <w:b/>
         </w:rPr>
-        <w:t xml:space="preserve">现状（★ 我方回源自查发现）</w:t>
+        <w:t xml:space="preserve">现状（我方回源自查发现）</w:t>
       </w:r>
       <w:r>
         <w:t xml:space="preserve">：§6.4 表里</w:t>
@@ -8299,10 +8122,10 @@
           <w:bCs/>
           <w:b/>
         </w:rPr>
-        <w:t xml:space="preserve">的位置一致率是 0.00 ⇒ 不可用</w:t>
-      </w:r>
-      <w:r>
-        <w:t xml:space="preserve">（表内已标 ⚠️），</w:t>
+        <w:t xml:space="preserve">的位置一致率是 0.00，不可用</w:t>
+      </w:r>
+      <w:r>
+        <w:t xml:space="preserve">（表内已标），</w:t>
       </w:r>
       <w:r>
         <w:rPr>
@@ -8312,13 +8135,7 @@
         <w:t xml:space="preserve">但摘要说"六个对比中全部一致"</w:t>
       </w:r>
       <w:r>
-        <w:t xml:space="preserve"> </w:t>
-      </w:r>
-      <w:r>
-        <w:t xml:space="preserve">⇒</w:t>
-      </w:r>
-      <w:r>
-        <w:t xml:space="preserve"> </w:t>
+        <w:t xml:space="preserve">，</w:t>
       </w:r>
       <w:r>
         <w:rPr>
@@ -8363,7 +8180,7 @@
     <w:p>
       <w:pPr>
         <w:numPr>
-          <w:ilvl w:val="1"/>
+          <w:ilvl w:val="0"/>
           <w:numId w:val="1061"/>
         </w:numPr>
         <w:pStyle w:val="Compact"/>
@@ -8393,16 +8210,10 @@
           <w:bCs/>
           <w:b/>
         </w:rPr>
-        <w:t xml:space="preserve">在另外两条对比上，同源判官与跨厂商判官的位置一致率仅 0.556–0.667，其中两行一致率为 0.00 ⇒ 该行不可用</w:t>
-      </w:r>
-      <w:r>
-        <w:t xml:space="preserve"> </w:t>
-      </w:r>
-      <w:r>
-        <w:t xml:space="preserve">⇒</w:t>
-      </w:r>
-      <w:r>
-        <w:t xml:space="preserve"> </w:t>
+        <w:t xml:space="preserve">在另外两条对比上，同源判官与跨厂商判官的位置一致率仅 0.556–0.667，其中两行一致率为 0.00，该行不可用</w:t>
+      </w:r>
+      <w:r>
+        <w:t xml:space="preserve">，</w:t>
       </w:r>
       <w:r>
         <w:rPr>
@@ -8428,7 +8239,7 @@
     <w:p>
       <w:pPr>
         <w:numPr>
-          <w:ilvl w:val="1"/>
+          <w:ilvl w:val="0"/>
           <w:numId w:val="1061"/>
         </w:numPr>
         <w:pStyle w:val="Compact"/>
@@ -8457,7 +8268,7 @@
     <w:p>
       <w:pPr>
         <w:numPr>
-          <w:ilvl w:val="1"/>
+          <w:ilvl w:val="0"/>
           <w:numId w:val="1061"/>
         </w:numPr>
         <w:pStyle w:val="Compact"/>
@@ -8480,7 +8291,7 @@
       <w:pPr>
         <w:numPr>
           <w:ilvl w:val="0"/>
-          <w:numId w:val="1060"/>
+          <w:numId w:val="1062"/>
         </w:numPr>
         <w:pStyle w:val="Compact"/>
       </w:pPr>
@@ -8498,7 +8309,7 @@
     <w:p>
       <w:pPr>
         <w:numPr>
-          <w:ilvl w:val="1"/>
+          <w:ilvl w:val="0"/>
           <w:numId w:val="1062"/>
         </w:numPr>
         <w:pStyle w:val="Compact"/>
@@ -8510,7 +8321,7 @@
     <w:p>
       <w:pPr>
         <w:numPr>
-          <w:ilvl w:val="1"/>
+          <w:ilvl w:val="0"/>
           <w:numId w:val="1062"/>
         </w:numPr>
         <w:pStyle w:val="Compact"/>
@@ -8522,13 +8333,13 @@
     <w:p>
       <w:pPr>
         <w:numPr>
-          <w:ilvl w:val="1"/>
+          <w:ilvl w:val="0"/>
           <w:numId w:val="1062"/>
         </w:numPr>
         <w:pStyle w:val="Compact"/>
       </w:pPr>
       <w:r>
-        <w:t xml:space="preserve">☐ 摘要与 §6.4 表内 ⚠️ 行</w:t>
+        <w:t xml:space="preserve">☐ 摘要与 §6.4 表内 行</w:t>
       </w:r>
       <w:r>
         <w:rPr>
@@ -8548,7 +8359,7 @@
         <w:pStyle w:val="Heading3"/>
       </w:pPr>
       <w:r>
-        <w:t xml:space="preserve">★ D-5 · 三项未做的构念效度验证必须显式登记【审稿 §七.问题三 + §六】</w:t>
+        <w:t xml:space="preserve">D-5 · 三项未做的构念效度验证必须显式登记【审稿 §七.问题三 + §六】</w:t>
       </w:r>
     </w:p>
     <w:p>
@@ -8621,7 +8432,7 @@
     <w:p>
       <w:pPr>
         <w:numPr>
-          <w:ilvl w:val="1"/>
+          <w:ilvl w:val="0"/>
           <w:numId w:val="1064"/>
         </w:numPr>
         <w:pStyle w:val="Compact"/>
@@ -8662,7 +8473,7 @@
     <w:p>
       <w:pPr>
         <w:numPr>
-          <w:ilvl w:val="1"/>
+          <w:ilvl w:val="0"/>
           <w:numId w:val="1064"/>
         </w:numPr>
         <w:pStyle w:val="Compact"/>
@@ -8684,7 +8495,7 @@
     <w:p>
       <w:pPr>
         <w:numPr>
-          <w:ilvl w:val="1"/>
+          <w:ilvl w:val="0"/>
           <w:numId w:val="1064"/>
         </w:numPr>
         <w:pStyle w:val="Compact"/>
@@ -8697,7 +8508,7 @@
       <w:pPr>
         <w:numPr>
           <w:ilvl w:val="0"/>
-          <w:numId w:val="1063"/>
+          <w:numId w:val="1065"/>
         </w:numPr>
         <w:pStyle w:val="Compact"/>
       </w:pPr>
@@ -8715,7 +8526,7 @@
     <w:p>
       <w:pPr>
         <w:numPr>
-          <w:ilvl w:val="1"/>
+          <w:ilvl w:val="0"/>
           <w:numId w:val="1065"/>
         </w:numPr>
         <w:pStyle w:val="Compact"/>
@@ -8727,7 +8538,7 @@
     <w:p>
       <w:pPr>
         <w:numPr>
-          <w:ilvl w:val="1"/>
+          <w:ilvl w:val="0"/>
           <w:numId w:val="1065"/>
         </w:numPr>
         <w:pStyle w:val="Compact"/>
@@ -8739,7 +8550,7 @@
     <w:p>
       <w:pPr>
         <w:numPr>
-          <w:ilvl w:val="1"/>
+          <w:ilvl w:val="0"/>
           <w:numId w:val="1065"/>
         </w:numPr>
         <w:pStyle w:val="Compact"/>
@@ -8772,7 +8583,7 @@
         <w:pStyle w:val="Heading3"/>
       </w:pPr>
       <w:r>
-        <w:t xml:space="preserve">★★ X-1 · 给每一个推断箭头建立独立证伪条件【审稿 §七.问题一 —— 审稿人称"最重要的"】</w:t>
+        <w:t xml:space="preserve">X-1 · 给每一个推断箭头建立独立证伪条件【审稿 §七.问题一 —— 审稿人称"最重要的"】</w:t>
       </w:r>
     </w:p>
     <w:p>
@@ -8781,6 +8592,7 @@
           <w:ilvl w:val="0"/>
           <w:numId w:val="1066"/>
         </w:numPr>
+        <w:pStyle w:val="Compact"/>
       </w:pPr>
       <w:r>
         <w:rPr>
@@ -8836,6 +8648,7 @@
           <w:ilvl w:val="0"/>
           <w:numId w:val="1066"/>
         </w:numPr>
+        <w:pStyle w:val="Compact"/>
       </w:pPr>
       <w:r>
         <w:rPr>
@@ -8845,10 +8658,7 @@
         <w:t xml:space="preserve">现状</w:t>
       </w:r>
       <w:r>
-        <w:t xml:space="preserve">：A 篇 §5.8 已经有一个"带『出处与定性』列的机制链"⇒</w:t>
-      </w:r>
-      <w:r>
-        <w:t xml:space="preserve"> </w:t>
+        <w:t xml:space="preserve">：A 篇 §5.8 已经有一个"带『出处与定性』列的机制链"，</w:t>
       </w:r>
       <w:r>
         <w:rPr>
@@ -8858,7 +8668,7 @@
         <w:t xml:space="preserve">这是现成的模板</w:t>
       </w:r>
       <w:r>
-        <w:t xml:space="preserve">（★ 复用，不自造 —— 见下"别自己造"）。</w:t>
+        <w:t xml:space="preserve">（复用，不自造 —— 见下"别自己造"）。</w:t>
       </w:r>
     </w:p>
     <w:p>
@@ -8867,6 +8677,7 @@
           <w:ilvl w:val="0"/>
           <w:numId w:val="1066"/>
         </w:numPr>
+        <w:pStyle w:val="Compact"/>
       </w:pPr>
       <w:r>
         <w:rPr>
@@ -8895,6 +8706,7 @@
           <w:ilvl w:val="0"/>
           <w:numId w:val="1066"/>
         </w:numPr>
+        <w:pStyle w:val="Compact"/>
       </w:pPr>
       <w:r>
         <w:rPr>
@@ -8904,10 +8716,7 @@
         <w:t xml:space="preserve">改法</w:t>
       </w:r>
       <w:r>
-        <w:t xml:space="preserve">：★</w:t>
-      </w:r>
-      <w:r>
-        <w:t xml:space="preserve"> </w:t>
+        <w:t xml:space="preserve">：</w:t>
       </w:r>
       <w:r>
         <w:rPr>
@@ -8942,10 +8751,6 @@
           <w:tcPr/>
           <w:p>
             <w:pPr>
-              <w:numPr>
-                <w:ilvl w:val="0"/>
-                <w:numId w:val="1000"/>
-              </w:numPr>
               <w:pStyle w:val="Compact"/>
               <w:jc w:val="center"/>
             </w:pPr>
@@ -8958,10 +8763,6 @@
           <w:tcPr/>
           <w:p>
             <w:pPr>
-              <w:numPr>
-                <w:ilvl w:val="0"/>
-                <w:numId w:val="1000"/>
-              </w:numPr>
               <w:pStyle w:val="Compact"/>
               <w:jc w:val="left"/>
             </w:pPr>
@@ -8974,10 +8775,6 @@
           <w:tcPr/>
           <w:p>
             <w:pPr>
-              <w:numPr>
-                <w:ilvl w:val="0"/>
-                <w:numId w:val="1000"/>
-              </w:numPr>
               <w:pStyle w:val="Compact"/>
               <w:jc w:val="left"/>
             </w:pPr>
@@ -8990,10 +8787,6 @@
           <w:tcPr/>
           <w:p>
             <w:pPr>
-              <w:numPr>
-                <w:ilvl w:val="0"/>
-                <w:numId w:val="1000"/>
-              </w:numPr>
               <w:pStyle w:val="Compact"/>
               <w:jc w:val="left"/>
             </w:pPr>
@@ -9016,10 +8809,6 @@
           <w:tcPr/>
           <w:p>
             <w:pPr>
-              <w:numPr>
-                <w:ilvl w:val="0"/>
-                <w:numId w:val="1000"/>
-              </w:numPr>
               <w:pStyle w:val="Compact"/>
               <w:jc w:val="left"/>
             </w:pPr>
@@ -9032,10 +8821,6 @@
           <w:tcPr/>
           <w:p>
             <w:pPr>
-              <w:numPr>
-                <w:ilvl w:val="0"/>
-                <w:numId w:val="1000"/>
-              </w:numPr>
               <w:pStyle w:val="Compact"/>
               <w:jc w:val="left"/>
             </w:pPr>
@@ -9050,10 +8835,6 @@
           <w:tcPr/>
           <w:p>
             <w:pPr>
-              <w:numPr>
-                <w:ilvl w:val="0"/>
-                <w:numId w:val="1000"/>
-              </w:numPr>
               <w:pStyle w:val="Compact"/>
               <w:jc w:val="center"/>
             </w:pPr>
@@ -9066,10 +8847,6 @@
           <w:tcPr/>
           <w:p>
             <w:pPr>
-              <w:numPr>
-                <w:ilvl w:val="0"/>
-                <w:numId w:val="1000"/>
-              </w:numPr>
               <w:pStyle w:val="Compact"/>
               <w:jc w:val="left"/>
             </w:pPr>
@@ -9108,10 +8885,6 @@
           <w:tcPr/>
           <w:p>
             <w:pPr>
-              <w:numPr>
-                <w:ilvl w:val="0"/>
-                <w:numId w:val="1000"/>
-              </w:numPr>
               <w:pStyle w:val="Compact"/>
               <w:jc w:val="left"/>
             </w:pPr>
@@ -9150,8 +8923,9 @@
       <w:pPr>
         <w:numPr>
           <w:ilvl w:val="0"/>
-          <w:numId w:val="1066"/>
-        </w:numPr>
+          <w:numId w:val="1067"/>
+        </w:numPr>
+        <w:pStyle w:val="Compact"/>
       </w:pPr>
       <w:r>
         <w:rPr>
@@ -9167,7 +8941,7 @@
     <w:p>
       <w:pPr>
         <w:numPr>
-          <w:ilvl w:val="1"/>
+          <w:ilvl w:val="0"/>
           <w:numId w:val="1067"/>
         </w:numPr>
         <w:pStyle w:val="Compact"/>
@@ -9189,7 +8963,7 @@
     <w:p>
       <w:pPr>
         <w:numPr>
-          <w:ilvl w:val="1"/>
+          <w:ilvl w:val="0"/>
           <w:numId w:val="1067"/>
         </w:numPr>
         <w:pStyle w:val="Compact"/>
@@ -9224,7 +8998,7 @@
     <w:p>
       <w:pPr>
         <w:numPr>
-          <w:ilvl w:val="1"/>
+          <w:ilvl w:val="0"/>
           <w:numId w:val="1067"/>
         </w:numPr>
         <w:pStyle w:val="Compact"/>
@@ -9252,8 +9026,9 @@
       <w:pPr>
         <w:numPr>
           <w:ilvl w:val="0"/>
-          <w:numId w:val="1066"/>
-        </w:numPr>
+          <w:numId w:val="1067"/>
+        </w:numPr>
+        <w:pStyle w:val="Compact"/>
       </w:pPr>
       <w:r>
         <w:rPr>
@@ -9269,8 +9044,8 @@
     <w:p>
       <w:pPr>
         <w:numPr>
-          <w:ilvl w:val="1"/>
-          <w:numId w:val="1068"/>
+          <w:ilvl w:val="0"/>
+          <w:numId w:val="1067"/>
         </w:numPr>
         <w:pStyle w:val="Compact"/>
       </w:pPr>
@@ -9288,8 +9063,8 @@
     <w:p>
       <w:pPr>
         <w:numPr>
-          <w:ilvl w:val="1"/>
-          <w:numId w:val="1068"/>
+          <w:ilvl w:val="0"/>
+          <w:numId w:val="1067"/>
         </w:numPr>
         <w:pStyle w:val="Compact"/>
       </w:pPr>
@@ -9310,8 +9085,8 @@
     <w:p>
       <w:pPr>
         <w:numPr>
-          <w:ilvl w:val="1"/>
-          <w:numId w:val="1068"/>
+          <w:ilvl w:val="0"/>
+          <w:numId w:val="1067"/>
         </w:numPr>
         <w:pStyle w:val="Compact"/>
       </w:pPr>
@@ -9326,7 +9101,189 @@
         <w:pStyle w:val="Heading3"/>
       </w:pPr>
       <w:r>
-        <w:t xml:space="preserve">★★ X-2 · 数据来源与独立性声明表【审稿 §七.问题二】</w:t>
+        <w:t xml:space="preserve">X-2 · 数据来源与独立性声明表【审稿 §七.问题二】</w:t>
+      </w:r>
+    </w:p>
+    <w:p>
+      <w:pPr>
+        <w:numPr>
+          <w:ilvl w:val="0"/>
+          <w:numId w:val="1068"/>
+        </w:numPr>
+        <w:pStyle w:val="Compact"/>
+      </w:pPr>
+      <w:r>
+        <w:rPr>
+          <w:bCs/>
+          <w:b/>
+        </w:rPr>
+        <w:t xml:space="preserve">定位</w:t>
+      </w:r>
+      <w:r>
+        <w:t xml:space="preserve">：</w:t>
+      </w:r>
+      <w:r>
+        <w:rPr>
+          <w:bCs/>
+          <w:b/>
+        </w:rPr>
+        <w:t xml:space="preserve">每篇新增一节</w:t>
+      </w:r>
+      <w:r>
+        <w:t xml:space="preserve">（建议放在「实验设置」或附录，标题《数据来源与独立性声明》）</w:t>
+      </w:r>
+    </w:p>
+    <w:p>
+      <w:pPr>
+        <w:numPr>
+          <w:ilvl w:val="0"/>
+          <w:numId w:val="1068"/>
+        </w:numPr>
+        <w:pStyle w:val="Compact"/>
+      </w:pPr>
+      <w:r>
+        <w:rPr>
+          <w:bCs/>
+          <w:b/>
+        </w:rPr>
+        <w:t xml:space="preserve">审稿意见</w:t>
+      </w:r>
+      <w:r>
+        <w:t xml:space="preserve">："我建议在每篇论文中建立清晰的数据来源表，标明：① 原始实验及其日期；② 使用了哪些既有数据；③ 哪些结果是重新计算的；④ 哪些实验真正使用了新任务、新运行或新评价者；⑤ 哪些结论已经独立复现。"</w:t>
+      </w:r>
+    </w:p>
+    <w:p>
+      <w:pPr>
+        <w:numPr>
+          <w:ilvl w:val="0"/>
+          <w:numId w:val="1068"/>
+        </w:numPr>
+        <w:pStyle w:val="Compact"/>
+      </w:pPr>
+      <w:r>
+        <w:rPr>
+          <w:bCs/>
+          <w:b/>
+        </w:rPr>
+        <w:t xml:space="preserve">改法</w:t>
+      </w:r>
+      <w:r>
+        <w:t xml:space="preserve">：</w:t>
+      </w:r>
+      <w:r>
+        <w:rPr>
+          <w:bCs/>
+          <w:b/>
+        </w:rPr>
+        <w:t xml:space="preserve">五列照审稿人原文</w:t>
+      </w:r>
+      <w:r>
+        <w:t xml:space="preserve">，逐篇填。并加</w:t>
+      </w:r>
+      <w:r>
+        <w:rPr>
+          <w:bCs/>
+          <w:b/>
+        </w:rPr>
+        <w:t xml:space="preserve">第六列「与其他篇的共享部分」</w:t>
+      </w:r>
+      <w:r>
+        <w:t xml:space="preserve"> </w:t>
+      </w:r>
+      <w:r>
+        <w:t xml:space="preserve">—— 因为审稿人接着说了："</w:t>
+      </w:r>
+      <w:r>
+        <w:rPr>
+          <w:bCs/>
+          <w:b/>
+        </w:rPr>
+        <w:t xml:space="preserve">不能把四篇论文的相互引用当成四次独立复现</w:t>
+      </w:r>
+      <w:r>
+        <w:t xml:space="preserve">"。</w:t>
+      </w:r>
+    </w:p>
+    <w:p>
+      <w:pPr>
+        <w:numPr>
+          <w:ilvl w:val="0"/>
+          <w:numId w:val="1068"/>
+        </w:numPr>
+        <w:pStyle w:val="Compact"/>
+      </w:pPr>
+      <w:r>
+        <w:rPr>
+          <w:bCs/>
+          <w:b/>
+        </w:rPr>
+        <w:t xml:space="preserve">验收</w:t>
+      </w:r>
+      <w:r>
+        <w:t xml:space="preserve">：</w:t>
+      </w:r>
+    </w:p>
+    <w:p>
+      <w:pPr>
+        <w:numPr>
+          <w:ilvl w:val="0"/>
+          <w:numId w:val="1068"/>
+        </w:numPr>
+        <w:pStyle w:val="Compact"/>
+      </w:pPr>
+      <w:r>
+        <w:t xml:space="preserve">☐ 每篇各有一张表，</w:t>
+      </w:r>
+      <w:r>
+        <w:rPr>
+          <w:bCs/>
+          <w:b/>
+        </w:rPr>
+        <w:t xml:space="preserve">五列齐</w:t>
+      </w:r>
+    </w:p>
+    <w:p>
+      <w:pPr>
+        <w:numPr>
+          <w:ilvl w:val="0"/>
+          <w:numId w:val="1068"/>
+        </w:numPr>
+        <w:pStyle w:val="Compact"/>
+      </w:pPr>
+      <w:r>
+        <w:t xml:space="preserve">☐ 表中</w:t>
+      </w:r>
+      <w:r>
+        <w:rPr>
+          <w:bCs/>
+          <w:b/>
+        </w:rPr>
+        <w:t xml:space="preserve">显式写出</w:t>
+      </w:r>
+      <w:r>
+        <w:t xml:space="preserve">与其他篇的共享（哪些实验/工具/数据是共用的）</w:t>
+      </w:r>
+    </w:p>
+    <w:p>
+      <w:pPr>
+        <w:numPr>
+          <w:ilvl w:val="0"/>
+          <w:numId w:val="1068"/>
+        </w:numPr>
+        <w:pStyle w:val="Compact"/>
+      </w:pPr>
+      <w:r>
+        <w:t xml:space="preserve">☐ "独立复现"列只写真正独立复现过的</w:t>
+      </w:r>
+    </w:p>
+    <w:bookmarkEnd w:id="47"/>
+    <w:bookmarkStart w:id="48" w:name="x-3-待完成项的分区处理跨篇统一体例审稿-七.问题三"/>
+    <w:p>
+      <w:pPr>
+        <w:pStyle w:val="Heading3"/>
+      </w:pPr>
+      <w:r>
+        <w:t xml:space="preserve">X-3 · 待完成项的分区处理（跨篇统一体例）【审稿 §七.问题三】</w:t>
       </w:r>
     </w:p>
     <w:p>
@@ -9338,24 +9295,55 @@
         <w:pStyle w:val="Compact"/>
       </w:pPr>
       <w:r>
-        <w:rPr>
-          <w:bCs/>
-          <w:b/>
-        </w:rPr>
-        <w:t xml:space="preserve">定位</w:t>
-      </w:r>
-      <w:r>
-        <w:t xml:space="preserve">：</w:t>
-      </w:r>
-      <w:r>
-        <w:rPr>
-          <w:bCs/>
-          <w:b/>
-        </w:rPr>
-        <w:t xml:space="preserve">每篇新增一节</w:t>
-      </w:r>
-      <w:r>
-        <w:t xml:space="preserve">（建议放在「实验设置」或附录，标题《数据来源与独立性声明》）</w:t>
+        <w:t xml:space="preserve">做法：</w:t>
+      </w:r>
+      <w:r>
+        <w:rPr>
+          <w:bCs/>
+          <w:b/>
+        </w:rPr>
+        <w:t xml:space="preserve">C-4</w:t>
+      </w:r>
+      <w:r>
+        <w:t xml:space="preserve">（C 篇）与</w:t>
+      </w:r>
+      <w:r>
+        <w:t xml:space="preserve"> </w:t>
+      </w:r>
+      <w:r>
+        <w:rPr>
+          <w:bCs/>
+          <w:b/>
+        </w:rPr>
+        <w:t xml:space="preserve">D-5</w:t>
+      </w:r>
+      <w:r>
+        <w:t xml:space="preserve">（D 篇）已定义；</w:t>
+      </w:r>
+      <w:r>
+        <w:rPr>
+          <w:bCs/>
+          <w:b/>
+        </w:rPr>
+        <w:t xml:space="preserve">L1 与 A 篇按同一体例补</w:t>
+      </w:r>
+      <w:r>
+        <w:t xml:space="preserve">（把散落的</w:t>
+      </w:r>
+      <w:r>
+        <w:t xml:space="preserve"> </w:t>
+      </w:r>
+      <w:r>
+        <w:rPr>
+          <w:rStyle w:val="VerbatimChar"/>
+        </w:rPr>
+        <w:t xml:space="preserve">【待完成】</w:t>
+      </w:r>
+      <w:r>
+        <w:t xml:space="preserve"> </w:t>
+      </w:r>
+      <w:r>
+        <w:t xml:space="preserve">收进各篇的「§9 未来工作（不属于本文证据）」区块，正文用中性措辞）。</w:t>
       </w:r>
     </w:p>
     <w:p>
@@ -9363,219 +9351,6 @@
         <w:numPr>
           <w:ilvl w:val="0"/>
           <w:numId w:val="1069"/>
-        </w:numPr>
-        <w:pStyle w:val="Compact"/>
-      </w:pPr>
-      <w:r>
-        <w:rPr>
-          <w:bCs/>
-          <w:b/>
-        </w:rPr>
-        <w:t xml:space="preserve">审稿意见</w:t>
-      </w:r>
-      <w:r>
-        <w:t xml:space="preserve">："我建议在每篇论文中建立清晰的数据来源表，标明：① 原始实验及其日期；② 使用了哪些既有数据；③ 哪些结果是重新计算的；④ 哪些实验真正使用了新任务、新运行或新评价者；⑤ 哪些结论已经独立复现。"</w:t>
-      </w:r>
-    </w:p>
-    <w:p>
-      <w:pPr>
-        <w:numPr>
-          <w:ilvl w:val="0"/>
-          <w:numId w:val="1069"/>
-        </w:numPr>
-        <w:pStyle w:val="Compact"/>
-      </w:pPr>
-      <w:r>
-        <w:rPr>
-          <w:bCs/>
-          <w:b/>
-        </w:rPr>
-        <w:t xml:space="preserve">改法</w:t>
-      </w:r>
-      <w:r>
-        <w:t xml:space="preserve">：</w:t>
-      </w:r>
-      <w:r>
-        <w:rPr>
-          <w:bCs/>
-          <w:b/>
-        </w:rPr>
-        <w:t xml:space="preserve">五列照审稿人原文</w:t>
-      </w:r>
-      <w:r>
-        <w:t xml:space="preserve">，逐篇填。★ 并加</w:t>
-      </w:r>
-      <w:r>
-        <w:rPr>
-          <w:bCs/>
-          <w:b/>
-        </w:rPr>
-        <w:t xml:space="preserve">第六列「与其他篇的共享部分」</w:t>
-      </w:r>
-      <w:r>
-        <w:t xml:space="preserve"> </w:t>
-      </w:r>
-      <w:r>
-        <w:t xml:space="preserve">—— 因为审稿人接着说了："</w:t>
-      </w:r>
-      <w:r>
-        <w:rPr>
-          <w:bCs/>
-          <w:b/>
-        </w:rPr>
-        <w:t xml:space="preserve">不能把四篇论文的相互引用当成四次独立复现</w:t>
-      </w:r>
-      <w:r>
-        <w:t xml:space="preserve">"。</w:t>
-      </w:r>
-    </w:p>
-    <w:p>
-      <w:pPr>
-        <w:numPr>
-          <w:ilvl w:val="0"/>
-          <w:numId w:val="1069"/>
-        </w:numPr>
-        <w:pStyle w:val="Compact"/>
-      </w:pPr>
-      <w:r>
-        <w:rPr>
-          <w:bCs/>
-          <w:b/>
-        </w:rPr>
-        <w:t xml:space="preserve">验收</w:t>
-      </w:r>
-      <w:r>
-        <w:t xml:space="preserve">：</w:t>
-      </w:r>
-    </w:p>
-    <w:p>
-      <w:pPr>
-        <w:numPr>
-          <w:ilvl w:val="1"/>
-          <w:numId w:val="1070"/>
-        </w:numPr>
-        <w:pStyle w:val="Compact"/>
-      </w:pPr>
-      <w:r>
-        <w:t xml:space="preserve">☐ 每篇各有一张表，</w:t>
-      </w:r>
-      <w:r>
-        <w:rPr>
-          <w:bCs/>
-          <w:b/>
-        </w:rPr>
-        <w:t xml:space="preserve">五列齐</w:t>
-      </w:r>
-    </w:p>
-    <w:p>
-      <w:pPr>
-        <w:numPr>
-          <w:ilvl w:val="1"/>
-          <w:numId w:val="1070"/>
-        </w:numPr>
-        <w:pStyle w:val="Compact"/>
-      </w:pPr>
-      <w:r>
-        <w:t xml:space="preserve">☐ 表中</w:t>
-      </w:r>
-      <w:r>
-        <w:rPr>
-          <w:bCs/>
-          <w:b/>
-        </w:rPr>
-        <w:t xml:space="preserve">显式写出</w:t>
-      </w:r>
-      <w:r>
-        <w:t xml:space="preserve">与其他篇的共享（哪些实验/工具/数据是共用的）</w:t>
-      </w:r>
-    </w:p>
-    <w:p>
-      <w:pPr>
-        <w:numPr>
-          <w:ilvl w:val="1"/>
-          <w:numId w:val="1070"/>
-        </w:numPr>
-        <w:pStyle w:val="Compact"/>
-      </w:pPr>
-      <w:r>
-        <w:t xml:space="preserve">☐ "独立复现"列只写真正独立复现过的</w:t>
-      </w:r>
-    </w:p>
-    <w:bookmarkEnd w:id="47"/>
-    <w:bookmarkStart w:id="48" w:name="x-3-待完成项的分区处置跨篇统一体例审稿-七.问题三"/>
-    <w:p>
-      <w:pPr>
-        <w:pStyle w:val="Heading3"/>
-      </w:pPr>
-      <w:r>
-        <w:t xml:space="preserve">★ X-3 · 待完成项的分区处置（跨篇统一体例）【审稿 §七.问题三】</w:t>
-      </w:r>
-    </w:p>
-    <w:p>
-      <w:pPr>
-        <w:numPr>
-          <w:ilvl w:val="0"/>
-          <w:numId w:val="1071"/>
-        </w:numPr>
-        <w:pStyle w:val="Compact"/>
-      </w:pPr>
-      <w:r>
-        <w:t xml:space="preserve">落法：</w:t>
-      </w:r>
-      <w:r>
-        <w:rPr>
-          <w:bCs/>
-          <w:b/>
-        </w:rPr>
-        <w:t xml:space="preserve">C-4</w:t>
-      </w:r>
-      <w:r>
-        <w:t xml:space="preserve">（C 篇）与</w:t>
-      </w:r>
-      <w:r>
-        <w:t xml:space="preserve"> </w:t>
-      </w:r>
-      <w:r>
-        <w:rPr>
-          <w:bCs/>
-          <w:b/>
-        </w:rPr>
-        <w:t xml:space="preserve">D-5</w:t>
-      </w:r>
-      <w:r>
-        <w:t xml:space="preserve">（D 篇）已定义；</w:t>
-      </w:r>
-      <w:r>
-        <w:rPr>
-          <w:bCs/>
-          <w:b/>
-        </w:rPr>
-        <w:t xml:space="preserve">L1 与 A 篇按同一体例补</w:t>
-      </w:r>
-      <w:r>
-        <w:t xml:space="preserve">（把散落的</w:t>
-      </w:r>
-      <w:r>
-        <w:t xml:space="preserve"> </w:t>
-      </w:r>
-      <w:r>
-        <w:rPr>
-          <w:rStyle w:val="VerbatimChar"/>
-        </w:rPr>
-        <w:t xml:space="preserve">【待完成】</w:t>
-      </w:r>
-      <w:r>
-        <w:t xml:space="preserve"> </w:t>
-      </w:r>
-      <w:r>
-        <w:t xml:space="preserve">收进各篇的「§9 未来工作（不属于本文证据）」区块，正文用中性措辞）。</w:t>
-      </w:r>
-    </w:p>
-    <w:p>
-      <w:pPr>
-        <w:numPr>
-          <w:ilvl w:val="0"/>
-          <w:numId w:val="1071"/>
         </w:numPr>
         <w:pStyle w:val="Compact"/>
       </w:pPr>
@@ -9597,7 +9372,7 @@
         <w:pStyle w:val="Heading3"/>
       </w:pPr>
       <w:r>
-        <w:t xml:space="preserve">★★ X-5 · 合订本里有一条</w:t>
+        <w:t xml:space="preserve">X-5 · 合订本里有一条</w:t>
       </w:r>
       <w:r>
         <w:rPr>
@@ -9614,9 +9389,623 @@
       <w:pPr>
         <w:numPr>
           <w:ilvl w:val="0"/>
+          <w:numId w:val="1070"/>
+        </w:numPr>
+        <w:pStyle w:val="Compact"/>
+      </w:pPr>
+      <w:r>
+        <w:rPr>
+          <w:bCs/>
+          <w:b/>
+        </w:rPr>
+        <w:t xml:space="preserve">定位</w:t>
+      </w:r>
+      <w:r>
+        <w:t xml:space="preserve">：合订本</w:t>
+      </w:r>
+      <w:r>
+        <w:t xml:space="preserve"> </w:t>
+      </w:r>
+      <w:r>
+        <w:rPr>
+          <w:rStyle w:val="VerbatimChar"/>
+        </w:rPr>
+        <w:t xml:space="preserve">papers/09_四篇初稿_合订本_2026-10-24.md</w:t>
+      </w:r>
+      <w:r>
+        <w:t xml:space="preserve"> </w:t>
+      </w:r>
+      <w:r>
+        <w:t xml:space="preserve">§2 的</w:t>
+      </w:r>
+      <w:r>
+        <w:t xml:space="preserve"> </w:t>
+      </w:r>
+      <w:r>
+        <w:rPr>
+          <w:bCs/>
+          <w:b/>
+        </w:rPr>
+        <w:t xml:space="preserve">H-TOPO-4c 行</w:t>
+      </w:r>
+      <w:r>
+        <w:t xml:space="preserve">（约 189 行）</w:t>
+      </w:r>
+    </w:p>
+    <w:p>
+      <w:pPr>
+        <w:numPr>
+          <w:ilvl w:val="0"/>
+          <w:numId w:val="1070"/>
+        </w:numPr>
+        <w:pStyle w:val="Compact"/>
+      </w:pPr>
+      <w:r>
+        <w:rPr>
+          <w:bCs/>
+          <w:b/>
+        </w:rPr>
+        <w:t xml:space="preserve">现状（已回源核实）</w:t>
+      </w:r>
+      <w:r>
+        <w:t xml:space="preserve">：合订本 HEAD（</w:t>
+      </w:r>
+      <w:r>
+        <w:rPr>
+          <w:rStyle w:val="VerbatimChar"/>
+        </w:rPr>
+        <w:t xml:space="preserve">faedf37</w:t>
+      </w:r>
+      <w:r>
+        <w:t xml:space="preserve">「合订本 v4」）写着：</w:t>
+      </w:r>
+      <w:r>
+        <w:t xml:space="preserve"> </w:t>
+      </w:r>
+      <w:r>
+        <w:t xml:space="preserve">&gt; " 那个</w:t>
+      </w:r>
+      <w:r>
+        <w:t xml:space="preserve"> </w:t>
+      </w:r>
+      <w:r>
+        <w:rPr>
+          <w:bCs/>
+          <w:b/>
+        </w:rPr>
+        <w:t xml:space="preserve">+2.69σ 的正面格由一个 198 字输出贡献，剔除后该格消失、题级效应 ↓86.6%，该正面读数【脆弱】，不作为效应存在的证据</w:t>
+      </w:r>
+      <w:r>
+        <w:t xml:space="preserve">"</w:t>
+      </w:r>
+      <w:r>
+        <w:t xml:space="preserve"> </w:t>
+      </w:r>
+      <w:r>
+        <w:rPr>
+          <w:bCs/>
+          <w:b/>
+        </w:rPr>
+        <w:t xml:space="preserve">这条归因已经被第二组自己推翻了</w:t>
+      </w:r>
+      <w:r>
+        <w:t xml:space="preserve">，根因是实现细节而非内容退化：</w:t>
+      </w:r>
+      <w:r>
+        <w:t xml:space="preserve"> </w:t>
+      </w:r>
+      <w:r>
+        <w:rPr>
+          <w:rStyle w:val="VerbatimChar"/>
+        </w:rPr>
+        <w:t xml:space="preserve">partial_verdict.py</w:t>
+      </w:r>
+      <w:r>
+        <w:t xml:space="preserve"> </w:t>
+      </w:r>
+      <w:r>
+        <w:t xml:space="preserve">的</w:t>
+      </w:r>
+      <w:r>
+        <w:t xml:space="preserve"> </w:t>
+      </w:r>
+      <w:r>
+        <w:rPr>
+          <w:rStyle w:val="VerbatimChar"/>
+        </w:rPr>
+        <w:t xml:space="preserve">full</w:t>
+      </w:r>
+      <w:r>
+        <w:t xml:space="preserve"> </w:t>
+      </w:r>
+      <w:r>
+        <w:t xml:space="preserve">规则是</w:t>
+      </w:r>
+      <w:r>
+        <w:t xml:space="preserve"> </w:t>
+      </w:r>
+      <w:r>
+        <w:rPr>
+          <w:rStyle w:val="VerbatimChar"/>
+        </w:rPr>
+        <w:t xml:space="preserve">{k: v for k, v in groups.items() if len(v) &gt;= a.runs_per_arm}</w:t>
+      </w:r>
+      <w:r>
+        <w:t xml:space="preserve">（=5）剔掉一个文件，该组只剩 4 份，</w:t>
+      </w:r>
+      <w:r>
+        <w:rPr>
+          <w:bCs/>
+          <w:b/>
+        </w:rPr>
+        <w:t xml:space="preserve">整组被排除</w:t>
+      </w:r>
+      <w:r>
+        <w:t xml:space="preserve">，「该格消失」是</w:t>
+      </w:r>
+      <w:r>
+        <w:rPr>
+          <w:bCs/>
+          <w:b/>
+        </w:rPr>
+        <w:t xml:space="preserve">整组退出的实现副作用</w:t>
+      </w:r>
+      <w:r>
+        <w:t xml:space="preserve">，不是「该单元被剔后重算」。</w:t>
+      </w:r>
+      <w:r>
+        <w:t xml:space="preserve"> </w:t>
+      </w:r>
+      <w:r>
+        <w:rPr>
+          <w:bCs/>
+          <w:b/>
+        </w:rPr>
+        <w:t xml:space="preserve">正确口径（单组降级重算）</w:t>
+      </w:r>
+      <w:r>
+        <w:t xml:space="preserve">：+0.6045(+2.69σ) →</w:t>
+      </w:r>
+      <w:r>
+        <w:t xml:space="preserve"> </w:t>
+      </w:r>
+      <w:r>
+        <w:rPr>
+          <w:bCs/>
+          <w:b/>
+        </w:rPr>
+        <w:t xml:space="preserve">+0.5998(+2.67σ)</w:t>
+      </w:r>
+      <w:r>
+        <w:t xml:space="preserve">，几乎不变，</w:t>
+      </w:r>
+      <w:r>
+        <w:rPr>
+          <w:bCs/>
+          <w:b/>
+        </w:rPr>
+        <w:t xml:space="preserve">该格根本不受那个 198 字输出影响</w:t>
+      </w:r>
+      <w:r>
+        <w:t xml:space="preserve">。</w:t>
+      </w:r>
+      <w:r>
+        <w:t xml:space="preserve"> </w:t>
+      </w:r>
+      <w:r>
+        <w:rPr>
+          <w:bCs/>
+          <w:b/>
+        </w:rPr>
+        <w:t xml:space="preserve">位置基线</w:t>
+      </w:r>
+      <w:r>
+        <w:t xml:space="preserve">：该单元杠杆</w:t>
+      </w:r>
+      <w:r>
+        <w:t xml:space="preserve"> </w:t>
+      </w:r>
+      <w:r>
+        <w:rPr>
+          <w:bCs/>
+          <w:b/>
+        </w:rPr>
+        <w:t xml:space="preserve">0.00475</w:t>
+      </w:r>
+      <w:r>
+        <w:t xml:space="preserve"> </w:t>
+      </w:r>
+      <w:r>
+        <w:t xml:space="preserve">vs 同位置基线</w:t>
+      </w:r>
+      <w:r>
+        <w:t xml:space="preserve"> </w:t>
+      </w:r>
+      <w:r>
+        <w:rPr>
+          <w:bCs/>
+          <w:b/>
+        </w:rPr>
+        <w:t xml:space="preserve">0.04978</w:t>
+      </w:r>
+      <w:r>
+        <w:t xml:space="preserve">，</w:t>
+      </w:r>
+      <w:r>
+        <w:rPr>
+          <w:bCs/>
+          <w:b/>
+        </w:rPr>
+        <w:t xml:space="preserve">0.10×</w:t>
+      </w:r>
+      <w:r>
+        <w:t xml:space="preserve">，</w:t>
+      </w:r>
+      <w:r>
+        <w:rPr>
+          <w:bCs/>
+          <w:b/>
+        </w:rPr>
+        <w:t xml:space="preserve">不属内容依赖</w:t>
+      </w:r>
+      <w:r>
+        <w:t xml:space="preserve">。</w:t>
+      </w:r>
+      <w:r>
+        <w:t xml:space="preserve"> </w:t>
+      </w:r>
+      <w:r>
+        <w:rPr>
+          <w:bCs/>
+          <w:b/>
+        </w:rPr>
+        <w:t xml:space="preserve">合订本 v4 把一条已被撤回的归因写了进去</w:t>
+      </w:r>
+      <w:r>
+        <w:t xml:space="preserve">（</w:t>
+      </w:r>
+      <w:r>
+        <w:rPr>
+          <w:rStyle w:val="VerbatimChar"/>
+        </w:rPr>
+        <w:t xml:space="preserve">faedf37</w:t>
+      </w:r>
+      <w:r>
+        <w:t xml:space="preserve"> </w:t>
+      </w:r>
+      <w:r>
+        <w:t xml:space="preserve">的 commit message 自己写着"4c 正面读数的</w:t>
+      </w:r>
+      <w:r>
+        <w:rPr>
+          <w:bCs/>
+          <w:b/>
+        </w:rPr>
+        <w:t xml:space="preserve">脆弱性限定</w:t>
+      </w:r>
+      <w:r>
+        <w:t xml:space="preserve">"）。</w:t>
+      </w:r>
+    </w:p>
+    <w:p>
+      <w:pPr>
+        <w:numPr>
+          <w:ilvl w:val="0"/>
+          <w:numId w:val="1070"/>
+        </w:numPr>
+        <w:pStyle w:val="Compact"/>
+      </w:pPr>
+      <w:r>
+        <w:rPr>
+          <w:bCs/>
+          <w:b/>
+        </w:rPr>
+        <w:t xml:space="preserve">改法</w:t>
+      </w:r>
+      <w:r>
+        <w:t xml:space="preserve">：</w:t>
+      </w:r>
+    </w:p>
+    <w:p>
+      <w:pPr>
+        <w:numPr>
+          <w:ilvl w:val="0"/>
+          <w:numId w:val="1071"/>
+        </w:numPr>
+        <w:pStyle w:val="Compact"/>
+      </w:pPr>
+      <w:r>
+        <w:rPr>
+          <w:bCs/>
+          <w:b/>
+        </w:rPr>
+        <w:t xml:space="preserve">撤回</w:t>
+      </w:r>
+      <w:r>
+        <w:t xml:space="preserve">那条脆弱性标注，改写为：</w:t>
+      </w:r>
+      <w:r>
+        <w:t xml:space="preserve"> </w:t>
+      </w:r>
+      <w:r>
+        <w:t xml:space="preserve">&gt; 「H-TOPO-4c 出现 1 个</w:t>
+      </w:r>
+      <w:r>
+        <w:t xml:space="preserve"> </w:t>
+      </w:r>
+      <w:r>
+        <w:rPr>
+          <w:bCs/>
+          <w:b/>
+        </w:rPr>
+        <w:t xml:space="preserve">+2.69σ</w:t>
+      </w:r>
+      <w:r>
+        <w:t xml:space="preserve"> </w:t>
+      </w:r>
+      <w:r>
+        <w:t xml:space="preserve">的正向超门槛格；</w:t>
+      </w:r>
+      <w:r>
+        <w:rPr>
+          <w:bCs/>
+          <w:b/>
+        </w:rPr>
+        <w:t xml:space="preserve">该格已通过留一稳健性检查</w:t>
+      </w:r>
+      <w:r>
+        <w:t xml:space="preserve">（单组降级重算后</w:t>
+      </w:r>
+      <w:r>
+        <w:t xml:space="preserve"> </w:t>
+      </w:r>
+      <w:r>
+        <w:rPr>
+          <w:bCs/>
+          <w:b/>
+        </w:rPr>
+        <w:t xml:space="preserve">+2.67σ</w:t>
+      </w:r>
+      <w:r>
+        <w:t xml:space="preserve">；该单元杠杆</w:t>
+      </w:r>
+      <w:r>
+        <w:t xml:space="preserve"> </w:t>
+      </w:r>
+      <w:r>
+        <w:rPr>
+          <w:bCs/>
+          <w:b/>
+        </w:rPr>
+        <w:t xml:space="preserve">0.10× 同位置基线</w:t>
+      </w:r>
+      <w:r>
+        <w:t xml:space="preserve">，</w:t>
+      </w:r>
+      <w:r>
+        <w:rPr>
+          <w:bCs/>
+          <w:b/>
+        </w:rPr>
+        <w:t xml:space="preserve">不属内容依赖</w:t>
+      </w:r>
+      <w:r>
+        <w:t xml:space="preserve">），</w:t>
+      </w:r>
+      <w:r>
+        <w:rPr>
+          <w:bCs/>
+          <w:b/>
+        </w:rPr>
+        <w:t xml:space="preserve">不是脆弱格</w:t>
+      </w:r>
+      <w:r>
+        <w:t xml:space="preserve">；但同对比另一题为</w:t>
+      </w:r>
+      <w:r>
+        <w:t xml:space="preserve"> </w:t>
+      </w:r>
+      <w:r>
+        <w:rPr>
+          <w:bCs/>
+          <w:b/>
+        </w:rPr>
+        <w:t xml:space="preserve">−2.16σ</w:t>
+      </w:r>
+      <w:r>
+        <w:t xml:space="preserve">，</w:t>
+      </w:r>
+      <w:r>
+        <w:rPr>
+          <w:bCs/>
+          <w:b/>
+        </w:rPr>
+        <w:t xml:space="preserve">题级方向相反</w:t>
+      </w:r>
+      <w:r>
+        <w:t xml:space="preserve">，</w:t>
+      </w:r>
+      <w:r>
+        <w:rPr>
+          <w:bCs/>
+          <w:b/>
+        </w:rPr>
+        <w:t xml:space="preserve">三组单因子对比仍均判「不可分辨」</w:t>
+      </w:r>
+      <w:r>
+        <w:t xml:space="preserve">。」</w:t>
+      </w:r>
+    </w:p>
+    <w:p>
+      <w:pPr>
+        <w:numPr>
+          <w:ilvl w:val="0"/>
+          <w:numId w:val="1071"/>
+        </w:numPr>
+        <w:pStyle w:val="Compact"/>
+      </w:pPr>
+      <w:r>
+        <w:rPr>
+          <w:bCs/>
+          <w:b/>
+        </w:rPr>
+        <w:t xml:space="preserve">主判决不受影响</w:t>
+      </w:r>
+      <w:r>
+        <w:t xml:space="preserve">（「三组单因子对比均判不可分辨」因题级方向相反而成立，与本条撤回无关），</w:t>
+      </w:r>
+      <w:r>
+        <w:rPr>
+          <w:bCs/>
+          <w:b/>
+        </w:rPr>
+        <w:t xml:space="preserve">不要借撤回之名动主判决</w:t>
+      </w:r>
+      <w:r>
+        <w:t xml:space="preserve">。</w:t>
+      </w:r>
+    </w:p>
+    <w:p>
+      <w:pPr>
+        <w:numPr>
+          <w:ilvl w:val="0"/>
+          <w:numId w:val="1071"/>
+        </w:numPr>
+        <w:pStyle w:val="Compact"/>
+      </w:pPr>
+      <w:r>
+        <w:rPr>
+          <w:bCs/>
+          <w:b/>
+        </w:rPr>
+        <w:t xml:space="preserve">同时把这条写进合订本 §5「已知缺陷主动披露」</w:t>
+      </w:r>
+      <w:r>
+        <w:t xml:space="preserve">（作为一条自纠记录）—— 这正是本项目"自纠留痕"的既有做法。</w:t>
+      </w:r>
+    </w:p>
+    <w:p>
+      <w:pPr>
+        <w:numPr>
+          <w:ilvl w:val="0"/>
+          <w:numId w:val="1071"/>
+        </w:numPr>
+        <w:pStyle w:val="Compact"/>
+      </w:pPr>
+      <w:r>
+        <w:t xml:space="preserve">顺带：合订本 §1.1 记着「历史对照值</w:t>
+      </w:r>
+      <w:r>
+        <w:t xml:space="preserve"> </w:t>
+      </w:r>
+      <w:r>
+        <w:rPr>
+          <w:rStyle w:val="VerbatimChar"/>
+        </w:rPr>
+        <w:t xml:space="preserve">+0.0483</w:t>
+      </w:r>
+      <w:r>
+        <w:t xml:space="preserve"> </w:t>
+      </w:r>
+      <w:r>
+        <w:t xml:space="preserve">作废重算（4 支口径）」与「法律域 18 题必须重跑」，</w:t>
+      </w:r>
+      <w:r>
+        <w:rPr>
+          <w:bCs/>
+          <w:b/>
+        </w:rPr>
+        <w:t xml:space="preserve">合订本里凡引用 dual 臂读数的地方，都要标出「未按 4 支口径重算」</w:t>
+      </w:r>
+      <w:r>
+        <w:t xml:space="preserve">（与 A-4 同源）。</w:t>
+      </w:r>
+    </w:p>
+    <w:p>
+      <w:pPr>
+        <w:numPr>
+          <w:ilvl w:val="0"/>
           <w:numId w:val="1072"/>
         </w:numPr>
-        <w:pStyle w:val="Compact"/>
+      </w:pPr>
+      <w:r>
+        <w:rPr>
+          <w:bCs/>
+          <w:b/>
+        </w:rPr>
+        <w:t xml:space="preserve">验收</w:t>
+      </w:r>
+      <w:r>
+        <w:t xml:space="preserve">：</w:t>
+      </w:r>
+    </w:p>
+    <w:p>
+      <w:pPr>
+        <w:numPr>
+          <w:ilvl w:val="0"/>
+          <w:numId w:val="1072"/>
+        </w:numPr>
+      </w:pPr>
+      <w:r>
+        <w:t xml:space="preserve">☐ 合订本里「脆弱」「198 字」「↓86.6%」</w:t>
+      </w:r>
+      <w:r>
+        <w:rPr>
+          <w:bCs/>
+          <w:b/>
+        </w:rPr>
+        <w:t xml:space="preserve">这一组表述已撤回</w:t>
+      </w:r>
+    </w:p>
+    <w:p>
+      <w:pPr>
+        <w:numPr>
+          <w:ilvl w:val="0"/>
+          <w:numId w:val="1072"/>
+        </w:numPr>
+      </w:pPr>
+      <w:r>
+        <w:t xml:space="preserve">☐ 出现「+2.67σ」「0.10× 同位置基线」「不属内容依赖」的更正表述</w:t>
+      </w:r>
+    </w:p>
+    <w:p>
+      <w:pPr>
+        <w:numPr>
+          <w:ilvl w:val="0"/>
+          <w:numId w:val="1072"/>
+        </w:numPr>
+      </w:pPr>
+      <w:r>
+        <w:t xml:space="preserve">☐ 「三组单因子对比均判不可分辨」的主判决</w:t>
+      </w:r>
+      <w:r>
+        <w:rPr>
+          <w:bCs/>
+          <w:b/>
+        </w:rPr>
+        <w:t xml:space="preserve">仍在</w:t>
+      </w:r>
+      <w:r>
+        <w:t xml:space="preserve">（未被改动）</w:t>
+      </w:r>
+    </w:p>
+    <w:p>
+      <w:pPr>
+        <w:numPr>
+          <w:ilvl w:val="0"/>
+          <w:numId w:val="1072"/>
+        </w:numPr>
+      </w:pPr>
+      <w:r>
+        <w:t xml:space="preserve">☐ §5「已知缺陷主动披露」新增这一条自纠记录</w:t>
+      </w:r>
+    </w:p>
+    <w:p>
+      <w:pPr>
+        <w:numPr>
+          <w:ilvl w:val="0"/>
+          <w:numId w:val="1072"/>
+        </w:numPr>
       </w:pPr>
       <w:r>
         <w:rPr>
@@ -9641,20 +10030,22 @@
         <w:t xml:space="preserve"> </w:t>
       </w:r>
       <w:r>
-        <w:t xml:space="preserve">§2 的</w:t>
-      </w:r>
-      <w:r>
-        <w:t xml:space="preserve"> </w:t>
-      </w:r>
-      <w:r>
-        <w:rPr>
-          <w:bCs/>
-          <w:b/>
-        </w:rPr>
-        <w:t xml:space="preserve">H-TOPO-4c 行</w:t>
-      </w:r>
-      <w:r>
-        <w:t xml:space="preserve">（约 189 行）</w:t>
+        <w:t xml:space="preserve">§1（跨篇三条限定）/ §2（逐篇初稿：判决与不能支撑什么）/ §5（已知缺陷主动披露）｜总纲</w:t>
+      </w:r>
+      <w:r>
+        <w:t xml:space="preserve"> </w:t>
+      </w:r>
+      <w:r>
+        <w:rPr>
+          <w:rStyle w:val="VerbatimChar"/>
+        </w:rPr>
+        <w:t xml:space="preserve">papers/00_论文簇总纲_交差版.md</w:t>
+      </w:r>
+      <w:r>
+        <w:t xml:space="preserve"> </w:t>
+      </w:r>
+      <w:r>
+        <w:t xml:space="preserve">§2（每篇详细卡）/ §3（今天必须一起讲的一条限定）/ §4（共用写作要求）</w:t>
       </w:r>
     </w:p>
     <w:p>
@@ -9663,323 +10054,179 @@
           <w:ilvl w:val="0"/>
           <w:numId w:val="1072"/>
         </w:numPr>
-        <w:pStyle w:val="Compact"/>
-      </w:pPr>
-      <w:r>
-        <w:rPr>
-          <w:bCs/>
-          <w:b/>
-        </w:rPr>
-        <w:t xml:space="preserve">现状（★ 已回源核实）</w:t>
-      </w:r>
-      <w:r>
-        <w:t xml:space="preserve">：合订本 HEAD（</w:t>
-      </w:r>
-      <w:r>
-        <w:rPr>
-          <w:rStyle w:val="VerbatimChar"/>
-        </w:rPr>
-        <w:t xml:space="preserve">faedf37</w:t>
-      </w:r>
-      <w:r>
-        <w:t xml:space="preserve">「合订本 v4」）写着：</w:t>
-      </w:r>
-      <w:r>
-        <w:t xml:space="preserve"> </w:t>
-      </w:r>
-      <w:r>
-        <w:t xml:space="preserve">&gt; "★ ⚠️ 那个</w:t>
-      </w:r>
-      <w:r>
-        <w:t xml:space="preserve"> </w:t>
-      </w:r>
-      <w:r>
-        <w:rPr>
-          <w:bCs/>
-          <w:b/>
-        </w:rPr>
-        <w:t xml:space="preserve">+2.69σ 的正面格由一个 198 字输出贡献 ⇒ 剔除后该格消失、题级效应 ↓86.6% ⇒ 该正面读数【脆弱】，不作为效应存在的证据</w:t>
-      </w:r>
-      <w:r>
-        <w:t xml:space="preserve">"</w:t>
-      </w:r>
-      <w:r>
-        <w:t xml:space="preserve"> </w:t>
-      </w:r>
-      <w:r>
-        <w:t xml:space="preserve">⇒ ★</w:t>
-      </w:r>
-      <w:r>
-        <w:t xml:space="preserve"> </w:t>
-      </w:r>
-      <w:r>
-        <w:rPr>
-          <w:bCs/>
-          <w:b/>
-        </w:rPr>
-        <w:t xml:space="preserve">这条归因已经被第二组自己推翻了</w:t>
-      </w:r>
-      <w:r>
-        <w:t xml:space="preserve">，根因是实现细节而非内容退化：</w:t>
-      </w:r>
-      <w:r>
-        <w:t xml:space="preserve"> </w:t>
-      </w:r>
-      <w:r>
-        <w:rPr>
-          <w:rStyle w:val="VerbatimChar"/>
-        </w:rPr>
-        <w:t xml:space="preserve">partial_verdict.py</w:t>
-      </w:r>
-      <w:r>
-        <w:t xml:space="preserve"> </w:t>
-      </w:r>
-      <w:r>
-        <w:t xml:space="preserve">的</w:t>
-      </w:r>
-      <w:r>
-        <w:t xml:space="preserve"> </w:t>
-      </w:r>
-      <w:r>
-        <w:rPr>
-          <w:rStyle w:val="VerbatimChar"/>
-        </w:rPr>
-        <w:t xml:space="preserve">full</w:t>
-      </w:r>
-      <w:r>
-        <w:t xml:space="preserve"> </w:t>
-      </w:r>
-      <w:r>
-        <w:t xml:space="preserve">规则是</w:t>
-      </w:r>
-      <w:r>
-        <w:t xml:space="preserve"> </w:t>
-      </w:r>
-      <w:r>
-        <w:rPr>
-          <w:rStyle w:val="VerbatimChar"/>
-        </w:rPr>
-        <w:t xml:space="preserve">{k: v for k, v in groups.items() if len(v) &gt;= a.runs_per_arm}</w:t>
-      </w:r>
-      <w:r>
-        <w:t xml:space="preserve">（=5）</w:t>
-      </w:r>
-      <w:r>
-        <w:t xml:space="preserve"> </w:t>
-      </w:r>
-      <w:r>
-        <w:t xml:space="preserve">⇒ 剔掉一个文件 ⇒ 该组只剩 4 份 ⇒</w:t>
-      </w:r>
-      <w:r>
-        <w:t xml:space="preserve"> </w:t>
-      </w:r>
-      <w:r>
-        <w:rPr>
-          <w:bCs/>
-          <w:b/>
-        </w:rPr>
-        <w:t xml:space="preserve">整组被排除</w:t>
-      </w:r>
-      <w:r>
-        <w:t xml:space="preserve"> </w:t>
-      </w:r>
-      <w:r>
-        <w:t xml:space="preserve">⇒ 「该格消失」是</w:t>
-      </w:r>
-      <w:r>
-        <w:rPr>
-          <w:bCs/>
-          <w:b/>
-        </w:rPr>
-        <w:t xml:space="preserve">整组退出的实现副作用</w:t>
-      </w:r>
-      <w:r>
-        <w:t xml:space="preserve">，不是「该单元被剔后重算」。</w:t>
-      </w:r>
-      <w:r>
-        <w:t xml:space="preserve"> </w:t>
-      </w:r>
-      <w:r>
-        <w:t xml:space="preserve">⇒</w:t>
-      </w:r>
-      <w:r>
-        <w:t xml:space="preserve"> </w:t>
-      </w:r>
-      <w:r>
-        <w:rPr>
-          <w:bCs/>
-          <w:b/>
-        </w:rPr>
-        <w:t xml:space="preserve">正确口径（单组降级重算）</w:t>
-      </w:r>
-      <w:r>
-        <w:t xml:space="preserve">：+0.6045(+2.69σ) →</w:t>
-      </w:r>
-      <w:r>
-        <w:t xml:space="preserve"> </w:t>
-      </w:r>
-      <w:r>
-        <w:rPr>
-          <w:bCs/>
-          <w:b/>
-        </w:rPr>
-        <w:t xml:space="preserve">+0.5998(+2.67σ)</w:t>
-      </w:r>
-      <w:r>
-        <w:t xml:space="preserve"> </w:t>
-      </w:r>
-      <w:r>
-        <w:t xml:space="preserve">⇒ 几乎不变 ⇒</w:t>
-      </w:r>
-      <w:r>
-        <w:t xml:space="preserve"> </w:t>
-      </w:r>
-      <w:r>
-        <w:rPr>
-          <w:bCs/>
-          <w:b/>
-        </w:rPr>
-        <w:t xml:space="preserve">该格根本不受那个 198 字输出影响</w:t>
+      </w:pPr>
+      <w:r>
+        <w:rPr>
+          <w:bCs/>
+          <w:b/>
+        </w:rPr>
+        <w:t xml:space="preserve">改法</w:t>
+      </w:r>
+      <w:r>
+        <w:t xml:space="preserve">：</w:t>
+      </w:r>
+    </w:p>
+    <w:p>
+      <w:pPr>
+        <w:numPr>
+          <w:ilvl w:val="0"/>
+          <w:numId w:val="1073"/>
+        </w:numPr>
+        <w:pStyle w:val="Compact"/>
+      </w:pPr>
+      <w:r>
+        <w:rPr>
+          <w:bCs/>
+          <w:b/>
+        </w:rPr>
+        <w:t xml:space="preserve">合订本 §2 的逐篇判决卡必须按四篇改完后的新措辞重建</w:t>
+      </w:r>
+      <w:r>
+        <w:t xml:space="preserve">（</w:t>
+      </w:r>
+      <w:r>
+        <w:rPr>
+          <w:bCs/>
+          <w:b/>
+        </w:rPr>
+        <w:t xml:space="preserve">不得沿用旧措辞</w:t>
+      </w:r>
+      <w:r>
+        <w:t xml:space="preserve"> </w:t>
+      </w:r>
+      <w:r>
+        <w:t xml:space="preserve">—— 那会把刚修好的强主张又从合订本搬回来）。</w:t>
+      </w:r>
+    </w:p>
+    <w:p>
+      <w:pPr>
+        <w:numPr>
+          <w:ilvl w:val="0"/>
+          <w:numId w:val="1073"/>
+        </w:numPr>
+        <w:pStyle w:val="Compact"/>
+      </w:pPr>
+      <w:r>
+        <w:rPr>
+          <w:bCs/>
+          <w:b/>
+        </w:rPr>
+        <w:t xml:space="preserve">总纲 §2 每篇详细卡</w:t>
+      </w:r>
+      <w:r>
+        <w:t xml:space="preserve">同步。</w:t>
+      </w:r>
+    </w:p>
+    <w:p>
+      <w:pPr>
+        <w:numPr>
+          <w:ilvl w:val="0"/>
+          <w:numId w:val="1073"/>
+        </w:numPr>
+        <w:pStyle w:val="Compact"/>
+      </w:pPr>
+      <w:r>
+        <w:rPr>
+          <w:bCs/>
+          <w:b/>
+        </w:rPr>
+        <w:t xml:space="preserve">总纲 §4 写作要求新增两条</w:t>
+      </w:r>
+      <w:r>
+        <w:t xml:space="preserve">：</w:t>
+      </w:r>
+    </w:p>
+    <w:p>
+      <w:pPr>
+        <w:numPr>
+          <w:ilvl w:val="0"/>
+          <w:numId w:val="1074"/>
+        </w:numPr>
+        <w:pStyle w:val="Compact"/>
+      </w:pPr>
+      <w:r>
+        <w:rPr>
+          <w:bCs/>
+          <w:b/>
+        </w:rPr>
+        <w:t xml:space="preserve">"未检出" ≠ "无效"</w:t>
+      </w:r>
+      <w:r>
+        <w:t xml:space="preserve">：任何"某干预无效"的写法必须先给检出力地板与 MES 声明。</w:t>
+      </w:r>
+    </w:p>
+    <w:p>
+      <w:pPr>
+        <w:numPr>
+          <w:ilvl w:val="0"/>
+          <w:numId w:val="1074"/>
+        </w:numPr>
+        <w:pStyle w:val="Compact"/>
+      </w:pPr>
+      <w:r>
+        <w:rPr>
+          <w:bCs/>
+          <w:b/>
+        </w:rPr>
+        <w:t xml:space="preserve">"证据强度按对象逐个不同"</w:t>
+      </w:r>
+      <w:r>
+        <w:t xml:space="preserve">：一篇里不同结论的证据等级可以不同，</w:t>
+      </w:r>
+      <w:r>
+        <w:rPr>
+          <w:bCs/>
+          <w:b/>
+        </w:rPr>
+        <w:t xml:space="preserve">不许用最强的那个代表全篇</w:t>
       </w:r>
       <w:r>
         <w:t xml:space="preserve">。</w:t>
       </w:r>
-      <w:r>
-        <w:t xml:space="preserve"> </w:t>
-      </w:r>
-      <w:r>
-        <w:t xml:space="preserve">⇒</w:t>
-      </w:r>
-      <w:r>
-        <w:t xml:space="preserve"> </w:t>
-      </w:r>
-      <w:r>
-        <w:rPr>
-          <w:bCs/>
-          <w:b/>
-        </w:rPr>
-        <w:t xml:space="preserve">位置基线</w:t>
-      </w:r>
-      <w:r>
-        <w:t xml:space="preserve">：该单元杠杆</w:t>
-      </w:r>
-      <w:r>
-        <w:t xml:space="preserve"> </w:t>
-      </w:r>
-      <w:r>
-        <w:rPr>
-          <w:bCs/>
-          <w:b/>
-        </w:rPr>
-        <w:t xml:space="preserve">0.00475</w:t>
-      </w:r>
-      <w:r>
-        <w:t xml:space="preserve"> </w:t>
-      </w:r>
-      <w:r>
-        <w:t xml:space="preserve">vs 同位置基线</w:t>
-      </w:r>
-      <w:r>
-        <w:t xml:space="preserve"> </w:t>
-      </w:r>
-      <w:r>
-        <w:rPr>
-          <w:bCs/>
-          <w:b/>
-        </w:rPr>
-        <w:t xml:space="preserve">0.04978</w:t>
-      </w:r>
-      <w:r>
-        <w:t xml:space="preserve"> </w:t>
-      </w:r>
-      <w:r>
-        <w:t xml:space="preserve">⇒</w:t>
-      </w:r>
-      <w:r>
-        <w:t xml:space="preserve"> </w:t>
-      </w:r>
-      <w:r>
-        <w:rPr>
-          <w:bCs/>
-          <w:b/>
-        </w:rPr>
-        <w:t xml:space="preserve">0.10×</w:t>
-      </w:r>
-      <w:r>
-        <w:t xml:space="preserve"> </w:t>
-      </w:r>
-      <w:r>
-        <w:t xml:space="preserve">⇒</w:t>
-      </w:r>
-      <w:r>
-        <w:t xml:space="preserve"> </w:t>
-      </w:r>
-      <w:r>
-        <w:rPr>
-          <w:bCs/>
-          <w:b/>
-        </w:rPr>
-        <w:t xml:space="preserve">不属内容依赖</w:t>
-      </w:r>
-      <w:r>
-        <w:t xml:space="preserve">。</w:t>
-      </w:r>
-      <w:r>
-        <w:t xml:space="preserve"> </w:t>
-      </w:r>
-      <w:r>
-        <w:t xml:space="preserve">⇒ ⇒</w:t>
-      </w:r>
-      <w:r>
-        <w:t xml:space="preserve"> </w:t>
-      </w:r>
-      <w:r>
-        <w:rPr>
-          <w:bCs/>
-          <w:b/>
-        </w:rPr>
-        <w:t xml:space="preserve">合订本 v4 把一条已被撤回的归因写了进去</w:t>
-      </w:r>
-      <w:r>
-        <w:t xml:space="preserve">（</w:t>
-      </w:r>
-      <w:r>
-        <w:rPr>
-          <w:rStyle w:val="VerbatimChar"/>
-        </w:rPr>
-        <w:t xml:space="preserve">faedf37</w:t>
-      </w:r>
-      <w:r>
-        <w:t xml:space="preserve"> </w:t>
-      </w:r>
-      <w:r>
-        <w:t xml:space="preserve">的 commit message 自己写着"4c 正面读数的</w:t>
-      </w:r>
-      <w:r>
-        <w:rPr>
-          <w:bCs/>
-          <w:b/>
-        </w:rPr>
-        <w:t xml:space="preserve">脆弱性限定</w:t>
-      </w:r>
-      <w:r>
-        <w:t xml:space="preserve">"）。</w:t>
-      </w:r>
-    </w:p>
-    <w:p>
-      <w:pPr>
-        <w:numPr>
-          <w:ilvl w:val="0"/>
-          <w:numId w:val="1072"/>
-        </w:numPr>
-        <w:pStyle w:val="Compact"/>
-      </w:pPr>
-      <w:r>
-        <w:rPr>
-          <w:bCs/>
-          <w:b/>
-        </w:rPr>
-        <w:t xml:space="preserve">改法</w:t>
+    </w:p>
+    <w:p>
+      <w:pPr>
+        <w:numPr>
+          <w:ilvl w:val="0"/>
+          <w:numId w:val="1075"/>
+        </w:numPr>
+        <w:pStyle w:val="Compact"/>
+      </w:pPr>
+      <w:r>
+        <w:rPr>
+          <w:bCs/>
+          <w:b/>
+        </w:rPr>
+        <w:t xml:space="preserve">合订本 §1 三条跨篇限定必须原样保留</w:t>
+      </w:r>
+      <w:r>
+        <w:t xml:space="preserve">（型号池分母漂移 / 层1 归因天花板 / 不可分辨≠无效应）—— 它们是本次改稿的</w:t>
+      </w:r>
+      <w:r>
+        <w:rPr>
+          <w:bCs/>
+          <w:b/>
+        </w:rPr>
+        <w:t xml:space="preserve">依据</w:t>
+      </w:r>
+      <w:r>
+        <w:t xml:space="preserve">，不是被改对象。</w:t>
+      </w:r>
+    </w:p>
+    <w:p>
+      <w:pPr>
+        <w:numPr>
+          <w:ilvl w:val="0"/>
+          <w:numId w:val="1076"/>
+        </w:numPr>
+        <w:pStyle w:val="Compact"/>
+      </w:pPr>
+      <w:r>
+        <w:rPr>
+          <w:bCs/>
+          <w:b/>
+        </w:rPr>
+        <w:t xml:space="preserve">验收</w:t>
       </w:r>
       <w:r>
         <w:t xml:space="preserve">：</w:t>
@@ -9988,620 +10235,42 @@
     <w:p>
       <w:pPr>
         <w:numPr>
-          <w:ilvl w:val="1"/>
-          <w:numId w:val="1073"/>
-        </w:numPr>
-        <w:pStyle w:val="Compact"/>
-      </w:pPr>
-      <w:r>
-        <w:rPr>
-          <w:bCs/>
-          <w:b/>
-        </w:rPr>
-        <w:t xml:space="preserve">撤回</w:t>
-      </w:r>
-      <w:r>
-        <w:t xml:space="preserve">那条脆弱性标注，改写为：</w:t>
-      </w:r>
-      <w:r>
-        <w:t xml:space="preserve"> </w:t>
-      </w:r>
-      <w:r>
-        <w:t xml:space="preserve">&gt; 「H-TOPO-4c 出现 1 个</w:t>
-      </w:r>
-      <w:r>
-        <w:t xml:space="preserve"> </w:t>
-      </w:r>
-      <w:r>
-        <w:rPr>
-          <w:bCs/>
-          <w:b/>
-        </w:rPr>
-        <w:t xml:space="preserve">+2.69σ</w:t>
-      </w:r>
-      <w:r>
-        <w:t xml:space="preserve"> </w:t>
-      </w:r>
-      <w:r>
-        <w:t xml:space="preserve">的正向超门槛格；★</w:t>
-      </w:r>
-      <w:r>
-        <w:t xml:space="preserve"> </w:t>
-      </w:r>
-      <w:r>
-        <w:rPr>
-          <w:bCs/>
-          <w:b/>
-        </w:rPr>
-        <w:t xml:space="preserve">该格已通过留一稳健性检查</w:t>
-      </w:r>
-      <w:r>
-        <w:t xml:space="preserve">（单组降级重算后</w:t>
-      </w:r>
-      <w:r>
-        <w:t xml:space="preserve"> </w:t>
-      </w:r>
-      <w:r>
-        <w:rPr>
-          <w:bCs/>
-          <w:b/>
-        </w:rPr>
-        <w:t xml:space="preserve">+2.67σ</w:t>
-      </w:r>
-      <w:r>
-        <w:t xml:space="preserve">；该单元杠杆</w:t>
-      </w:r>
-      <w:r>
-        <w:t xml:space="preserve"> </w:t>
-      </w:r>
-      <w:r>
-        <w:rPr>
-          <w:bCs/>
-          <w:b/>
-        </w:rPr>
-        <w:t xml:space="preserve">0.10× 同位置基线</w:t>
-      </w:r>
-      <w:r>
-        <w:t xml:space="preserve"> </w:t>
-      </w:r>
-      <w:r>
-        <w:t xml:space="preserve">⇒</w:t>
-      </w:r>
-      <w:r>
-        <w:t xml:space="preserve"> </w:t>
-      </w:r>
-      <w:r>
-        <w:rPr>
-          <w:bCs/>
-          <w:b/>
-        </w:rPr>
-        <w:t xml:space="preserve">不属内容依赖</w:t>
-      </w:r>
-      <w:r>
-        <w:t xml:space="preserve">）⇒</w:t>
-      </w:r>
-      <w:r>
-        <w:t xml:space="preserve"> </w:t>
-      </w:r>
-      <w:r>
-        <w:rPr>
-          <w:bCs/>
-          <w:b/>
-        </w:rPr>
-        <w:t xml:space="preserve">不是脆弱格</w:t>
-      </w:r>
-      <w:r>
-        <w:t xml:space="preserve">；但同对比另一题为</w:t>
-      </w:r>
-      <w:r>
-        <w:t xml:space="preserve"> </w:t>
-      </w:r>
-      <w:r>
-        <w:rPr>
-          <w:bCs/>
-          <w:b/>
-        </w:rPr>
-        <w:t xml:space="preserve">−2.16σ</w:t>
-      </w:r>
-      <w:r>
-        <w:t xml:space="preserve"> </w:t>
-      </w:r>
-      <w:r>
-        <w:t xml:space="preserve">⇒</w:t>
-      </w:r>
-      <w:r>
-        <w:t xml:space="preserve"> </w:t>
-      </w:r>
-      <w:r>
-        <w:rPr>
-          <w:bCs/>
-          <w:b/>
-        </w:rPr>
-        <w:t xml:space="preserve">题级方向相反</w:t>
-      </w:r>
-      <w:r>
-        <w:t xml:space="preserve"> </w:t>
-      </w:r>
-      <w:r>
-        <w:t xml:space="preserve">⇒</w:t>
-      </w:r>
-      <w:r>
-        <w:t xml:space="preserve"> </w:t>
-      </w:r>
-      <w:r>
-        <w:rPr>
-          <w:bCs/>
-          <w:b/>
-        </w:rPr>
-        <w:t xml:space="preserve">三组单因子对比仍均判「不可分辨」</w:t>
-      </w:r>
-      <w:r>
-        <w:t xml:space="preserve">。」</w:t>
-      </w:r>
-    </w:p>
-    <w:p>
-      <w:pPr>
-        <w:numPr>
-          <w:ilvl w:val="1"/>
-          <w:numId w:val="1073"/>
-        </w:numPr>
-        <w:pStyle w:val="Compact"/>
-      </w:pPr>
-      <w:r>
-        <w:t xml:space="preserve">★</w:t>
-      </w:r>
-      <w:r>
-        <w:t xml:space="preserve"> </w:t>
-      </w:r>
-      <w:r>
-        <w:rPr>
-          <w:bCs/>
-          <w:b/>
-        </w:rPr>
-        <w:t xml:space="preserve">主判决不受影响</w:t>
-      </w:r>
-      <w:r>
-        <w:t xml:space="preserve">（「三组单因子对比均判不可分辨」因题级方向相反而成立，与本条撤回无关）⇒</w:t>
-      </w:r>
-      <w:r>
-        <w:t xml:space="preserve"> </w:t>
-      </w:r>
-      <w:r>
-        <w:rPr>
-          <w:bCs/>
-          <w:b/>
-        </w:rPr>
-        <w:t xml:space="preserve">不要借撤回之名动主判决</w:t>
-      </w:r>
-      <w:r>
-        <w:t xml:space="preserve">。</w:t>
-      </w:r>
-    </w:p>
-    <w:p>
-      <w:pPr>
-        <w:numPr>
-          <w:ilvl w:val="1"/>
-          <w:numId w:val="1073"/>
-        </w:numPr>
-        <w:pStyle w:val="Compact"/>
-      </w:pPr>
-      <w:r>
-        <w:t xml:space="preserve">★</w:t>
-      </w:r>
-      <w:r>
-        <w:t xml:space="preserve"> </w:t>
-      </w:r>
-      <w:r>
-        <w:rPr>
-          <w:bCs/>
-          <w:b/>
-        </w:rPr>
-        <w:t xml:space="preserve">同时把这条写进合订本 §5「已知缺陷主动披露」</w:t>
-      </w:r>
-      <w:r>
-        <w:t xml:space="preserve">（作为一条自纠记录）—— 这正是本项目"自纠留痕"的既有做法。</w:t>
-      </w:r>
-    </w:p>
-    <w:p>
-      <w:pPr>
-        <w:numPr>
-          <w:ilvl w:val="1"/>
-          <w:numId w:val="1073"/>
-        </w:numPr>
-        <w:pStyle w:val="Compact"/>
-      </w:pPr>
-      <w:r>
-        <w:t xml:space="preserve">顺带：合订本 §1.1 记着「历史对照值</w:t>
-      </w:r>
-      <w:r>
-        <w:t xml:space="preserve"> </w:t>
-      </w:r>
-      <w:r>
-        <w:rPr>
-          <w:rStyle w:val="VerbatimChar"/>
-        </w:rPr>
-        <w:t xml:space="preserve">+0.0483</w:t>
-      </w:r>
-      <w:r>
-        <w:t xml:space="preserve"> </w:t>
-      </w:r>
-      <w:r>
-        <w:t xml:space="preserve">作废重算（4 支口径）」与「法律域 18 题必须重跑」⇒ ★</w:t>
-      </w:r>
-      <w:r>
-        <w:t xml:space="preserve"> </w:t>
-      </w:r>
-      <w:r>
-        <w:rPr>
-          <w:bCs/>
-          <w:b/>
-        </w:rPr>
-        <w:t xml:space="preserve">合订本里凡引用 dual 臂读数的地方，都要标出「未按 4 支口径重算」</w:t>
-      </w:r>
-      <w:r>
-        <w:t xml:space="preserve">（与 A-4 同源）。</w:t>
-      </w:r>
-    </w:p>
-    <w:p>
-      <w:pPr>
-        <w:numPr>
-          <w:ilvl w:val="0"/>
-          <w:numId w:val="1072"/>
-        </w:numPr>
-        <w:pStyle w:val="Compact"/>
-      </w:pPr>
-      <w:r>
-        <w:rPr>
-          <w:bCs/>
-          <w:b/>
-        </w:rPr>
-        <w:t xml:space="preserve">验收</w:t>
-      </w:r>
-      <w:r>
-        <w:t xml:space="preserve">：</w:t>
-      </w:r>
-    </w:p>
-    <w:p>
-      <w:pPr>
-        <w:numPr>
-          <w:ilvl w:val="1"/>
-          <w:numId w:val="1074"/>
-        </w:numPr>
-        <w:pStyle w:val="Compact"/>
-      </w:pPr>
-      <w:r>
-        <w:t xml:space="preserve">☐ 合订本里「脆弱」「198 字」「↓86.6%」</w:t>
-      </w:r>
-      <w:r>
-        <w:rPr>
-          <w:bCs/>
-          <w:b/>
-        </w:rPr>
-        <w:t xml:space="preserve">这一组表述已撤回</w:t>
-      </w:r>
-    </w:p>
-    <w:p>
-      <w:pPr>
-        <w:numPr>
-          <w:ilvl w:val="1"/>
-          <w:numId w:val="1074"/>
-        </w:numPr>
-        <w:pStyle w:val="Compact"/>
-      </w:pPr>
-      <w:r>
-        <w:t xml:space="preserve">☐ 出现「+2.67σ」「0.10× 同位置基线」「不属内容依赖」的更正表述</w:t>
-      </w:r>
-    </w:p>
-    <w:p>
-      <w:pPr>
-        <w:numPr>
-          <w:ilvl w:val="1"/>
-          <w:numId w:val="1074"/>
-        </w:numPr>
-        <w:pStyle w:val="Compact"/>
-      </w:pPr>
-      <w:r>
-        <w:t xml:space="preserve">☐ 「三组单因子对比均判不可分辨」的主判决</w:t>
-      </w:r>
-      <w:r>
-        <w:rPr>
-          <w:bCs/>
-          <w:b/>
-        </w:rPr>
-        <w:t xml:space="preserve">仍在</w:t>
-      </w:r>
-      <w:r>
-        <w:t xml:space="preserve">（未被改动）</w:t>
-      </w:r>
-    </w:p>
-    <w:p>
-      <w:pPr>
-        <w:numPr>
-          <w:ilvl w:val="1"/>
-          <w:numId w:val="1074"/>
-        </w:numPr>
-        <w:pStyle w:val="Compact"/>
-      </w:pPr>
-      <w:r>
-        <w:t xml:space="preserve">☐ §5「已知缺陷主动披露」新增这一条自纠记录</w:t>
-      </w:r>
-    </w:p>
-    <w:p>
-      <w:pPr>
-        <w:numPr>
-          <w:ilvl w:val="0"/>
-          <w:numId w:val="1072"/>
-        </w:numPr>
-        <w:pStyle w:val="Compact"/>
-      </w:pPr>
-      <w:r>
-        <w:rPr>
-          <w:bCs/>
-          <w:b/>
-        </w:rPr>
-        <w:t xml:space="preserve">定位</w:t>
-      </w:r>
-      <w:r>
-        <w:t xml:space="preserve">：合订本</w:t>
-      </w:r>
-      <w:r>
-        <w:t xml:space="preserve"> </w:t>
-      </w:r>
-      <w:r>
-        <w:rPr>
-          <w:rStyle w:val="VerbatimChar"/>
-        </w:rPr>
-        <w:t xml:space="preserve">papers/09_四篇初稿_合订本_2026-10-24.md</w:t>
-      </w:r>
-      <w:r>
-        <w:t xml:space="preserve"> </w:t>
-      </w:r>
-      <w:r>
-        <w:t xml:space="preserve">§1（跨篇三条限定）/ §2（逐篇初稿：判决与不能支撑什么）/ §5（已知缺陷主动披露）｜总纲</w:t>
-      </w:r>
-      <w:r>
-        <w:t xml:space="preserve"> </w:t>
-      </w:r>
-      <w:r>
-        <w:rPr>
-          <w:rStyle w:val="VerbatimChar"/>
-        </w:rPr>
-        <w:t xml:space="preserve">papers/00_论文簇总纲_交差版.md</w:t>
-      </w:r>
-      <w:r>
-        <w:t xml:space="preserve"> </w:t>
-      </w:r>
-      <w:r>
-        <w:t xml:space="preserve">§2（每篇详细卡）/ §3（今天必须一起讲的一条限定）/ §4（共用写作纪律）</w:t>
-      </w:r>
-    </w:p>
-    <w:p>
-      <w:pPr>
-        <w:numPr>
-          <w:ilvl w:val="0"/>
-          <w:numId w:val="1072"/>
-        </w:numPr>
-        <w:pStyle w:val="Compact"/>
-      </w:pPr>
-      <w:r>
-        <w:rPr>
-          <w:bCs/>
-          <w:b/>
-        </w:rPr>
-        <w:t xml:space="preserve">改法</w:t>
-      </w:r>
-      <w:r>
-        <w:t xml:space="preserve">：</w:t>
-      </w:r>
-    </w:p>
-    <w:p>
-      <w:pPr>
-        <w:numPr>
-          <w:ilvl w:val="1"/>
-          <w:numId w:val="1075"/>
-        </w:numPr>
-        <w:pStyle w:val="Compact"/>
-      </w:pPr>
-      <w:r>
-        <w:rPr>
-          <w:bCs/>
-          <w:b/>
-        </w:rPr>
-        <w:t xml:space="preserve">合订本 §2 的逐篇判决卡必须按四篇改完后的新措辞重建</w:t>
-      </w:r>
-      <w:r>
-        <w:t xml:space="preserve">（★</w:t>
-      </w:r>
-      <w:r>
-        <w:t xml:space="preserve"> </w:t>
-      </w:r>
-      <w:r>
-        <w:rPr>
-          <w:bCs/>
-          <w:b/>
-        </w:rPr>
-        <w:t xml:space="preserve">不得沿用旧措辞</w:t>
-      </w:r>
-      <w:r>
-        <w:t xml:space="preserve"> </w:t>
-      </w:r>
-      <w:r>
-        <w:t xml:space="preserve">—— 那会把刚修好的强主张又从合订本搬回来）。</w:t>
-      </w:r>
-    </w:p>
-    <w:p>
-      <w:pPr>
-        <w:numPr>
-          <w:ilvl w:val="1"/>
-          <w:numId w:val="1075"/>
-        </w:numPr>
-        <w:pStyle w:val="Compact"/>
-      </w:pPr>
-      <w:r>
-        <w:rPr>
-          <w:bCs/>
-          <w:b/>
-        </w:rPr>
-        <w:t xml:space="preserve">总纲 §2 每篇详细卡</w:t>
-      </w:r>
-      <w:r>
-        <w:t xml:space="preserve">同步。</w:t>
-      </w:r>
-    </w:p>
-    <w:p>
-      <w:pPr>
-        <w:numPr>
-          <w:ilvl w:val="1"/>
-          <w:numId w:val="1075"/>
-        </w:numPr>
-        <w:pStyle w:val="Compact"/>
-      </w:pPr>
-      <w:r>
-        <w:rPr>
-          <w:bCs/>
-          <w:b/>
-        </w:rPr>
-        <w:t xml:space="preserve">总纲 §4 写作纪律新增两条</w:t>
-      </w:r>
-      <w:r>
-        <w:t xml:space="preserve">：</w:t>
-      </w:r>
-    </w:p>
-    <w:p>
-      <w:pPr>
-        <w:numPr>
-          <w:ilvl w:val="2"/>
+          <w:ilvl w:val="0"/>
           <w:numId w:val="1076"/>
         </w:numPr>
         <w:pStyle w:val="Compact"/>
       </w:pPr>
       <w:r>
-        <w:rPr>
-          <w:bCs/>
-          <w:b/>
-        </w:rPr>
-        <w:t xml:space="preserve">"未检出" ≠ "无效"</w:t>
-      </w:r>
-      <w:r>
-        <w:t xml:space="preserve">：任何"某干预无效"的写法必须先给检出力地板与 MES 声明。</w:t>
-      </w:r>
-    </w:p>
-    <w:p>
-      <w:pPr>
-        <w:numPr>
-          <w:ilvl w:val="2"/>
+        <w:t xml:space="preserve">☐ 合订本与总纲中</w:t>
+      </w:r>
+      <w:r>
+        <w:rPr>
+          <w:bCs/>
+          <w:b/>
+        </w:rPr>
+        <w:t xml:space="preserve">不再有</w:t>
+      </w:r>
+      <w:r>
+        <w:t xml:space="preserve">与单稿冲突的旧措辞</w:t>
+      </w:r>
+    </w:p>
+    <w:p>
+      <w:pPr>
+        <w:numPr>
+          <w:ilvl w:val="0"/>
           <w:numId w:val="1076"/>
         </w:numPr>
         <w:pStyle w:val="Compact"/>
       </w:pPr>
       <w:r>
-        <w:rPr>
-          <w:bCs/>
-          <w:b/>
-        </w:rPr>
-        <w:t xml:space="preserve">"证据强度按对象逐个不同"</w:t>
-      </w:r>
-      <w:r>
-        <w:t xml:space="preserve">：一篇里不同结论的证据等级可以不同，</w:t>
-      </w:r>
-      <w:r>
-        <w:rPr>
-          <w:bCs/>
-          <w:b/>
-        </w:rPr>
-        <w:t xml:space="preserve">不许用最强的那个代表全篇</w:t>
-      </w:r>
-      <w:r>
-        <w:t xml:space="preserve">。</w:t>
-      </w:r>
-    </w:p>
-    <w:p>
-      <w:pPr>
-        <w:numPr>
-          <w:ilvl w:val="1"/>
-          <w:numId w:val="1075"/>
-        </w:numPr>
-        <w:pStyle w:val="Compact"/>
-      </w:pPr>
-      <w:r>
-        <w:rPr>
-          <w:bCs/>
-          <w:b/>
-        </w:rPr>
-        <w:t xml:space="preserve">合订本 §1 三条跨篇限定必须原样保留</w:t>
-      </w:r>
-      <w:r>
-        <w:t xml:space="preserve">（型号池分母漂移 / 层1 归因天花板 / 不可分辨≠无效应）—— 它们是本次改稿的</w:t>
-      </w:r>
-      <w:r>
-        <w:rPr>
-          <w:bCs/>
-          <w:b/>
-        </w:rPr>
-        <w:t xml:space="preserve">依据</w:t>
-      </w:r>
-      <w:r>
-        <w:t xml:space="preserve">，不是被改对象。</w:t>
-      </w:r>
-    </w:p>
-    <w:p>
-      <w:pPr>
-        <w:numPr>
-          <w:ilvl w:val="0"/>
-          <w:numId w:val="1072"/>
-        </w:numPr>
-        <w:pStyle w:val="Compact"/>
-      </w:pPr>
-      <w:r>
-        <w:rPr>
-          <w:bCs/>
-          <w:b/>
-        </w:rPr>
-        <w:t xml:space="preserve">验收</w:t>
-      </w:r>
-      <w:r>
-        <w:t xml:space="preserve">：</w:t>
-      </w:r>
-    </w:p>
-    <w:p>
-      <w:pPr>
-        <w:numPr>
-          <w:ilvl w:val="1"/>
-          <w:numId w:val="1077"/>
-        </w:numPr>
-        <w:pStyle w:val="Compact"/>
-      </w:pPr>
-      <w:r>
-        <w:t xml:space="preserve">☐ 合订本与总纲中</w:t>
-      </w:r>
-      <w:r>
-        <w:rPr>
-          <w:bCs/>
-          <w:b/>
-        </w:rPr>
-        <w:t xml:space="preserve">不再有</w:t>
-      </w:r>
-      <w:r>
-        <w:t xml:space="preserve">与单稿冲突的旧措辞</w:t>
-      </w:r>
-    </w:p>
-    <w:p>
-      <w:pPr>
-        <w:numPr>
-          <w:ilvl w:val="1"/>
-          <w:numId w:val="1077"/>
-        </w:numPr>
-        <w:pStyle w:val="Compact"/>
-      </w:pPr>
-      <w:r>
-        <w:t xml:space="preserve">☐ 总纲 §4 新增两条纪律</w:t>
-      </w:r>
-    </w:p>
-    <w:p>
-      <w:pPr>
-        <w:numPr>
-          <w:ilvl w:val="1"/>
-          <w:numId w:val="1077"/>
+        <w:t xml:space="preserve">☐ 总纲 §4 新增两条要求</w:t>
+      </w:r>
+    </w:p>
+    <w:p>
+      <w:pPr>
+        <w:numPr>
+          <w:ilvl w:val="0"/>
+          <w:numId w:val="1076"/>
         </w:numPr>
         <w:pStyle w:val="Compact"/>
       </w:pPr>
@@ -10640,7 +10309,7 @@
       <w:pPr>
         <w:numPr>
           <w:ilvl w:val="0"/>
-          <w:numId w:val="1078"/>
+          <w:numId w:val="1077"/>
         </w:numPr>
         <w:pStyle w:val="Compact"/>
       </w:pPr>
@@ -10681,7 +10350,7 @@
       <w:pPr>
         <w:numPr>
           <w:ilvl w:val="0"/>
-          <w:numId w:val="1078"/>
+          <w:numId w:val="1077"/>
         </w:numPr>
         <w:pStyle w:val="Compact"/>
       </w:pPr>
@@ -10721,7 +10390,7 @@
       <w:pPr>
         <w:numPr>
           <w:ilvl w:val="0"/>
-          <w:numId w:val="1078"/>
+          <w:numId w:val="1077"/>
         </w:numPr>
         <w:pStyle w:val="Compact"/>
       </w:pPr>
@@ -11115,20 +10784,20 @@
       </w:r>
     </w:p>
     <w:bookmarkEnd w:id="52"/>
-    <w:bookmarkStart w:id="53" w:name="改稿纪律g3-落盘形式"/>
+    <w:bookmarkStart w:id="53" w:name="改稿要求g3-落盘形式"/>
     <w:p>
       <w:pPr>
         <w:pStyle w:val="Heading3"/>
       </w:pPr>
       <w:r>
-        <w:t xml:space="preserve">6.3 改稿纪律（G3 落盘形式）</w:t>
-      </w:r>
-    </w:p>
-    <w:p>
-      <w:pPr>
-        <w:numPr>
-          <w:ilvl w:val="0"/>
-          <w:numId w:val="1079"/>
+        <w:t xml:space="preserve">6.3 改稿要求（G3 落盘形式）</w:t>
+      </w:r>
+    </w:p>
+    <w:p>
+      <w:pPr>
+        <w:numPr>
+          <w:ilvl w:val="0"/>
+          <w:numId w:val="1078"/>
         </w:numPr>
         <w:pStyle w:val="Compact"/>
       </w:pPr>
@@ -11174,14 +10843,14 @@
         <w:t xml:space="preserve"> </w:t>
       </w:r>
       <w:r>
-        <w:t xml:space="preserve">还原（★ 会擦掉未提交工作 —— 本项目已因此丢过改动）。</w:t>
-      </w:r>
-    </w:p>
-    <w:p>
-      <w:pPr>
-        <w:numPr>
-          <w:ilvl w:val="0"/>
-          <w:numId w:val="1079"/>
+        <w:t xml:space="preserve">还原（会擦掉未提交工作 —— 本项目已因此丢过改动）。</w:t>
+      </w:r>
+    </w:p>
+    <w:p>
+      <w:pPr>
+        <w:numPr>
+          <w:ilvl w:val="0"/>
+          <w:numId w:val="1078"/>
         </w:numPr>
         <w:pStyle w:val="Compact"/>
       </w:pPr>
@@ -11245,7 +10914,7 @@
       <w:pPr>
         <w:numPr>
           <w:ilvl w:val="0"/>
-          <w:numId w:val="1079"/>
+          <w:numId w:val="1078"/>
         </w:numPr>
         <w:pStyle w:val="Compact"/>
       </w:pPr>
@@ -11266,10 +10935,7 @@
         <w:t xml:space="preserve">feature/revise-per-external-review-2026-10-24</w:t>
       </w:r>
       <w:r>
-        <w:t xml:space="preserve">，★</w:t>
-      </w:r>
-      <w:r>
-        <w:t xml:space="preserve"> </w:t>
+        <w:t xml:space="preserve">，</w:t>
       </w:r>
       <w:r>
         <w:rPr>
@@ -11299,7 +10965,7 @@
       <w:pPr>
         <w:numPr>
           <w:ilvl w:val="0"/>
-          <w:numId w:val="1079"/>
+          <w:numId w:val="1078"/>
         </w:numPr>
         <w:pStyle w:val="Compact"/>
       </w:pPr>
@@ -11352,7 +11018,7 @@
       <w:pPr>
         <w:numPr>
           <w:ilvl w:val="0"/>
-          <w:numId w:val="1080"/>
+          <w:numId w:val="1079"/>
         </w:numPr>
         <w:pStyle w:val="Compact"/>
       </w:pPr>
@@ -11374,7 +11040,7 @@
       <w:pPr>
         <w:numPr>
           <w:ilvl w:val="0"/>
-          <w:numId w:val="1080"/>
+          <w:numId w:val="1079"/>
         </w:numPr>
         <w:pStyle w:val="Compact"/>
       </w:pPr>
@@ -11396,7 +11062,7 @@
       <w:pPr>
         <w:numPr>
           <w:ilvl w:val="0"/>
-          <w:numId w:val="1080"/>
+          <w:numId w:val="1079"/>
         </w:numPr>
         <w:pStyle w:val="Compact"/>
       </w:pPr>
@@ -11418,7 +11084,7 @@
       <w:pPr>
         <w:numPr>
           <w:ilvl w:val="0"/>
-          <w:numId w:val="1080"/>
+          <w:numId w:val="1079"/>
         </w:numPr>
         <w:pStyle w:val="Compact"/>
       </w:pPr>
@@ -11440,7 +11106,7 @@
       <w:pPr>
         <w:numPr>
           <w:ilvl w:val="0"/>
-          <w:numId w:val="1080"/>
+          <w:numId w:val="1079"/>
         </w:numPr>
         <w:pStyle w:val="Compact"/>
       </w:pPr>
@@ -11462,7 +11128,7 @@
       <w:pPr>
         <w:numPr>
           <w:ilvl w:val="0"/>
-          <w:numId w:val="1080"/>
+          <w:numId w:val="1079"/>
         </w:numPr>
         <w:pStyle w:val="Compact"/>
       </w:pPr>
@@ -11484,12 +11150,6 @@
       <w:pPr>
         <w:pStyle w:val="FirstParagraph"/>
       </w:pPr>
-      <w:r>
-        <w:t xml:space="preserve">★</w:t>
-      </w:r>
-      <w:r>
-        <w:t xml:space="preserve"> </w:t>
-      </w:r>
       <w:r>
         <w:rPr>
           <w:bCs/>
@@ -11628,12 +11288,6 @@
               <w:jc w:val="left"/>
             </w:pPr>
             <w:r>
-              <w:t xml:space="preserve">★</w:t>
-            </w:r>
-            <w:r>
-              <w:t xml:space="preserve"> </w:t>
-            </w:r>
-            <w:r>
               <w:rPr>
                 <w:bCs/>
                 <w:b/>
@@ -11676,12 +11330,6 @@
               <w:pStyle w:val="Compact"/>
               <w:jc w:val="left"/>
             </w:pPr>
-            <w:r>
-              <w:t xml:space="preserve">★</w:t>
-            </w:r>
-            <w:r>
-              <w:t xml:space="preserve"> </w:t>
-            </w:r>
             <w:r>
               <w:rPr>
                 <w:bCs/>
@@ -12210,6 +11858,91 @@
       </w:pPr>
     </w:lvl>
   </w:abstractNum>
+  <w:abstractNum w:abstractNumId="99414">
+    <w:nsid w:val="A99414"/>
+    <w:multiLevelType w:val="multilevel"/>
+    <w:lvl w:ilvl="0">
+      <w:start w:val="4"/>
+      <w:numFmt w:val="decimal"/>
+      <w:lvlText w:val="%1."/>
+      <w:lvlJc w:val="left"/>
+      <w:pPr>
+        <w:ind w:left="720" w:hanging="480"/>
+      </w:pPr>
+    </w:lvl>
+    <w:lvl w:ilvl="1">
+      <w:start w:val="4"/>
+      <w:numFmt w:val="decimal"/>
+      <w:lvlText w:val="%2."/>
+      <w:lvlJc w:val="left"/>
+      <w:pPr>
+        <w:ind w:left="1440" w:hanging="480"/>
+      </w:pPr>
+    </w:lvl>
+    <w:lvl w:ilvl="2">
+      <w:start w:val="4"/>
+      <w:numFmt w:val="decimal"/>
+      <w:lvlText w:val="%3."/>
+      <w:lvlJc w:val="left"/>
+      <w:pPr>
+        <w:ind w:left="2160" w:hanging="480"/>
+      </w:pPr>
+    </w:lvl>
+    <w:lvl w:ilvl="3">
+      <w:start w:val="4"/>
+      <w:numFmt w:val="decimal"/>
+      <w:lvlText w:val="%4."/>
+      <w:lvlJc w:val="left"/>
+      <w:pPr>
+        <w:ind w:left="2880" w:hanging="480"/>
+      </w:pPr>
+    </w:lvl>
+    <w:lvl w:ilvl="4">
+      <w:start w:val="4"/>
+      <w:numFmt w:val="decimal"/>
+      <w:lvlText w:val="%5."/>
+      <w:lvlJc w:val="left"/>
+      <w:pPr>
+        <w:ind w:left="3600" w:hanging="480"/>
+      </w:pPr>
+    </w:lvl>
+    <w:lvl w:ilvl="5">
+      <w:start w:val="4"/>
+      <w:numFmt w:val="decimal"/>
+      <w:lvlText w:val="%6."/>
+      <w:lvlJc w:val="left"/>
+      <w:pPr>
+        <w:ind w:left="4320" w:hanging="480"/>
+      </w:pPr>
+    </w:lvl>
+    <w:lvl w:ilvl="6">
+      <w:start w:val="4"/>
+      <w:numFmt w:val="decimal"/>
+      <w:lvlText w:val="%7."/>
+      <w:lvlJc w:val="left"/>
+      <w:pPr>
+        <w:ind w:left="5040" w:hanging="480"/>
+      </w:pPr>
+    </w:lvl>
+    <w:lvl w:ilvl="7">
+      <w:start w:val="4"/>
+      <w:numFmt w:val="decimal"/>
+      <w:lvlText w:val="%8."/>
+      <w:lvlJc w:val="left"/>
+      <w:pPr>
+        <w:ind w:left="5760" w:hanging="480"/>
+      </w:pPr>
+    </w:lvl>
+    <w:lvl w:ilvl="8">
+      <w:start w:val="4"/>
+      <w:numFmt w:val="decimal"/>
+      <w:lvlText w:val="%9."/>
+      <w:lvlJc w:val="left"/>
+      <w:pPr>
+        <w:ind w:left="6480" w:hanging="480"/>
+      </w:pPr>
+    </w:lvl>
+  </w:abstractNum>
   <w:abstractNum w:abstractNumId="99412">
     <w:nsid w:val="A99412"/>
     <w:multiLevelType w:val="multilevel"/>
@@ -12335,12 +12068,42 @@
     <w:abstractNumId w:val="991"/>
   </w:num>
   <w:num w:numId="1004">
-    <w:abstractNumId w:val="991"/>
+    <w:abstractNumId w:val="99414"/>
+    <w:lvlOverride w:ilvl="0">
+      <w:startOverride w:val="4"/>
+    </w:lvlOverride>
+    <w:lvlOverride w:ilvl="1">
+      <w:startOverride w:val="4"/>
+    </w:lvlOverride>
+    <w:lvlOverride w:ilvl="2">
+      <w:startOverride w:val="4"/>
+    </w:lvlOverride>
+    <w:lvlOverride w:ilvl="3">
+      <w:startOverride w:val="4"/>
+    </w:lvlOverride>
+    <w:lvlOverride w:ilvl="4">
+      <w:startOverride w:val="4"/>
+    </w:lvlOverride>
+    <w:lvlOverride w:ilvl="5">
+      <w:startOverride w:val="4"/>
+    </w:lvlOverride>
+    <w:lvlOverride w:ilvl="6">
+      <w:startOverride w:val="4"/>
+    </w:lvlOverride>
+    <w:lvlOverride w:ilvl="7">
+      <w:startOverride w:val="4"/>
+    </w:lvlOverride>
+    <w:lvlOverride w:ilvl="8">
+      <w:startOverride w:val="4"/>
+    </w:lvlOverride>
   </w:num>
   <w:num w:numId="1005">
     <w:abstractNumId w:val="991"/>
   </w:num>
   <w:num w:numId="1006">
+    <w:abstractNumId w:val="991"/>
+  </w:num>
+  <w:num w:numId="1007">
     <w:abstractNumId w:val="99411"/>
     <w:lvlOverride w:ilvl="0">
       <w:startOverride w:val="1"/>
@@ -12369,159 +12132,183 @@
     <w:lvlOverride w:ilvl="8">
       <w:startOverride w:val="1"/>
     </w:lvlOverride>
-  </w:num>
-  <w:num w:numId="1007">
-    <w:abstractNumId w:val="991"/>
   </w:num>
   <w:num w:numId="1008">
     <w:abstractNumId w:val="991"/>
   </w:num>
   <w:num w:numId="1009">
-    <w:abstractNumId w:val="991"/>
+    <w:abstractNumId w:val="99414"/>
+    <w:lvlOverride w:ilvl="0">
+      <w:startOverride w:val="4"/>
+    </w:lvlOverride>
+    <w:lvlOverride w:ilvl="1">
+      <w:startOverride w:val="4"/>
+    </w:lvlOverride>
+    <w:lvlOverride w:ilvl="2">
+      <w:startOverride w:val="4"/>
+    </w:lvlOverride>
+    <w:lvlOverride w:ilvl="3">
+      <w:startOverride w:val="4"/>
+    </w:lvlOverride>
+    <w:lvlOverride w:ilvl="4">
+      <w:startOverride w:val="4"/>
+    </w:lvlOverride>
+    <w:lvlOverride w:ilvl="5">
+      <w:startOverride w:val="4"/>
+    </w:lvlOverride>
+    <w:lvlOverride w:ilvl="6">
+      <w:startOverride w:val="4"/>
+    </w:lvlOverride>
+    <w:lvlOverride w:ilvl="7">
+      <w:startOverride w:val="4"/>
+    </w:lvlOverride>
+    <w:lvlOverride w:ilvl="8">
+      <w:startOverride w:val="4"/>
+    </w:lvlOverride>
   </w:num>
   <w:num w:numId="1010">
-    <w:abstractNumId w:val="99411"/>
-    <w:lvlOverride w:ilvl="0">
-      <w:startOverride w:val="1"/>
-    </w:lvlOverride>
-    <w:lvlOverride w:ilvl="1">
-      <w:startOverride w:val="1"/>
-    </w:lvlOverride>
-    <w:lvlOverride w:ilvl="2">
-      <w:startOverride w:val="1"/>
-    </w:lvlOverride>
-    <w:lvlOverride w:ilvl="3">
-      <w:startOverride w:val="1"/>
-    </w:lvlOverride>
-    <w:lvlOverride w:ilvl="4">
-      <w:startOverride w:val="1"/>
-    </w:lvlOverride>
-    <w:lvlOverride w:ilvl="5">
-      <w:startOverride w:val="1"/>
-    </w:lvlOverride>
-    <w:lvlOverride w:ilvl="6">
-      <w:startOverride w:val="1"/>
-    </w:lvlOverride>
-    <w:lvlOverride w:ilvl="7">
-      <w:startOverride w:val="1"/>
-    </w:lvlOverride>
-    <w:lvlOverride w:ilvl="8">
-      <w:startOverride w:val="1"/>
-    </w:lvlOverride>
+    <w:abstractNumId w:val="991"/>
   </w:num>
   <w:num w:numId="1011">
     <w:abstractNumId w:val="991"/>
   </w:num>
   <w:num w:numId="1012">
-    <w:abstractNumId w:val="991"/>
+    <w:abstractNumId w:val="99411"/>
+    <w:lvlOverride w:ilvl="0">
+      <w:startOverride w:val="1"/>
+    </w:lvlOverride>
+    <w:lvlOverride w:ilvl="1">
+      <w:startOverride w:val="1"/>
+    </w:lvlOverride>
+    <w:lvlOverride w:ilvl="2">
+      <w:startOverride w:val="1"/>
+    </w:lvlOverride>
+    <w:lvlOverride w:ilvl="3">
+      <w:startOverride w:val="1"/>
+    </w:lvlOverride>
+    <w:lvlOverride w:ilvl="4">
+      <w:startOverride w:val="1"/>
+    </w:lvlOverride>
+    <w:lvlOverride w:ilvl="5">
+      <w:startOverride w:val="1"/>
+    </w:lvlOverride>
+    <w:lvlOverride w:ilvl="6">
+      <w:startOverride w:val="1"/>
+    </w:lvlOverride>
+    <w:lvlOverride w:ilvl="7">
+      <w:startOverride w:val="1"/>
+    </w:lvlOverride>
+    <w:lvlOverride w:ilvl="8">
+      <w:startOverride w:val="1"/>
+    </w:lvlOverride>
   </w:num>
   <w:num w:numId="1013">
-    <w:abstractNumId w:val="99411"/>
-    <w:lvlOverride w:ilvl="0">
-      <w:startOverride w:val="1"/>
-    </w:lvlOverride>
-    <w:lvlOverride w:ilvl="1">
-      <w:startOverride w:val="1"/>
-    </w:lvlOverride>
-    <w:lvlOverride w:ilvl="2">
-      <w:startOverride w:val="1"/>
-    </w:lvlOverride>
-    <w:lvlOverride w:ilvl="3">
-      <w:startOverride w:val="1"/>
-    </w:lvlOverride>
-    <w:lvlOverride w:ilvl="4">
-      <w:startOverride w:val="1"/>
-    </w:lvlOverride>
-    <w:lvlOverride w:ilvl="5">
-      <w:startOverride w:val="1"/>
-    </w:lvlOverride>
-    <w:lvlOverride w:ilvl="6">
-      <w:startOverride w:val="1"/>
-    </w:lvlOverride>
-    <w:lvlOverride w:ilvl="7">
-      <w:startOverride w:val="1"/>
-    </w:lvlOverride>
-    <w:lvlOverride w:ilvl="8">
-      <w:startOverride w:val="1"/>
-    </w:lvlOverride>
+    <w:abstractNumId w:val="991"/>
   </w:num>
   <w:num w:numId="1014">
     <w:abstractNumId w:val="991"/>
   </w:num>
   <w:num w:numId="1015">
-    <w:abstractNumId w:val="991"/>
+    <w:abstractNumId w:val="99411"/>
+    <w:lvlOverride w:ilvl="0">
+      <w:startOverride w:val="1"/>
+    </w:lvlOverride>
+    <w:lvlOverride w:ilvl="1">
+      <w:startOverride w:val="1"/>
+    </w:lvlOverride>
+    <w:lvlOverride w:ilvl="2">
+      <w:startOverride w:val="1"/>
+    </w:lvlOverride>
+    <w:lvlOverride w:ilvl="3">
+      <w:startOverride w:val="1"/>
+    </w:lvlOverride>
+    <w:lvlOverride w:ilvl="4">
+      <w:startOverride w:val="1"/>
+    </w:lvlOverride>
+    <w:lvlOverride w:ilvl="5">
+      <w:startOverride w:val="1"/>
+    </w:lvlOverride>
+    <w:lvlOverride w:ilvl="6">
+      <w:startOverride w:val="1"/>
+    </w:lvlOverride>
+    <w:lvlOverride w:ilvl="7">
+      <w:startOverride w:val="1"/>
+    </w:lvlOverride>
+    <w:lvlOverride w:ilvl="8">
+      <w:startOverride w:val="1"/>
+    </w:lvlOverride>
   </w:num>
   <w:num w:numId="1016">
-    <w:abstractNumId w:val="99411"/>
-    <w:lvlOverride w:ilvl="0">
-      <w:startOverride w:val="1"/>
-    </w:lvlOverride>
-    <w:lvlOverride w:ilvl="1">
-      <w:startOverride w:val="1"/>
-    </w:lvlOverride>
-    <w:lvlOverride w:ilvl="2">
-      <w:startOverride w:val="1"/>
-    </w:lvlOverride>
-    <w:lvlOverride w:ilvl="3">
-      <w:startOverride w:val="1"/>
-    </w:lvlOverride>
-    <w:lvlOverride w:ilvl="4">
-      <w:startOverride w:val="1"/>
-    </w:lvlOverride>
-    <w:lvlOverride w:ilvl="5">
-      <w:startOverride w:val="1"/>
-    </w:lvlOverride>
-    <w:lvlOverride w:ilvl="6">
-      <w:startOverride w:val="1"/>
-    </w:lvlOverride>
-    <w:lvlOverride w:ilvl="7">
-      <w:startOverride w:val="1"/>
-    </w:lvlOverride>
-    <w:lvlOverride w:ilvl="8">
-      <w:startOverride w:val="1"/>
-    </w:lvlOverride>
+    <w:abstractNumId w:val="991"/>
   </w:num>
   <w:num w:numId="1017">
     <w:abstractNumId w:val="991"/>
   </w:num>
   <w:num w:numId="1018">
-    <w:abstractNumId w:val="991"/>
+    <w:abstractNumId w:val="99411"/>
+    <w:lvlOverride w:ilvl="0">
+      <w:startOverride w:val="1"/>
+    </w:lvlOverride>
+    <w:lvlOverride w:ilvl="1">
+      <w:startOverride w:val="1"/>
+    </w:lvlOverride>
+    <w:lvlOverride w:ilvl="2">
+      <w:startOverride w:val="1"/>
+    </w:lvlOverride>
+    <w:lvlOverride w:ilvl="3">
+      <w:startOverride w:val="1"/>
+    </w:lvlOverride>
+    <w:lvlOverride w:ilvl="4">
+      <w:startOverride w:val="1"/>
+    </w:lvlOverride>
+    <w:lvlOverride w:ilvl="5">
+      <w:startOverride w:val="1"/>
+    </w:lvlOverride>
+    <w:lvlOverride w:ilvl="6">
+      <w:startOverride w:val="1"/>
+    </w:lvlOverride>
+    <w:lvlOverride w:ilvl="7">
+      <w:startOverride w:val="1"/>
+    </w:lvlOverride>
+    <w:lvlOverride w:ilvl="8">
+      <w:startOverride w:val="1"/>
+    </w:lvlOverride>
   </w:num>
   <w:num w:numId="1019">
-    <w:abstractNumId w:val="99411"/>
-    <w:lvlOverride w:ilvl="0">
-      <w:startOverride w:val="1"/>
-    </w:lvlOverride>
-    <w:lvlOverride w:ilvl="1">
-      <w:startOverride w:val="1"/>
-    </w:lvlOverride>
-    <w:lvlOverride w:ilvl="2">
-      <w:startOverride w:val="1"/>
-    </w:lvlOverride>
-    <w:lvlOverride w:ilvl="3">
-      <w:startOverride w:val="1"/>
-    </w:lvlOverride>
-    <w:lvlOverride w:ilvl="4">
-      <w:startOverride w:val="1"/>
-    </w:lvlOverride>
-    <w:lvlOverride w:ilvl="5">
-      <w:startOverride w:val="1"/>
-    </w:lvlOverride>
-    <w:lvlOverride w:ilvl="6">
-      <w:startOverride w:val="1"/>
-    </w:lvlOverride>
-    <w:lvlOverride w:ilvl="7">
-      <w:startOverride w:val="1"/>
-    </w:lvlOverride>
-    <w:lvlOverride w:ilvl="8">
-      <w:startOverride w:val="1"/>
-    </w:lvlOverride>
+    <w:abstractNumId w:val="991"/>
   </w:num>
   <w:num w:numId="1020">
     <w:abstractNumId w:val="991"/>
   </w:num>
   <w:num w:numId="1021">
-    <w:abstractNumId w:val="991"/>
+    <w:abstractNumId w:val="99411"/>
+    <w:lvlOverride w:ilvl="0">
+      <w:startOverride w:val="1"/>
+    </w:lvlOverride>
+    <w:lvlOverride w:ilvl="1">
+      <w:startOverride w:val="1"/>
+    </w:lvlOverride>
+    <w:lvlOverride w:ilvl="2">
+      <w:startOverride w:val="1"/>
+    </w:lvlOverride>
+    <w:lvlOverride w:ilvl="3">
+      <w:startOverride w:val="1"/>
+    </w:lvlOverride>
+    <w:lvlOverride w:ilvl="4">
+      <w:startOverride w:val="1"/>
+    </w:lvlOverride>
+    <w:lvlOverride w:ilvl="5">
+      <w:startOverride w:val="1"/>
+    </w:lvlOverride>
+    <w:lvlOverride w:ilvl="6">
+      <w:startOverride w:val="1"/>
+    </w:lvlOverride>
+    <w:lvlOverride w:ilvl="7">
+      <w:startOverride w:val="1"/>
+    </w:lvlOverride>
+    <w:lvlOverride w:ilvl="8">
+      <w:startOverride w:val="1"/>
+    </w:lvlOverride>
   </w:num>
   <w:num w:numId="1022">
     <w:abstractNumId w:val="991"/>
@@ -12668,12 +12455,42 @@
     <w:abstractNumId w:val="991"/>
   </w:num>
   <w:num w:numId="1034">
-    <w:abstractNumId w:val="991"/>
+    <w:abstractNumId w:val="99412"/>
+    <w:lvlOverride w:ilvl="0">
+      <w:startOverride w:val="2"/>
+    </w:lvlOverride>
+    <w:lvlOverride w:ilvl="1">
+      <w:startOverride w:val="2"/>
+    </w:lvlOverride>
+    <w:lvlOverride w:ilvl="2">
+      <w:startOverride w:val="2"/>
+    </w:lvlOverride>
+    <w:lvlOverride w:ilvl="3">
+      <w:startOverride w:val="2"/>
+    </w:lvlOverride>
+    <w:lvlOverride w:ilvl="4">
+      <w:startOverride w:val="2"/>
+    </w:lvlOverride>
+    <w:lvlOverride w:ilvl="5">
+      <w:startOverride w:val="2"/>
+    </w:lvlOverride>
+    <w:lvlOverride w:ilvl="6">
+      <w:startOverride w:val="2"/>
+    </w:lvlOverride>
+    <w:lvlOverride w:ilvl="7">
+      <w:startOverride w:val="2"/>
+    </w:lvlOverride>
+    <w:lvlOverride w:ilvl="8">
+      <w:startOverride w:val="2"/>
+    </w:lvlOverride>
   </w:num>
   <w:num w:numId="1035">
     <w:abstractNumId w:val="991"/>
   </w:num>
   <w:num w:numId="1036">
+    <w:abstractNumId w:val="991"/>
+  </w:num>
+  <w:num w:numId="1037">
     <w:abstractNumId w:val="99411"/>
     <w:lvlOverride w:ilvl="0">
       <w:startOverride w:val="1"/>
@@ -12702,14 +12519,14 @@
     <w:lvlOverride w:ilvl="8">
       <w:startOverride w:val="1"/>
     </w:lvlOverride>
-  </w:num>
-  <w:num w:numId="1037">
-    <w:abstractNumId w:val="991"/>
   </w:num>
   <w:num w:numId="1038">
     <w:abstractNumId w:val="991"/>
   </w:num>
   <w:num w:numId="1039">
+    <w:abstractNumId w:val="991"/>
+  </w:num>
+  <w:num w:numId="1040">
     <w:abstractNumId w:val="99411"/>
     <w:lvlOverride w:ilvl="0">
       <w:startOverride w:val="1"/>
@@ -12738,14 +12555,14 @@
     <w:lvlOverride w:ilvl="8">
       <w:startOverride w:val="1"/>
     </w:lvlOverride>
-  </w:num>
-  <w:num w:numId="1040">
-    <w:abstractNumId w:val="991"/>
   </w:num>
   <w:num w:numId="1041">
     <w:abstractNumId w:val="991"/>
   </w:num>
   <w:num w:numId="1042">
+    <w:abstractNumId w:val="991"/>
+  </w:num>
+  <w:num w:numId="1043">
     <w:abstractNumId w:val="99411"/>
     <w:lvlOverride w:ilvl="0">
       <w:startOverride w:val="1"/>
@@ -12774,14 +12591,14 @@
     <w:lvlOverride w:ilvl="8">
       <w:startOverride w:val="1"/>
     </w:lvlOverride>
-  </w:num>
-  <w:num w:numId="1043">
-    <w:abstractNumId w:val="991"/>
   </w:num>
   <w:num w:numId="1044">
     <w:abstractNumId w:val="991"/>
   </w:num>
   <w:num w:numId="1045">
+    <w:abstractNumId w:val="991"/>
+  </w:num>
+  <w:num w:numId="1046">
     <w:abstractNumId w:val="99411"/>
     <w:lvlOverride w:ilvl="0">
       <w:startOverride w:val="1"/>
@@ -12810,9 +12627,6 @@
     <w:lvlOverride w:ilvl="8">
       <w:startOverride w:val="1"/>
     </w:lvlOverride>
-  </w:num>
-  <w:num w:numId="1046">
-    <w:abstractNumId w:val="991"/>
   </w:num>
   <w:num w:numId="1047">
     <w:abstractNumId w:val="991"/>
@@ -13049,7 +12863,34 @@
     <w:abstractNumId w:val="991"/>
   </w:num>
   <w:num w:numId="1071">
-    <w:abstractNumId w:val="991"/>
+    <w:abstractNumId w:val="99411"/>
+    <w:lvlOverride w:ilvl="0">
+      <w:startOverride w:val="1"/>
+    </w:lvlOverride>
+    <w:lvlOverride w:ilvl="1">
+      <w:startOverride w:val="1"/>
+    </w:lvlOverride>
+    <w:lvlOverride w:ilvl="2">
+      <w:startOverride w:val="1"/>
+    </w:lvlOverride>
+    <w:lvlOverride w:ilvl="3">
+      <w:startOverride w:val="1"/>
+    </w:lvlOverride>
+    <w:lvlOverride w:ilvl="4">
+      <w:startOverride w:val="1"/>
+    </w:lvlOverride>
+    <w:lvlOverride w:ilvl="5">
+      <w:startOverride w:val="1"/>
+    </w:lvlOverride>
+    <w:lvlOverride w:ilvl="6">
+      <w:startOverride w:val="1"/>
+    </w:lvlOverride>
+    <w:lvlOverride w:ilvl="7">
+      <w:startOverride w:val="1"/>
+    </w:lvlOverride>
+    <w:lvlOverride w:ilvl="8">
+      <w:startOverride w:val="1"/>
+    </w:lvlOverride>
   </w:num>
   <w:num w:numId="1072">
     <w:abstractNumId w:val="991"/>
@@ -13088,75 +12929,72 @@
     <w:abstractNumId w:val="991"/>
   </w:num>
   <w:num w:numId="1075">
-    <w:abstractNumId w:val="99411"/>
+    <w:abstractNumId w:val="99414"/>
     <w:lvlOverride w:ilvl="0">
-      <w:startOverride w:val="1"/>
+      <w:startOverride w:val="4"/>
     </w:lvlOverride>
     <w:lvlOverride w:ilvl="1">
-      <w:startOverride w:val="1"/>
+      <w:startOverride w:val="4"/>
     </w:lvlOverride>
     <w:lvlOverride w:ilvl="2">
-      <w:startOverride w:val="1"/>
+      <w:startOverride w:val="4"/>
     </w:lvlOverride>
     <w:lvlOverride w:ilvl="3">
-      <w:startOverride w:val="1"/>
+      <w:startOverride w:val="4"/>
     </w:lvlOverride>
     <w:lvlOverride w:ilvl="4">
-      <w:startOverride w:val="1"/>
+      <w:startOverride w:val="4"/>
     </w:lvlOverride>
     <w:lvlOverride w:ilvl="5">
-      <w:startOverride w:val="1"/>
+      <w:startOverride w:val="4"/>
     </w:lvlOverride>
     <w:lvlOverride w:ilvl="6">
-      <w:startOverride w:val="1"/>
+      <w:startOverride w:val="4"/>
     </w:lvlOverride>
     <w:lvlOverride w:ilvl="7">
-      <w:startOverride w:val="1"/>
+      <w:startOverride w:val="4"/>
     </w:lvlOverride>
     <w:lvlOverride w:ilvl="8">
-      <w:startOverride w:val="1"/>
+      <w:startOverride w:val="4"/>
     </w:lvlOverride>
   </w:num>
   <w:num w:numId="1076">
     <w:abstractNumId w:val="991"/>
   </w:num>
   <w:num w:numId="1077">
+    <w:abstractNumId w:val="99411"/>
+    <w:lvlOverride w:ilvl="0">
+      <w:startOverride w:val="1"/>
+    </w:lvlOverride>
+    <w:lvlOverride w:ilvl="1">
+      <w:startOverride w:val="1"/>
+    </w:lvlOverride>
+    <w:lvlOverride w:ilvl="2">
+      <w:startOverride w:val="1"/>
+    </w:lvlOverride>
+    <w:lvlOverride w:ilvl="3">
+      <w:startOverride w:val="1"/>
+    </w:lvlOverride>
+    <w:lvlOverride w:ilvl="4">
+      <w:startOverride w:val="1"/>
+    </w:lvlOverride>
+    <w:lvlOverride w:ilvl="5">
+      <w:startOverride w:val="1"/>
+    </w:lvlOverride>
+    <w:lvlOverride w:ilvl="6">
+      <w:startOverride w:val="1"/>
+    </w:lvlOverride>
+    <w:lvlOverride w:ilvl="7">
+      <w:startOverride w:val="1"/>
+    </w:lvlOverride>
+    <w:lvlOverride w:ilvl="8">
+      <w:startOverride w:val="1"/>
+    </w:lvlOverride>
+  </w:num>
+  <w:num w:numId="1078">
     <w:abstractNumId w:val="991"/>
   </w:num>
-  <w:num w:numId="1078">
-    <w:abstractNumId w:val="99411"/>
-    <w:lvlOverride w:ilvl="0">
-      <w:startOverride w:val="1"/>
-    </w:lvlOverride>
-    <w:lvlOverride w:ilvl="1">
-      <w:startOverride w:val="1"/>
-    </w:lvlOverride>
-    <w:lvlOverride w:ilvl="2">
-      <w:startOverride w:val="1"/>
-    </w:lvlOverride>
-    <w:lvlOverride w:ilvl="3">
-      <w:startOverride w:val="1"/>
-    </w:lvlOverride>
-    <w:lvlOverride w:ilvl="4">
-      <w:startOverride w:val="1"/>
-    </w:lvlOverride>
-    <w:lvlOverride w:ilvl="5">
-      <w:startOverride w:val="1"/>
-    </w:lvlOverride>
-    <w:lvlOverride w:ilvl="6">
-      <w:startOverride w:val="1"/>
-    </w:lvlOverride>
-    <w:lvlOverride w:ilvl="7">
-      <w:startOverride w:val="1"/>
-    </w:lvlOverride>
-    <w:lvlOverride w:ilvl="8">
-      <w:startOverride w:val="1"/>
-    </w:lvlOverride>
-  </w:num>
   <w:num w:numId="1079">
-    <w:abstractNumId w:val="991"/>
-  </w:num>
-  <w:num w:numId="1080">
     <w:abstractNumId w:val="99411"/>
     <w:lvlOverride w:ilvl="0">
       <w:startOverride w:val="1"/>

--- a/改稿规格_2026-10-24.docx
+++ b/改稿规格_2026-10-24.docx
@@ -346,7 +346,7 @@
               <w:rPr>
                 <w:rStyle w:val="VerbatimChar"/>
               </w:rPr>
-              <w:t xml:space="preserve">📌</w:t>
+              <w:t xml:space="preserve">【待回查】</w:t>
             </w:r>
             <w:r>
               <w:t xml:space="preserve"> </w:t>
@@ -416,7 +416,7 @@
               <w:rPr>
                 <w:rStyle w:val="VerbatimChar"/>
               </w:rPr>
-              <w:t xml:space="preserve">📌</w:t>
+              <w:t xml:space="preserve">【待回查】</w:t>
             </w:r>
             <w:r>
               <w:t xml:space="preserve"> </w:t>
@@ -4190,7 +4190,7 @@
           <w:bCs/>
           <w:b/>
         </w:rPr>
-        <w:t xml:space="preserve">✅</w:t>
+        <w:t xml:space="preserve">【已核】</w:t>
       </w:r>
       <w:r>
         <w:rPr>
@@ -4248,7 +4248,7 @@
           <w:bCs/>
           <w:b/>
         </w:rPr>
-        <w:t xml:space="preserve">📌</w:t>
+        <w:t xml:space="preserve">【待回查】</w:t>
       </w:r>
       <w:r>
         <w:rPr>
@@ -4297,7 +4297,7 @@
         <w:rPr>
           <w:rStyle w:val="VerbatimChar"/>
         </w:rPr>
-        <w:t xml:space="preserve">✅</w:t>
+        <w:t xml:space="preserve">【已核】</w:t>
       </w:r>
       <w:r>
         <w:t xml:space="preserve">=结论与案例已定稿、来自一手文件；</w:t>
@@ -4315,7 +4315,7 @@
         <w:rPr>
           <w:rStyle w:val="VerbatimChar"/>
         </w:rPr>
-        <w:t xml:space="preserve">📌</w:t>
+        <w:t xml:space="preserve">【待回查】</w:t>
       </w:r>
       <w:r>
         <w:t xml:space="preserve">=一手文件在另一沙箱、待回查）。</w:t>
@@ -4568,7 +4568,7 @@
               <w:rPr>
                 <w:rStyle w:val="VerbatimChar"/>
               </w:rPr>
-              <w:t xml:space="preserve">📌</w:t>
+              <w:t xml:space="preserve">【待回查】</w:t>
             </w:r>
           </w:p>
         </w:tc>
@@ -5619,7 +5619,7 @@
         <w:rPr>
           <w:rStyle w:val="VerbatimChar"/>
         </w:rPr>
-        <w:t xml:space="preserve">✅</w:t>
+        <w:t xml:space="preserve">【已核】</w:t>
       </w:r>
       <w:r>
         <w:t xml:space="preserve"> </w:t>
